--- a/downloads/workbook/ai-2-week-17.docx
+++ b/downloads/workbook/ai-2-week-17.docx
@@ -1328,6 +1328,178 @@
         <w:t>Project connection: Investigate unusual recommender features and show evidence-backed repairs instead of removing inconvenient records.</w:t>
       </w:r>
     </w:p>
+    <w:p>
+      <w:pPr>
+        <w:pStyle w:val="Heading1"/>
+      </w:pPr>
+      <w:r>
+        <w:t>19. Project portfolio milestone</w:t>
+      </w:r>
+    </w:p>
+    <w:p>
+      <w:r>
+        <w:t>Project: Transparent Book Recommender</w:t>
+      </w:r>
+    </w:p>
+    <w:p>
+      <w:r>
+        <w:t>Current milestone: Test changed cases. Keep normal, boundary and failure cases; compare expected and observed results.</w:t>
+      </w:r>
+    </w:p>
+    <w:p>
+      <w:r>
+        <w:t>Investigate unusual recommender features and show evidence-backed repairs instead of removing inconvenient records.</w:t>
+      </w:r>
+    </w:p>
+    <w:tbl>
+      <w:tblPr>
+        <w:tblStyle w:val="LightShading-Accent1"/>
+        <w:tblW w:type="auto" w:w="0"/>
+        <w:tblLook w:firstColumn="1" w:firstRow="1" w:lastColumn="0" w:lastRow="0" w:noHBand="0" w:noVBand="1" w:val="04A0"/>
+      </w:tblPr>
+      <w:tblGrid>
+        <w:gridCol w:w="5112"/>
+        <w:gridCol w:w="5112"/>
+      </w:tblGrid>
+      <w:tr>
+        <w:trPr>
+          <w:tblHeader/>
+        </w:trPr>
+        <w:tc>
+          <w:tcPr>
+            <w:tcW w:type="dxa" w:w="5112"/>
+          </w:tcPr>
+          <w:p>
+            <w:r>
+              <w:t>Evidence to keep</w:t>
+            </w:r>
+          </w:p>
+        </w:tc>
+        <w:tc>
+          <w:tcPr>
+            <w:tcW w:type="dxa" w:w="5112"/>
+          </w:tcPr>
+          <w:p>
+            <w:r>
+              <w:t>My record</w:t>
+            </w:r>
+          </w:p>
+        </w:tc>
+      </w:tr>
+      <w:tr>
+        <w:tc>
+          <w:tcPr>
+            <w:tcW w:type="dxa" w:w="5112"/>
+          </w:tcPr>
+          <w:p>
+            <w:r>
+              <w:t>This week’s input and deciding step</w:t>
+            </w:r>
+          </w:p>
+        </w:tc>
+        <w:tc>
+          <w:tcPr>
+            <w:tcW w:type="dxa" w:w="5112"/>
+          </w:tcPr>
+          <w:p>
+            <w:r/>
+          </w:p>
+        </w:tc>
+      </w:tr>
+      <w:tr>
+        <w:tc>
+          <w:tcPr>
+            <w:tcW w:type="dxa" w:w="5112"/>
+          </w:tcPr>
+          <w:p>
+            <w:r>
+              <w:t>Prediction and actual result (or labelled paper trace)</w:t>
+            </w:r>
+          </w:p>
+        </w:tc>
+        <w:tc>
+          <w:tcPr>
+            <w:tcW w:type="dxa" w:w="5112"/>
+          </w:tcPr>
+          <w:p>
+            <w:r/>
+          </w:p>
+        </w:tc>
+      </w:tr>
+      <w:tr>
+        <w:tc>
+          <w:tcPr>
+            <w:tcW w:type="dxa" w:w="5112"/>
+          </w:tcPr>
+          <w:p>
+            <w:r>
+              <w:t>One change since the previous checkpoint and why</w:t>
+            </w:r>
+          </w:p>
+        </w:tc>
+        <w:tc>
+          <w:tcPr>
+            <w:tcW w:type="dxa" w:w="5112"/>
+          </w:tcPr>
+          <w:p>
+            <w:r/>
+          </w:p>
+        </w:tc>
+      </w:tr>
+      <w:tr>
+        <w:tc>
+          <w:tcPr>
+            <w:tcW w:type="dxa" w:w="5112"/>
+          </w:tcPr>
+          <w:p>
+            <w:r>
+              <w:t>One error or limit and the next test</w:t>
+            </w:r>
+          </w:p>
+        </w:tc>
+        <w:tc>
+          <w:tcPr>
+            <w:tcW w:type="dxa" w:w="5112"/>
+          </w:tcPr>
+          <w:p>
+            <w:r/>
+          </w:p>
+        </w:tc>
+      </w:tr>
+    </w:tbl>
+    <w:p>
+      <w:pPr>
+        <w:pStyle w:val="Heading3"/>
+      </w:pPr>
+      <w:r>
+        <w:t>Explain what this week adds to your project. Reuse last week’s record rather than starting again.</w:t>
+      </w:r>
+    </w:p>
+    <w:p>
+      <w:r>
+        <w:t>________________________________________________________________</w:t>
+      </w:r>
+    </w:p>
+    <w:p>
+      <w:r>
+        <w:t>________________________________________________________________</w:t>
+      </w:r>
+    </w:p>
+    <w:p>
+      <w:r>
+        <w:t>________________________________________________________________</w:t>
+      </w:r>
+    </w:p>
+    <w:p>
+      <w:r>
+        <w:t>________________________________________________________________</w:t>
+      </w:r>
+    </w:p>
+    <w:p>
+      <w:r>
+        <w:t>________________________________________________________________</w:t>
+      </w:r>
+    </w:p>
     <w:sectPr>
       <w:pgSz w:w="12240" w:h="15840"/>
       <w:pgMar w:top="936" w:right="1008" w:bottom="936" w:left="1008" w:header="720" w:footer="720" w:gutter="0"/>

--- a/downloads/workbook/ai-2-week-17.docx
+++ b/downloads/workbook/ai-2-week-17.docx
@@ -1500,6 +1500,253 @@
         <w:t>________________________________________________________________</w:t>
       </w:r>
     </w:p>
+    <w:p>
+      <w:pPr>
+        <w:pStyle w:val="Heading1"/>
+      </w:pPr>
+      <w:r>
+        <w:t>20. Supported practice and learning evidence</w:t>
+      </w:r>
+    </w:p>
+    <w:p>
+      <w:r>
+        <w:t>Use this supported practice once, in the browser or on paper. Keep the reserved independent assessment for a separate first attempt before teacher feedback.</w:t>
+      </w:r>
+    </w:p>
+    <w:p>
+      <w:r>
+        <w:t>A fictional library records five book-processing times in minutes.</w:t>
+      </w:r>
+    </w:p>
+    <w:p>
+      <w:pPr>
+        <w:pStyle w:val="Heading3"/>
+      </w:pPr>
+      <w:r>
+        <w:t>Practice 1: explain the deciding evidence</w:t>
+      </w:r>
+    </w:p>
+    <w:p>
+      <w:r>
+        <w:t>Which labelled step matches this detail? Change a value only if evidence supports a correction; preserve the raw record.</w:t>
+      </w:r>
+    </w:p>
+    <w:p>
+      <w:r>
+        <w:t>1. Median</w:t>
+      </w:r>
+    </w:p>
+    <w:p>
+      <w:r>
+        <w:t>2. Investigate 18</w:t>
+      </w:r>
+    </w:p>
+    <w:p>
+      <w:r>
+        <w:t>3. Document repair</w:t>
+      </w:r>
+    </w:p>
+    <w:p>
+      <w:r>
+        <w:t>4. Mean</w:t>
+      </w:r>
+    </w:p>
+    <w:p>
+      <w:pPr>
+        <w:pStyle w:val="Heading3"/>
+      </w:pPr>
+      <w:r>
+        <w:t>My selected conclusion, deciding fact and explanation</w:t>
+      </w:r>
+    </w:p>
+    <w:p>
+      <w:r>
+        <w:t>________________________________________________________________</w:t>
+      </w:r>
+    </w:p>
+    <w:p>
+      <w:r>
+        <w:t>________________________________________________________________</w:t>
+      </w:r>
+    </w:p>
+    <w:p>
+      <w:r>
+        <w:t>________________________________________________________________</w:t>
+      </w:r>
+    </w:p>
+    <w:p>
+      <w:r>
+        <w:t>________________________________________________________________</w:t>
+      </w:r>
+    </w:p>
+    <w:p>
+      <w:r>
+        <w:t>________________________________________________________________</w:t>
+      </w:r>
+    </w:p>
+    <w:p>
+      <w:r>
+        <w:t>Hint if needed: Read the steps in the pictorial case. Match the supplied detail to the stage that performs or records it.</w:t>
+      </w:r>
+    </w:p>
+    <w:p>
+      <w:r>
+        <w:t>After your attempt, compare with the supported explanation: Document repair Change a value only if evidence supports a correction; preserve the raw record. The mean uses every value and is pulled upward by 18. The median identifies the middle recorded time and stays at 3. Neither statistic declares the unusual observation invalid. Deleting it simply because it changes the mean would hide potentially real slow work and change the question being answered.</w:t>
+      </w:r>
+    </w:p>
+    <w:p>
+      <w:pPr>
+        <w:pStyle w:val="Heading3"/>
+      </w:pPr>
+      <w:r>
+        <w:t>Practice 2: explain the deciding evidence</w:t>
+      </w:r>
+    </w:p>
+    <w:p>
+      <w:r>
+        <w:t>Changed-case practice: An authorised log confirms 18 was a transcription error for 3. Which conclusion is supported by the supplied facts?</w:t>
+      </w:r>
+    </w:p>
+    <w:p>
+      <w:r>
+        <w:t>1. Corrected mean is 3 minutes and median is 3.</w:t>
+      </w:r>
+    </w:p>
+    <w:p>
+      <w:r>
+        <w:t>2. We can decide the result without examining the changed input or the procedure.</w:t>
+      </w:r>
+    </w:p>
+    <w:p>
+      <w:r>
+        <w:t>3. This one example guarantees correct results for every future input.</w:t>
+      </w:r>
+    </w:p>
+    <w:p>
+      <w:pPr>
+        <w:pStyle w:val="Heading3"/>
+      </w:pPr>
+      <w:r>
+        <w:t>My selected conclusion, deciding fact and explanation</w:t>
+      </w:r>
+    </w:p>
+    <w:p>
+      <w:r>
+        <w:t>________________________________________________________________</w:t>
+      </w:r>
+    </w:p>
+    <w:p>
+      <w:r>
+        <w:t>________________________________________________________________</w:t>
+      </w:r>
+    </w:p>
+    <w:p>
+      <w:r>
+        <w:t>________________________________________________________________</w:t>
+      </w:r>
+    </w:p>
+    <w:p>
+      <w:r>
+        <w:t>________________________________________________________________</w:t>
+      </w:r>
+    </w:p>
+    <w:p>
+      <w:r>
+        <w:t>________________________________________________________________</w:t>
+      </w:r>
+    </w:p>
+    <w:p>
+      <w:r>
+        <w:t>Hint if needed: Use the changed condition and the deciding step in the pictorial trace. The answer must say what follows from those facts.</w:t>
+      </w:r>
+    </w:p>
+    <w:p>
+      <w:r>
+        <w:t>After your attempt, compare with the supported explanation: Corrected mean is 3 minutes and median is 3. Values become 2,3,3,4,3 with sum 15; sorted middle remains 3.</w:t>
+      </w:r>
+    </w:p>
+    <w:p>
+      <w:pPr>
+        <w:pStyle w:val="Heading3"/>
+      </w:pPr>
+      <w:r>
+        <w:t>Repair a missing building block</w:t>
+      </w:r>
+    </w:p>
+    <w:p>
+      <w:r>
+        <w:t>Review Overfitting Intuition (ai-2/16). Goal: Compare training and validation evidence for model capacity. Short practice: Does zero training error justify choosing Complex in the original record?. Return to this week and explain what you changed.</w:t>
+      </w:r>
+    </w:p>
+    <w:p>
+      <w:r>
+        <w:t>Review Decision Trees (ai-2/14). Goal: Fit a root question and leaf predictions from training examples. Short practice: Why does changing colour alone not change this tree’s prediction?. Return to this week and explain what you changed.</w:t>
+      </w:r>
+    </w:p>
+    <w:p>
+      <w:r>
+        <w:t>Review Training and Testing (ai-2/11). Goal: Choose a split unit that matches the intended prediction claim. Short practice: How many distinct books are in each repaired role, and why report that as well as scan counts?. Return to this week and explain what you changed.</w:t>
+      </w:r>
+    </w:p>
+    <w:p>
+      <w:pPr>
+        <w:pStyle w:val="Heading3"/>
+      </w:pPr>
+      <w:r>
+        <w:t>Predict, run and debug</w:t>
+      </w:r>
+    </w:p>
+    <w:p>
+      <w:r>
+        <w:t>The browser lab lets you edit the supported Python examples already included in this lesson. Predict first, run, inspect the actual output or error, change one input, then run again. Keep code, predictions, actual results and a reasoned revision together. On paper, label your result as a trace rather than an execution.</w:t>
+      </w:r>
+    </w:p>
+    <w:p>
+      <w:pPr>
+        <w:pStyle w:val="Heading3"/>
+      </w:pPr>
+      <w:r>
+        <w:t>Keep your completed work</w:t>
+      </w:r>
+    </w:p>
+    <w:p>
+      <w:r>
+        <w:t>Use Download completed work in the hosted lesson to export your answers, reflections, practice feedback and code-run evidence. Open the HTML copy to read or print it. Drafts stay in this browser when storage is available; clear drafts on a shared device.</w:t>
+      </w:r>
+    </w:p>
+    <w:p>
+      <w:pPr>
+        <w:pStyle w:val="Heading3"/>
+      </w:pPr>
+      <w:r>
+        <w:t>What I repaired, the evidence I kept and the next test</w:t>
+      </w:r>
+    </w:p>
+    <w:p>
+      <w:r>
+        <w:t>________________________________________________________________</w:t>
+      </w:r>
+    </w:p>
+    <w:p>
+      <w:r>
+        <w:t>________________________________________________________________</w:t>
+      </w:r>
+    </w:p>
+    <w:p>
+      <w:r>
+        <w:t>________________________________________________________________</w:t>
+      </w:r>
+    </w:p>
+    <w:p>
+      <w:r>
+        <w:t>________________________________________________________________</w:t>
+      </w:r>
+    </w:p>
+    <w:p>
+      <w:r>
+        <w:t>________________________________________________________________</w:t>
+      </w:r>
+    </w:p>
     <w:sectPr>
       <w:pgSz w:w="12240" w:h="15840"/>
       <w:pgMar w:top="936" w:right="1008" w:bottom="936" w:left="1008" w:header="720" w:footer="720" w:gutter="0"/>

--- a/downloads/workbook/ai-2-week-17.docx
+++ b/downloads/workbook/ai-2-week-17.docx
@@ -30,6 +30,17 @@
     </w:p>
     <w:p>
       <w:r>
+        <w:t>Record your starting explanation for Noise and Outliers before opening notes. Show any later correction separately.</w:t>
+      </w:r>
+    </w:p>
+    <w:p>
+      <w:pPr>
+        <w:spacing w:line="336" w:lineRule="auto" w:after="180"/>
+      </w:pPr>
+      <w:r>
+        <w:rPr>
+          <w:b w:val="0"/>
+        </w:rPr>
         <w:t>Try the recall before opening notes. Then use a different colour or a labelled second line to correct your explanation.</w:t>
       </w:r>
     </w:p>
@@ -42,8 +53,26 @@
       </w:r>
     </w:p>
     <w:p>
-      <w:r>
-        <w:t>Without opening the old lesson, explain one key idea from Overfitting Intuition. Give an example and a mistake that the idea helps you avoid.</w:t>
+      <w:pPr>
+        <w:spacing w:line="336" w:lineRule="auto" w:after="180"/>
+      </w:pPr>
+      <w:r>
+        <w:rPr>
+          <w:b w:val="0"/>
+        </w:rPr>
+        <w:t>Without opening the old lesson, explain one key idea from Over</w:t>
+      </w:r>
+      <w:r>
+        <w:rPr>
+          <w:b/>
+        </w:rPr>
+        <w:t>fitting</w:t>
+      </w:r>
+      <w:r>
+        <w:rPr>
+          <w:b w:val="0"/>
+        </w:rPr>
+        <w:t xml:space="preserve"> Intuition. Give an example and a mistake that the idea helps you avoid.</w:t>
       </w:r>
     </w:p>
     <w:p>
@@ -78,7 +107,13 @@
       </w:r>
     </w:p>
     <w:p>
-      <w:r>
+      <w:pPr>
+        <w:spacing w:line="336" w:lineRule="auto" w:after="180"/>
+      </w:pPr>
+      <w:r>
+        <w:rPr>
+          <w:b w:val="0"/>
+        </w:rPr>
         <w:t>Without opening the old lesson, explain one key idea from Decision Trees. Give an example and a mistake that the idea helps you avoid.</w:t>
       </w:r>
     </w:p>
@@ -114,8 +149,26 @@
       </w:r>
     </w:p>
     <w:p>
-      <w:r>
-        <w:t>Without opening the old lesson, explain one key idea from Training and Testing. Give an example and a mistake that the idea helps you avoid.</w:t>
+      <w:pPr>
+        <w:spacing w:line="336" w:lineRule="auto" w:after="180"/>
+      </w:pPr>
+      <w:r>
+        <w:rPr>
+          <w:b w:val="0"/>
+        </w:rPr>
+        <w:t xml:space="preserve">Without opening the old lesson, explain one key idea from </w:t>
+      </w:r>
+      <w:r>
+        <w:rPr>
+          <w:b/>
+        </w:rPr>
+        <w:t>Training</w:t>
+      </w:r>
+      <w:r>
+        <w:rPr>
+          <w:b w:val="0"/>
+        </w:rPr>
+        <w:t xml:space="preserve"> and Testing. Give an example and a mistake that the idea helps you avoid.</w:t>
       </w:r>
     </w:p>
     <w:p>
@@ -151,7 +204,66 @@
     </w:p>
     <w:p>
       <w:r>
-        <w:t>Use W2: Compute two medians for Mean median and unusual values. Record the answer once; the lesson and workbook refer to the same attempt.</w:t>
+        <w:t>Complete the supported Noise and Outliers trace and record the first step you can explain without help.</w:t>
+      </w:r>
+    </w:p>
+    <w:p>
+      <w:pPr>
+        <w:spacing w:line="336" w:lineRule="auto" w:after="180"/>
+      </w:pPr>
+      <w:r>
+        <w:rPr>
+          <w:b w:val="0"/>
+        </w:rPr>
+        <w:t xml:space="preserve">Use W2: Compute two </w:t>
+      </w:r>
+      <w:r>
+        <w:rPr>
+          <w:b/>
+        </w:rPr>
+        <w:t>median</w:t>
+      </w:r>
+      <w:r>
+        <w:rPr>
+          <w:b w:val="0"/>
+        </w:rPr>
+        <w:t xml:space="preserve">s for </w:t>
+      </w:r>
+      <w:r>
+        <w:rPr>
+          <w:b/>
+        </w:rPr>
+        <w:t>Mean</w:t>
+      </w:r>
+      <w:r>
+        <w:rPr>
+          <w:b w:val="0"/>
+        </w:rPr>
+        <w:t xml:space="preserve"> </w:t>
+      </w:r>
+      <w:r>
+        <w:rPr>
+          <w:b/>
+        </w:rPr>
+        <w:t>median</w:t>
+      </w:r>
+      <w:r>
+        <w:rPr>
+          <w:b w:val="0"/>
+        </w:rPr>
+        <w:t xml:space="preserve"> and </w:t>
+      </w:r>
+      <w:r>
+        <w:rPr>
+          <w:b/>
+        </w:rPr>
+        <w:t>unusual value</w:t>
+      </w:r>
+      <w:r>
+        <w:rPr>
+          <w:b w:val="0"/>
+        </w:rPr>
+        <w:t>s. Record the answer once; the lesson and workbook refer to the same attempt.</w:t>
       </w:r>
     </w:p>
     <w:tbl>
@@ -279,7 +391,65 @@
     </w:p>
     <w:p>
       <w:r>
-        <w:t>Use the worked case for Mean median and unusual values. Proposed explanation: “A successful run proves the conclusion”. Decide whether this explanation is supported. Point to the step or supplied fact that decides; explain your repair if needed.</w:t>
+        <w:t>Check the proposed Noise and Outliers explanation against the supplied facts before discussing it.</w:t>
+      </w:r>
+    </w:p>
+    <w:p>
+      <w:pPr>
+        <w:spacing w:line="336" w:lineRule="auto" w:after="180"/>
+      </w:pPr>
+      <w:r>
+        <w:rPr>
+          <w:b w:val="0"/>
+        </w:rPr>
+        <w:t xml:space="preserve">Use the worked case for </w:t>
+      </w:r>
+      <w:r>
+        <w:rPr>
+          <w:b/>
+        </w:rPr>
+        <w:t>Mean</w:t>
+      </w:r>
+      <w:r>
+        <w:rPr>
+          <w:b w:val="0"/>
+        </w:rPr>
+        <w:t xml:space="preserve"> </w:t>
+      </w:r>
+      <w:r>
+        <w:rPr>
+          <w:b/>
+        </w:rPr>
+        <w:t>median</w:t>
+      </w:r>
+      <w:r>
+        <w:rPr>
+          <w:b w:val="0"/>
+        </w:rPr>
+        <w:t xml:space="preserve"> and </w:t>
+      </w:r>
+      <w:r>
+        <w:rPr>
+          <w:b/>
+        </w:rPr>
+        <w:t>unusual value</w:t>
+      </w:r>
+      <w:r>
+        <w:rPr>
+          <w:b w:val="0"/>
+        </w:rPr>
+        <w:t>s. Proposed explanation: “A successful run proves the conclusion”. Decide whether this explanation is supported.</w:t>
+      </w:r>
+    </w:p>
+    <w:p>
+      <w:pPr>
+        <w:spacing w:line="336" w:lineRule="auto" w:after="180"/>
+      </w:pPr>
+      <w:r>
+        <w:rPr>
+          <w:b w:val="0"/>
+        </w:rPr>
+        <w:t>Point to the step or supplied fact that decides; explain your repair if needed.</w:t>
       </w:r>
     </w:p>
     <w:p>
@@ -319,6 +489,11 @@
       </w:r>
     </w:p>
     <w:p>
+      <w:r>
+        <w:t>Write one first attempt at the reserved independent case before feedback. Repeated copies of that case refer to the same recorded attempt.</w:t>
+      </w:r>
+    </w:p>
+    <w:p>
       <w:pPr>
         <w:pStyle w:val="Heading3"/>
       </w:pPr>
@@ -327,8 +502,38 @@
       </w:r>
     </w:p>
     <w:p>
-      <w:r>
-        <w:t>For 1, 2, 2, 3 and 12, calculate mean and median. Then replace 12 with 2 and recalculate. Explain the change.</w:t>
+      <w:pPr>
+        <w:spacing w:line="336" w:lineRule="auto" w:after="180"/>
+      </w:pPr>
+      <w:r>
+        <w:rPr>
+          <w:b w:val="0"/>
+        </w:rPr>
+        <w:t xml:space="preserve">For 1, 2, 2, 3 and 12, calculate </w:t>
+      </w:r>
+      <w:r>
+        <w:rPr>
+          <w:b/>
+        </w:rPr>
+        <w:t>mean</w:t>
+      </w:r>
+      <w:r>
+        <w:rPr>
+          <w:b w:val="0"/>
+        </w:rPr>
+        <w:t xml:space="preserve"> and </w:t>
+      </w:r>
+      <w:r>
+        <w:rPr>
+          <w:b/>
+        </w:rPr>
+        <w:t>median</w:t>
+      </w:r>
+      <w:r>
+        <w:rPr>
+          <w:b w:val="0"/>
+        </w:rPr>
+        <w:t>. Then replace 12 with 2 and recalculate. Explain the change.</w:t>
       </w:r>
     </w:p>
     <w:p>
@@ -375,7 +580,13 @@
       </w:r>
     </w:p>
     <w:p>
-      <w:r>
+      <w:pPr>
+        <w:spacing w:line="336" w:lineRule="auto" w:after="180"/>
+      </w:pPr>
+      <w:r>
+        <w:rPr>
+          <w:b w:val="0"/>
+        </w:rPr>
         <w:t>Attempt this case before feedback. Record any help. Earlier examples below are further practice; a case already practised with feedback cannot establish fresh transfer.</w:t>
       </w:r>
     </w:p>
@@ -389,6 +600,17 @@
     </w:p>
     <w:p>
       <w:r>
+        <w:t>Connect the Noise and Outliers target to a trace and a justified conclusion.</w:t>
+      </w:r>
+    </w:p>
+    <w:p>
+      <w:pPr>
+        <w:spacing w:line="336" w:lineRule="auto" w:after="180"/>
+      </w:pPr>
+      <w:r>
+        <w:rPr>
+          <w:b w:val="0"/>
+        </w:rPr>
         <w:t>Page counts are 72,80,96,960. The last book may be an anthology. Should a cleaning script delete it automatically? Give a defensible investigation and document the outcome.</w:t>
       </w:r>
     </w:p>
@@ -402,17 +624,47 @@
     </w:p>
     <w:p>
       <w:r>
+        <w:t>Solve the supplied Noise and Outliers case and show the deciding evidence.</w:t>
+      </w:r>
+    </w:p>
+    <w:p>
+      <w:pPr>
+        <w:spacing w:line="336" w:lineRule="auto" w:after="180"/>
+      </w:pPr>
+      <w:r>
+        <w:rPr>
+          <w:b w:val="0"/>
+        </w:rPr>
         <w:t>Recorded lengths are 90,95,100,105,900 pages.</w:t>
       </w:r>
     </w:p>
     <w:p>
-      <w:r>
+      <w:pPr>
+        <w:spacing w:line="336" w:lineRule="auto" w:after="180"/>
+        <w:shd w:fill="F5F1FB"/>
+      </w:pPr>
+      <w:r>
+        <w:rPr>
+          <w:b w:val="0"/>
+        </w:rPr>
         <w:t>Is 900 automatically wrong?</w:t>
       </w:r>
     </w:p>
     <w:p>
-      <w:r>
-        <w:t>Show your trace, calculation or evidence</w:t>
+      <w:pPr>
+        <w:spacing w:line="336" w:lineRule="auto" w:after="180"/>
+      </w:pPr>
+      <w:r>
+        <w:rPr>
+          <w:b w:val="0"/>
+        </w:rPr>
+        <w:t xml:space="preserve">Show your trace, calculation or </w:t>
+      </w:r>
+      <w:r>
+        <w:rPr>
+          <w:b/>
+        </w:rPr>
+        <w:t>evidence</w:t>
       </w:r>
     </w:p>
     <w:p>
@@ -458,11 +710,40 @@
     </w:p>
     <w:p>
       <w:r>
-        <w:t>Page counts are 40, 42, 43 and 900. Should 900 be deleted immediately? Give two explanations to investigate.</w:t>
-      </w:r>
-    </w:p>
-    <w:p>
-      <w:r>
+        <w:t>Apply the procedure to the changed case and record why the conclusion follows.</w:t>
+      </w:r>
+    </w:p>
+    <w:p>
+      <w:pPr>
+        <w:spacing w:line="336" w:lineRule="auto" w:after="180"/>
+      </w:pPr>
+      <w:r>
+        <w:rPr>
+          <w:b w:val="0"/>
+        </w:rPr>
+        <w:t xml:space="preserve">Page counts are 40, 42, 43 and 900. Should 900 be deleted immediately? Give two explanations to </w:t>
+      </w:r>
+      <w:r>
+        <w:rPr>
+          <w:b/>
+        </w:rPr>
+        <w:t>investigate</w:t>
+      </w:r>
+      <w:r>
+        <w:rPr>
+          <w:b w:val="0"/>
+        </w:rPr>
+        <w:t>.</w:t>
+      </w:r>
+    </w:p>
+    <w:p>
+      <w:pPr>
+        <w:spacing w:line="336" w:lineRule="auto" w:after="180"/>
+      </w:pPr>
+      <w:r>
+        <w:rPr>
+          <w:b w:val="0"/>
+        </w:rPr>
         <w:t>My independent answer and reason</w:t>
       </w:r>
     </w:p>
@@ -517,7 +798,30 @@
     </w:p>
     <w:p>
       <w:r>
-        <w:t>Create a changed input, boundary case or missing-information case. Write the expected answer or safe response before testing.</w:t>
+        <w:t>Specify a changed input, expected result and observation separately.</w:t>
+      </w:r>
+    </w:p>
+    <w:p>
+      <w:pPr>
+        <w:spacing w:line="336" w:lineRule="auto" w:after="180"/>
+      </w:pPr>
+      <w:r>
+        <w:rPr>
+          <w:b w:val="0"/>
+        </w:rPr>
+        <w:t xml:space="preserve">Create a changed </w:t>
+      </w:r>
+      <w:r>
+        <w:rPr>
+          <w:b/>
+        </w:rPr>
+        <w:t>input</w:t>
+      </w:r>
+      <w:r>
+        <w:rPr>
+          <w:b w:val="0"/>
+        </w:rPr>
+        <w:t>, boundary case or missing-information case. Write the expected answer or safe response before testing.</w:t>
       </w:r>
     </w:p>
     <w:tbl>
@@ -646,12 +950,41 @@
     </w:p>
     <w:p>
       <w:r>
+        <w:t>Justify what Noise and Outliers adds to Transparent Book Recommender and keep the evidence.</w:t>
+      </w:r>
+    </w:p>
+    <w:p>
+      <w:pPr>
+        <w:spacing w:line="336" w:lineRule="auto" w:after="180"/>
+      </w:pPr>
+      <w:r>
+        <w:rPr>
+          <w:b w:val="0"/>
+        </w:rPr>
         <w:t>Keep legitimate unusual books so the recommender can serve unusual readers.</w:t>
       </w:r>
     </w:p>
     <w:p>
-      <w:r>
-        <w:t>The project change and evidence I will keep</w:t>
+      <w:pPr>
+        <w:spacing w:line="336" w:lineRule="auto" w:after="180"/>
+      </w:pPr>
+      <w:r>
+        <w:rPr>
+          <w:b w:val="0"/>
+        </w:rPr>
+        <w:t xml:space="preserve">The project change and </w:t>
+      </w:r>
+      <w:r>
+        <w:rPr>
+          <w:b/>
+        </w:rPr>
+        <w:t>evidence</w:t>
+      </w:r>
+      <w:r>
+        <w:rPr>
+          <w:b w:val="0"/>
+        </w:rPr>
+        <w:t xml:space="preserve"> I will keep</w:t>
       </w:r>
     </w:p>
     <w:p>
@@ -697,11 +1030,54 @@
     </w:p>
     <w:p>
       <w:r>
-        <w:t>I can explain the mechanism. I can show evidence. I can handle a changed case. I can name a limit. Mark each as not yet, with help or independently, and attach supporting work.</w:t>
-      </w:r>
-    </w:p>
-    <w:p>
-      <w:r>
+        <w:t>Judge explanation, evidence, transfer and limits separately; attach the work behind your judgement.</w:t>
+      </w:r>
+    </w:p>
+    <w:p>
+      <w:pPr>
+        <w:pStyle w:val="ListBullet"/>
+      </w:pPr>
+      <w:r>
+        <w:t>I can explain the mechanism.</w:t>
+      </w:r>
+    </w:p>
+    <w:p>
+      <w:pPr>
+        <w:pStyle w:val="ListBullet"/>
+      </w:pPr>
+      <w:r>
+        <w:t>I can show evidence.</w:t>
+      </w:r>
+    </w:p>
+    <w:p>
+      <w:pPr>
+        <w:pStyle w:val="ListBullet"/>
+      </w:pPr>
+      <w:r>
+        <w:t>I can handle a changed case.</w:t>
+      </w:r>
+    </w:p>
+    <w:p>
+      <w:pPr>
+        <w:pStyle w:val="ListBullet"/>
+      </w:pPr>
+      <w:r>
+        <w:t>I can name a limit.</w:t>
+      </w:r>
+    </w:p>
+    <w:p>
+      <w:r>
+        <w:t>Mark each as not yet, with help or independently, and attach supporting work.</w:t>
+      </w:r>
+    </w:p>
+    <w:p>
+      <w:pPr>
+        <w:spacing w:line="336" w:lineRule="auto" w:after="180"/>
+      </w:pPr>
+      <w:r>
+        <w:rPr>
+          <w:b w:val="0"/>
+        </w:rPr>
         <w:t>Teacher review ____________________  Next step ____________________</w:t>
       </w:r>
     </w:p>
@@ -715,6 +1091,17 @@
     </w:p>
     <w:p>
       <w:r>
+        <w:t>Use this earlier case as transfer practice. A case already discussed with feedback is not fresh assessment evidence.</w:t>
+      </w:r>
+    </w:p>
+    <w:p>
+      <w:pPr>
+        <w:spacing w:line="336" w:lineRule="auto" w:after="180"/>
+      </w:pPr>
+      <w:r>
+        <w:rPr>
+          <w:b w:val="0"/>
+        </w:rPr>
         <w:t>Page counts are 72,80,96,960. The last book may be an anthology. Should a cleaning script delete it automatically? Give a defensible investigation and document the outcome.</w:t>
       </w:r>
     </w:p>
@@ -762,7 +1149,13 @@
       </w:r>
     </w:p>
     <w:p>
-      <w:r>
+      <w:pPr>
+        <w:spacing w:line="336" w:lineRule="auto" w:after="180"/>
+      </w:pPr>
+      <w:r>
+        <w:rPr>
+          <w:b w:val="0"/>
+        </w:rPr>
         <w:t>Record support used: none, hint or teacher explanation.</w:t>
       </w:r>
     </w:p>
@@ -776,7 +1169,30 @@
     </w:p>
     <w:p>
       <w:r>
-        <w:t>Find the mean of 4, 4, 6, 6 and 10.</w:t>
+        <w:t>Compute a mean. Apply the supplied Noise and Outliers facts and keep your reasoning.</w:t>
+      </w:r>
+    </w:p>
+    <w:p>
+      <w:pPr>
+        <w:spacing w:line="336" w:lineRule="auto" w:after="180"/>
+      </w:pPr>
+      <w:r>
+        <w:rPr>
+          <w:b w:val="0"/>
+        </w:rPr>
+        <w:t xml:space="preserve">Find the </w:t>
+      </w:r>
+      <w:r>
+        <w:rPr>
+          <w:b/>
+        </w:rPr>
+        <w:t>mean</w:t>
+      </w:r>
+      <w:r>
+        <w:rPr>
+          <w:b w:val="0"/>
+        </w:rPr>
+        <w:t xml:space="preserve"> of 4, 4, 6, 6 and 10.</w:t>
       </w:r>
     </w:p>
     <w:p>
@@ -827,7 +1243,30 @@
     </w:p>
     <w:p>
       <w:r>
-        <w:t>Find medians of [9, 1, 3] and [8, 2, 4, 6].</w:t>
+        <w:t>Compute two medians. Apply the supplied Noise and Outliers facts and keep your reasoning.</w:t>
+      </w:r>
+    </w:p>
+    <w:p>
+      <w:pPr>
+        <w:spacing w:line="336" w:lineRule="auto" w:after="180"/>
+      </w:pPr>
+      <w:r>
+        <w:rPr>
+          <w:b w:val="0"/>
+        </w:rPr>
+        <w:t xml:space="preserve">Find </w:t>
+      </w:r>
+      <w:r>
+        <w:rPr>
+          <w:b/>
+        </w:rPr>
+        <w:t>median</w:t>
+      </w:r>
+      <w:r>
+        <w:rPr>
+          <w:b w:val="0"/>
+        </w:rPr>
+        <w:t>s of [9, 1, 3] and [8, 2, 4, 6].</w:t>
       </w:r>
     </w:p>
     <w:p>
@@ -878,7 +1317,43 @@
     </w:p>
     <w:p>
       <w:r>
-        <w:t>A learner deletes 18 because it is above the mean. What evidence is needed before correcting or excluding it?</w:t>
+        <w:t>Repair an explanation. Apply the supplied Noise and Outliers facts and keep your reasoning.</w:t>
+      </w:r>
+    </w:p>
+    <w:p>
+      <w:pPr>
+        <w:spacing w:line="336" w:lineRule="auto" w:after="180"/>
+        <w:shd w:fill="F5F1FB"/>
+      </w:pPr>
+      <w:r>
+        <w:rPr>
+          <w:b w:val="0"/>
+        </w:rPr>
+        <w:t xml:space="preserve">A learner deletes 18 because it is above the </w:t>
+      </w:r>
+      <w:r>
+        <w:rPr>
+          <w:b/>
+        </w:rPr>
+        <w:t>mean</w:t>
+      </w:r>
+      <w:r>
+        <w:rPr>
+          <w:b w:val="0"/>
+        </w:rPr>
+        <w:t xml:space="preserve">. What </w:t>
+      </w:r>
+      <w:r>
+        <w:rPr>
+          <w:b/>
+        </w:rPr>
+        <w:t>evidence</w:t>
+      </w:r>
+      <w:r>
+        <w:rPr>
+          <w:b w:val="0"/>
+        </w:rPr>
+        <w:t xml:space="preserve"> is needed before correcting or excluding it?</w:t>
       </w:r>
     </w:p>
     <w:p>
@@ -929,7 +1404,42 @@
     </w:p>
     <w:p>
       <w:r>
-        <w:t>For 1, 2, 2, 3 and 12, calculate mean and median. Then replace 12 with 2 and recalculate. Explain the change.</w:t>
+        <w:t>Attempt before feedback. If this repeats the selected independent case, reuse that first attempt; otherwise keep a separate record. Compare summaries independently. Apply the supplied Noise and Outliers facts and keep your reasoning.</w:t>
+      </w:r>
+    </w:p>
+    <w:p>
+      <w:pPr>
+        <w:spacing w:line="336" w:lineRule="auto" w:after="180"/>
+      </w:pPr>
+      <w:r>
+        <w:rPr>
+          <w:b w:val="0"/>
+        </w:rPr>
+        <w:t xml:space="preserve">For 1, 2, 2, 3 and 12, calculate </w:t>
+      </w:r>
+      <w:r>
+        <w:rPr>
+          <w:b/>
+        </w:rPr>
+        <w:t>mean</w:t>
+      </w:r>
+      <w:r>
+        <w:rPr>
+          <w:b w:val="0"/>
+        </w:rPr>
+        <w:t xml:space="preserve"> and </w:t>
+      </w:r>
+      <w:r>
+        <w:rPr>
+          <w:b/>
+        </w:rPr>
+        <w:t>median</w:t>
+      </w:r>
+      <w:r>
+        <w:rPr>
+          <w:b w:val="0"/>
+        </w:rPr>
+        <w:t>. Then replace 12 with 2 and recalculate. Explain the change.</w:t>
       </w:r>
     </w:p>
     <w:p>
@@ -990,7 +1500,31 @@
     </w:p>
     <w:p>
       <w:r>
-        <w:t>A dataset is empty. Is reporting a mean of 0 justified?</w:t>
+        <w:t>Report missing evidence. Apply the supplied Noise and Outliers facts and keep your reasoning.</w:t>
+      </w:r>
+    </w:p>
+    <w:p>
+      <w:pPr>
+        <w:spacing w:line="336" w:lineRule="auto" w:after="180"/>
+        <w:shd w:fill="F5F1FB"/>
+      </w:pPr>
+      <w:r>
+        <w:rPr>
+          <w:b w:val="0"/>
+        </w:rPr>
+        <w:t xml:space="preserve">A dataset is empty. Is reporting a </w:t>
+      </w:r>
+      <w:r>
+        <w:rPr>
+          <w:b/>
+        </w:rPr>
+        <w:t>mean</w:t>
+      </w:r>
+      <w:r>
+        <w:rPr>
+          <w:b w:val="0"/>
+        </w:rPr>
+        <w:t xml:space="preserve"> of 0 justified?</w:t>
       </w:r>
     </w:p>
     <w:p>
@@ -1037,6 +1571,11 @@
       </w:pPr>
       <w:r>
         <w:t>17. Feedback, return check and learning record</w:t>
+      </w:r>
+    </w:p>
+    <w:p>
+      <w:r>
+        <w:t>Record the first repaired step and a different case to revisit after a delay.</w:t>
       </w:r>
     </w:p>
     <w:tbl>
@@ -1176,7 +1715,13 @@
       </w:tr>
     </w:tbl>
     <w:p>
-      <w:r>
+      <w:pPr>
+        <w:spacing w:line="336" w:lineRule="auto" w:after="180"/>
+      </w:pPr>
+      <w:r>
+        <w:rPr>
+          <w:b w:val="0"/>
+        </w:rPr>
         <w:t>Revisit this idea with your teacher after a delay. Familiarity is different from explaining and using it on a changed case.</w:t>
       </w:r>
     </w:p>
@@ -1190,17 +1735,64 @@
     </w:p>
     <w:p>
       <w:r>
-        <w:t>A fictional library records five book-processing times in minutes.</w:t>
-      </w:r>
-    </w:p>
-    <w:p>
-      <w:r>
+        <w:t>A fictional library records five book-processing times in minutes. Explain the labelled step before checking the changed condition.</w:t>
+      </w:r>
+    </w:p>
+    <w:p>
+      <w:pPr>
+        <w:spacing w:line="336" w:lineRule="auto" w:after="180"/>
+      </w:pPr>
+      <w:r>
+        <w:rPr>
+          <w:b w:val="0"/>
+        </w:rPr>
+        <w:t>A fictional library records five book-</w:t>
+      </w:r>
+      <w:r>
+        <w:rPr>
+          <w:b/>
+        </w:rPr>
+        <w:t>process</w:t>
+      </w:r>
+      <w:r>
+        <w:rPr>
+          <w:b w:val="0"/>
+        </w:rPr>
+        <w:t>ing times in minutes.</w:t>
+      </w:r>
+    </w:p>
+    <w:p>
+      <w:pPr>
+        <w:spacing w:line="336" w:lineRule="auto" w:after="180"/>
+      </w:pPr>
+      <w:r>
+        <w:rPr>
+          <w:b w:val="0"/>
+        </w:rPr>
         <w:t>Sorted times: 2,3,3,4,18.</w:t>
       </w:r>
     </w:p>
     <w:p>
-      <w:r>
-        <w:t>All are recorded measurements; no evidence yet shows 18 is a mistake.</w:t>
+      <w:pPr>
+        <w:spacing w:line="336" w:lineRule="auto" w:after="180"/>
+      </w:pPr>
+      <w:r>
+        <w:rPr>
+          <w:b w:val="0"/>
+        </w:rPr>
+        <w:t xml:space="preserve">All are recorded measurements; no </w:t>
+      </w:r>
+      <w:r>
+        <w:rPr>
+          <w:b/>
+        </w:rPr>
+        <w:t>evidence</w:t>
+      </w:r>
+      <w:r>
+        <w:rPr>
+          <w:b w:val="0"/>
+        </w:rPr>
+        <w:t xml:space="preserve"> yet shows 18 is a mistake.</w:t>
       </w:r>
     </w:p>
     <w:p>
@@ -1276,7 +1868,14 @@
       </w:r>
     </w:p>
     <w:p>
-      <w:r>
+      <w:pPr>
+        <w:spacing w:line="336" w:lineRule="auto" w:after="180"/>
+        <w:shd w:fill="F5F1FB"/>
+      </w:pPr>
+      <w:r>
+        <w:rPr>
+          <w:b w:val="0"/>
+        </w:rPr>
         <w:t>If 18 was genuine, which summary better describes the middle observed task, and what extra fact should be shown?</w:t>
       </w:r>
     </w:p>
@@ -1319,13 +1918,70 @@
       </w:r>
     </w:p>
     <w:p>
-      <w:r>
-        <w:t>Support used: alone / hint / worked example. This record is practice evidence.</w:t>
-      </w:r>
-    </w:p>
-    <w:p>
-      <w:r>
-        <w:t>Project connection: Investigate unusual recommender features and show evidence-backed repairs instead of removing inconvenient records.</w:t>
+      <w:pPr>
+        <w:pStyle w:val="Heading3"/>
+      </w:pPr>
+      <w:r>
+        <w:t>Record the help used</w:t>
+      </w:r>
+    </w:p>
+    <w:p>
+      <w:pPr>
+        <w:spacing w:line="336" w:lineRule="auto" w:after="180"/>
+        <w:shd w:fill="F1F6F8"/>
+      </w:pPr>
+      <w:r>
+        <w:rPr>
+          <w:b w:val="0"/>
+        </w:rPr>
+        <w:t xml:space="preserve">Support used: alone / hint / worked example. This record is practice </w:t>
+      </w:r>
+      <w:r>
+        <w:rPr>
+          <w:b/>
+        </w:rPr>
+        <w:t>evidence</w:t>
+      </w:r>
+      <w:r>
+        <w:rPr>
+          <w:b w:val="0"/>
+        </w:rPr>
+        <w:t>.</w:t>
+      </w:r>
+    </w:p>
+    <w:p>
+      <w:pPr>
+        <w:spacing w:line="336" w:lineRule="auto" w:after="180"/>
+      </w:pPr>
+      <w:r>
+        <w:rPr>
+          <w:b w:val="0"/>
+        </w:rPr>
+        <w:t xml:space="preserve">Project connection: </w:t>
+      </w:r>
+      <w:r>
+        <w:rPr>
+          <w:b/>
+        </w:rPr>
+        <w:t>Investigate</w:t>
+      </w:r>
+      <w:r>
+        <w:rPr>
+          <w:b w:val="0"/>
+        </w:rPr>
+        <w:t xml:space="preserve"> unusual recommender features and show </w:t>
+      </w:r>
+      <w:r>
+        <w:rPr>
+          <w:b/>
+        </w:rPr>
+        <w:t>evidence</w:t>
+      </w:r>
+      <w:r>
+        <w:rPr>
+          <w:b w:val="0"/>
+        </w:rPr>
+        <w:t>-backed repairs instead of removing inconvenient records.</w:t>
       </w:r>
     </w:p>
     <w:p>
@@ -1338,17 +1994,58 @@
     </w:p>
     <w:p>
       <w:r>
+        <w:t>Keep this week’s input, deciding step, result and limit together in the Transparent Book Recommender record.</w:t>
+      </w:r>
+    </w:p>
+    <w:p>
+      <w:pPr>
+        <w:spacing w:line="336" w:lineRule="auto" w:after="180"/>
+      </w:pPr>
+      <w:r>
+        <w:rPr>
+          <w:b w:val="0"/>
+        </w:rPr>
         <w:t>Project: Transparent Book Recommender</w:t>
       </w:r>
     </w:p>
     <w:p>
-      <w:r>
+      <w:pPr>
+        <w:spacing w:line="336" w:lineRule="auto" w:after="180"/>
+      </w:pPr>
+      <w:r>
+        <w:rPr>
+          <w:b w:val="0"/>
+        </w:rPr>
         <w:t>Current milestone: Test changed cases. Keep normal, boundary and failure cases; compare expected and observed results.</w:t>
       </w:r>
     </w:p>
     <w:p>
-      <w:r>
-        <w:t>Investigate unusual recommender features and show evidence-backed repairs instead of removing inconvenient records.</w:t>
+      <w:pPr>
+        <w:spacing w:line="336" w:lineRule="auto" w:after="180"/>
+      </w:pPr>
+      <w:r>
+        <w:rPr>
+          <w:b/>
+        </w:rPr>
+        <w:t>Investigate</w:t>
+      </w:r>
+      <w:r>
+        <w:rPr>
+          <w:b w:val="0"/>
+        </w:rPr>
+        <w:t xml:space="preserve"> unusual recommender features and show </w:t>
+      </w:r>
+      <w:r>
+        <w:rPr>
+          <w:b/>
+        </w:rPr>
+        <w:t>evidence</w:t>
+      </w:r>
+      <w:r>
+        <w:rPr>
+          <w:b w:val="0"/>
+        </w:rPr>
+        <w:t>-backed repairs instead of removing inconvenient records.</w:t>
       </w:r>
     </w:p>
     <w:tbl>
@@ -1510,12 +2207,41 @@
     </w:p>
     <w:p>
       <w:r>
+        <w:t>Try the supported questions before comparing with hints and feedback. Record what you repaired and the evidence you retained.</w:t>
+      </w:r>
+    </w:p>
+    <w:p>
+      <w:pPr>
+        <w:spacing w:line="336" w:lineRule="auto" w:after="180"/>
+      </w:pPr>
+      <w:r>
+        <w:rPr>
+          <w:b w:val="0"/>
+        </w:rPr>
         <w:t>Use this supported practice once, in the browser or on paper. Keep the reserved independent assessment for a separate first attempt before teacher feedback.</w:t>
       </w:r>
     </w:p>
     <w:p>
-      <w:r>
-        <w:t>A fictional library records five book-processing times in minutes.</w:t>
+      <w:pPr>
+        <w:spacing w:line="336" w:lineRule="auto" w:after="180"/>
+      </w:pPr>
+      <w:r>
+        <w:rPr>
+          <w:b w:val="0"/>
+        </w:rPr>
+        <w:t>A fictional library records five book-</w:t>
+      </w:r>
+      <w:r>
+        <w:rPr>
+          <w:b/>
+        </w:rPr>
+        <w:t>process</w:t>
+      </w:r>
+      <w:r>
+        <w:rPr>
+          <w:b w:val="0"/>
+        </w:rPr>
+        <w:t>ing times in minutes.</w:t>
       </w:r>
     </w:p>
     <w:p>
@@ -1527,28 +2253,98 @@
       </w:r>
     </w:p>
     <w:p>
-      <w:r>
-        <w:t>Which labelled step matches this detail? Change a value only if evidence supports a correction; preserve the raw record.</w:t>
-      </w:r>
-    </w:p>
-    <w:p>
-      <w:r>
-        <w:t>1. Median</w:t>
-      </w:r>
-    </w:p>
-    <w:p>
-      <w:r>
-        <w:t>2. Investigate 18</w:t>
-      </w:r>
-    </w:p>
-    <w:p>
-      <w:r>
+      <w:pPr>
+        <w:spacing w:line="336" w:lineRule="auto" w:after="180"/>
+      </w:pPr>
+      <w:r>
+        <w:rPr>
+          <w:b w:val="0"/>
+        </w:rPr>
+        <w:t xml:space="preserve">Which labelled step matches this detail? Change a value only if </w:t>
+      </w:r>
+      <w:r>
+        <w:rPr>
+          <w:b/>
+        </w:rPr>
+        <w:t>evidence</w:t>
+      </w:r>
+      <w:r>
+        <w:rPr>
+          <w:b w:val="0"/>
+        </w:rPr>
+        <w:t xml:space="preserve"> supports a correction; preserve the raw record.</w:t>
+      </w:r>
+    </w:p>
+    <w:p>
+      <w:pPr>
+        <w:spacing w:line="336" w:lineRule="auto" w:after="180"/>
+        <w:shd w:fill="F4F9FC"/>
+      </w:pPr>
+      <w:r>
+        <w:rPr>
+          <w:b w:val="0"/>
+        </w:rPr>
+        <w:t xml:space="preserve">1. </w:t>
+      </w:r>
+      <w:r>
+        <w:rPr>
+          <w:b/>
+        </w:rPr>
+        <w:t>Median</w:t>
+      </w:r>
+    </w:p>
+    <w:p>
+      <w:pPr>
+        <w:spacing w:line="336" w:lineRule="auto" w:after="180"/>
+        <w:shd w:fill="F4F9FC"/>
+      </w:pPr>
+      <w:r>
+        <w:rPr>
+          <w:b w:val="0"/>
+        </w:rPr>
+        <w:t xml:space="preserve">2. </w:t>
+      </w:r>
+      <w:r>
+        <w:rPr>
+          <w:b/>
+        </w:rPr>
+        <w:t>Investigate</w:t>
+      </w:r>
+      <w:r>
+        <w:rPr>
+          <w:b w:val="0"/>
+        </w:rPr>
+        <w:t xml:space="preserve"> 18</w:t>
+      </w:r>
+    </w:p>
+    <w:p>
+      <w:pPr>
+        <w:spacing w:line="336" w:lineRule="auto" w:after="180"/>
+        <w:shd w:fill="F4F9FC"/>
+      </w:pPr>
+      <w:r>
+        <w:rPr>
+          <w:b w:val="0"/>
+        </w:rPr>
         <w:t>3. Document repair</w:t>
       </w:r>
     </w:p>
     <w:p>
-      <w:r>
-        <w:t>4. Mean</w:t>
+      <w:pPr>
+        <w:spacing w:line="336" w:lineRule="auto" w:after="180"/>
+        <w:shd w:fill="F4F9FC"/>
+      </w:pPr>
+      <w:r>
+        <w:rPr>
+          <w:b w:val="0"/>
+        </w:rPr>
+        <w:t xml:space="preserve">4. </w:t>
+      </w:r>
+      <w:r>
+        <w:rPr>
+          <w:b/>
+        </w:rPr>
+        <w:t>Mean</w:t>
       </w:r>
     </w:p>
     <w:p>
@@ -1585,41 +2381,239 @@
       </w:r>
     </w:p>
     <w:p>
-      <w:r>
+      <w:pPr>
+        <w:pStyle w:val="Heading3"/>
+      </w:pPr>
+      <w:r>
+        <w:t>Hint · try first</w:t>
+      </w:r>
+    </w:p>
+    <w:p>
+      <w:pPr>
+        <w:spacing w:line="336" w:lineRule="auto" w:after="180"/>
+        <w:shd w:fill="F1F6F8"/>
+      </w:pPr>
+      <w:r>
+        <w:rPr>
+          <w:b w:val="0"/>
+        </w:rPr>
         <w:t>Hint if needed: Read the steps in the pictorial case. Match the supplied detail to the stage that performs or records it.</w:t>
       </w:r>
     </w:p>
     <w:p>
-      <w:r>
-        <w:t>After your attempt, compare with the supported explanation: Document repair Change a value only if evidence supports a correction; preserve the raw record. The mean uses every value and is pulled upward by 18. The median identifies the middle recorded time and stays at 3. Neither statistic declares the unusual observation invalid. Deleting it simply because it changes the mean would hide potentially real slow work and change the question being answered.</w:t>
-      </w:r>
-    </w:p>
-    <w:p>
       <w:pPr>
         <w:pStyle w:val="Heading3"/>
       </w:pPr>
       <w:r>
+        <w:t>Feedback · compare after trying</w:t>
+      </w:r>
+    </w:p>
+    <w:p>
+      <w:pPr>
+        <w:spacing w:line="336" w:lineRule="auto" w:after="180"/>
+        <w:shd w:fill="F1F6FC"/>
+      </w:pPr>
+      <w:r>
+        <w:rPr>
+          <w:b w:val="0"/>
+        </w:rPr>
+        <w:t xml:space="preserve">After your attempt, compare with the supported explanation: Document repair Change a value only if </w:t>
+      </w:r>
+      <w:r>
+        <w:rPr>
+          <w:b/>
+        </w:rPr>
+        <w:t>evidence</w:t>
+      </w:r>
+      <w:r>
+        <w:rPr>
+          <w:b w:val="0"/>
+        </w:rPr>
+        <w:t xml:space="preserve"> supports a correction; preserve the raw record. The </w:t>
+      </w:r>
+      <w:r>
+        <w:rPr>
+          <w:b/>
+        </w:rPr>
+        <w:t>mean</w:t>
+      </w:r>
+      <w:r>
+        <w:rPr>
+          <w:b w:val="0"/>
+        </w:rPr>
+        <w:t xml:space="preserve"> uses every value and is pulled upward by 18.</w:t>
+      </w:r>
+    </w:p>
+    <w:p>
+      <w:pPr>
+        <w:spacing w:line="336" w:lineRule="auto" w:after="180"/>
+        <w:shd w:fill="F1F6FC"/>
+      </w:pPr>
+      <w:r>
+        <w:rPr>
+          <w:b w:val="0"/>
+        </w:rPr>
+        <w:t xml:space="preserve">The </w:t>
+      </w:r>
+      <w:r>
+        <w:rPr>
+          <w:b/>
+        </w:rPr>
+        <w:t>median</w:t>
+      </w:r>
+      <w:r>
+        <w:rPr>
+          <w:b w:val="0"/>
+        </w:rPr>
+        <w:t xml:space="preserve"> identifies the middle recorded time and stays at 3. Neither statistic declares the unusual </w:t>
+      </w:r>
+      <w:r>
+        <w:rPr>
+          <w:b/>
+        </w:rPr>
+        <w:t>observation</w:t>
+      </w:r>
+      <w:r>
+        <w:rPr>
+          <w:b w:val="0"/>
+        </w:rPr>
+        <w:t xml:space="preserve"> invalid.</w:t>
+      </w:r>
+    </w:p>
+    <w:p>
+      <w:pPr>
+        <w:spacing w:line="336" w:lineRule="auto" w:after="180"/>
+        <w:shd w:fill="F1F6FC"/>
+      </w:pPr>
+      <w:r>
+        <w:rPr>
+          <w:b w:val="0"/>
+        </w:rPr>
+        <w:t xml:space="preserve">Deleting it simply because it changes the </w:t>
+      </w:r>
+      <w:r>
+        <w:rPr>
+          <w:b/>
+        </w:rPr>
+        <w:t>mean</w:t>
+      </w:r>
+      <w:r>
+        <w:rPr>
+          <w:b w:val="0"/>
+        </w:rPr>
+        <w:t xml:space="preserve"> would hide potentially real slow work and change the question being answered.</w:t>
+      </w:r>
+    </w:p>
+    <w:p>
+      <w:pPr>
+        <w:pStyle w:val="Heading3"/>
+      </w:pPr>
+      <w:r>
         <w:t>Practice 2: explain the deciding evidence</w:t>
       </w:r>
     </w:p>
     <w:p>
-      <w:r>
+      <w:pPr>
+        <w:pStyle w:val="Heading3"/>
+      </w:pPr>
+      <w:r>
+        <w:t>Changed case · predict first</w:t>
+      </w:r>
+    </w:p>
+    <w:p>
+      <w:pPr>
+        <w:spacing w:line="336" w:lineRule="auto" w:after="180"/>
+        <w:shd w:fill="F5F1FB"/>
+      </w:pPr>
+      <w:r>
+        <w:rPr>
+          <w:b w:val="0"/>
+        </w:rPr>
         <w:t>Changed-case practice: An authorised log confirms 18 was a transcription error for 3. Which conclusion is supported by the supplied facts?</w:t>
       </w:r>
     </w:p>
     <w:p>
-      <w:r>
-        <w:t>1. Corrected mean is 3 minutes and median is 3.</w:t>
-      </w:r>
-    </w:p>
-    <w:p>
-      <w:r>
-        <w:t>2. We can decide the result without examining the changed input or the procedure.</w:t>
-      </w:r>
-    </w:p>
-    <w:p>
-      <w:r>
-        <w:t>3. This one example guarantees correct results for every future input.</w:t>
+      <w:pPr>
+        <w:spacing w:line="336" w:lineRule="auto" w:after="180"/>
+        <w:shd w:fill="F4F9FC"/>
+      </w:pPr>
+      <w:r>
+        <w:rPr>
+          <w:b w:val="0"/>
+        </w:rPr>
+        <w:t xml:space="preserve">1. Corrected </w:t>
+      </w:r>
+      <w:r>
+        <w:rPr>
+          <w:b/>
+        </w:rPr>
+        <w:t>mean</w:t>
+      </w:r>
+      <w:r>
+        <w:rPr>
+          <w:b w:val="0"/>
+        </w:rPr>
+        <w:t xml:space="preserve"> is 3 minutes and </w:t>
+      </w:r>
+      <w:r>
+        <w:rPr>
+          <w:b/>
+        </w:rPr>
+        <w:t>median</w:t>
+      </w:r>
+      <w:r>
+        <w:rPr>
+          <w:b w:val="0"/>
+        </w:rPr>
+        <w:t xml:space="preserve"> is 3.</w:t>
+      </w:r>
+    </w:p>
+    <w:p>
+      <w:pPr>
+        <w:spacing w:line="336" w:lineRule="auto" w:after="180"/>
+        <w:shd w:fill="F4F9FC"/>
+      </w:pPr>
+      <w:r>
+        <w:rPr>
+          <w:b w:val="0"/>
+        </w:rPr>
+        <w:t xml:space="preserve">2. We can decide the result without examining the changed </w:t>
+      </w:r>
+      <w:r>
+        <w:rPr>
+          <w:b/>
+        </w:rPr>
+        <w:t>input</w:t>
+      </w:r>
+      <w:r>
+        <w:rPr>
+          <w:b w:val="0"/>
+        </w:rPr>
+        <w:t xml:space="preserve"> or the procedure.</w:t>
+      </w:r>
+    </w:p>
+    <w:p>
+      <w:pPr>
+        <w:spacing w:line="336" w:lineRule="auto" w:after="180"/>
+        <w:shd w:fill="F4F9FC"/>
+      </w:pPr>
+      <w:r>
+        <w:rPr>
+          <w:b w:val="0"/>
+        </w:rPr>
+        <w:t xml:space="preserve">3. This one example guarantees correct results for every future </w:t>
+      </w:r>
+      <w:r>
+        <w:rPr>
+          <w:b/>
+        </w:rPr>
+        <w:t>input</w:t>
+      </w:r>
+      <w:r>
+        <w:rPr>
+          <w:b w:val="0"/>
+        </w:rPr>
+        <w:t>.</w:t>
       </w:r>
     </w:p>
     <w:p>
@@ -1656,36 +2650,249 @@
       </w:r>
     </w:p>
     <w:p>
-      <w:r>
+      <w:pPr>
+        <w:pStyle w:val="Heading3"/>
+      </w:pPr>
+      <w:r>
+        <w:t>Hint · try first</w:t>
+      </w:r>
+    </w:p>
+    <w:p>
+      <w:pPr>
+        <w:spacing w:line="336" w:lineRule="auto" w:after="180"/>
+        <w:shd w:fill="F1F6F8"/>
+      </w:pPr>
+      <w:r>
+        <w:rPr>
+          <w:b w:val="0"/>
+        </w:rPr>
         <w:t>Hint if needed: Use the changed condition and the deciding step in the pictorial trace. The answer must say what follows from those facts.</w:t>
       </w:r>
     </w:p>
     <w:p>
-      <w:r>
-        <w:t>After your attempt, compare with the supported explanation: Corrected mean is 3 minutes and median is 3. Values become 2,3,3,4,3 with sum 15; sorted middle remains 3.</w:t>
-      </w:r>
-    </w:p>
-    <w:p>
       <w:pPr>
         <w:pStyle w:val="Heading3"/>
       </w:pPr>
       <w:r>
+        <w:t>Feedback · compare after trying</w:t>
+      </w:r>
+    </w:p>
+    <w:p>
+      <w:pPr>
+        <w:spacing w:line="336" w:lineRule="auto" w:after="180"/>
+        <w:shd w:fill="F1F6FC"/>
+      </w:pPr>
+      <w:r>
+        <w:rPr>
+          <w:b w:val="0"/>
+        </w:rPr>
+        <w:t xml:space="preserve">After your attempt, compare with the supported explanation: Corrected </w:t>
+      </w:r>
+      <w:r>
+        <w:rPr>
+          <w:b/>
+        </w:rPr>
+        <w:t>mean</w:t>
+      </w:r>
+      <w:r>
+        <w:rPr>
+          <w:b w:val="0"/>
+        </w:rPr>
+        <w:t xml:space="preserve"> is 3 minutes and </w:t>
+      </w:r>
+      <w:r>
+        <w:rPr>
+          <w:b/>
+        </w:rPr>
+        <w:t>median</w:t>
+      </w:r>
+      <w:r>
+        <w:rPr>
+          <w:b w:val="0"/>
+        </w:rPr>
+        <w:t xml:space="preserve"> is 3. Values become 2,3,3,4,3 with sum 15; sorted middle remains 3.</w:t>
+      </w:r>
+    </w:p>
+    <w:p>
+      <w:pPr>
+        <w:pStyle w:val="Heading3"/>
+      </w:pPr>
+      <w:r>
         <w:t>Repair a missing building block</w:t>
       </w:r>
     </w:p>
     <w:p>
-      <w:r>
-        <w:t>Review Overfitting Intuition (ai-2/16). Goal: Compare training and validation evidence for model capacity. Short practice: Does zero training error justify choosing Complex in the original record?. Return to this week and explain what you changed.</w:t>
-      </w:r>
-    </w:p>
-    <w:p>
-      <w:r>
-        <w:t>Review Decision Trees (ai-2/14). Goal: Fit a root question and leaf predictions from training examples. Short practice: Why does changing colour alone not change this tree’s prediction?. Return to this week and explain what you changed.</w:t>
-      </w:r>
-    </w:p>
-    <w:p>
-      <w:r>
-        <w:t>Review Training and Testing (ai-2/11). Goal: Choose a split unit that matches the intended prediction claim. Short practice: How many distinct books are in each repaired role, and why report that as well as scan counts?. Return to this week and explain what you changed.</w:t>
+      <w:pPr>
+        <w:spacing w:line="336" w:lineRule="auto" w:after="180"/>
+      </w:pPr>
+      <w:r>
+        <w:rPr>
+          <w:b w:val="0"/>
+        </w:rPr>
+        <w:t>Review Over</w:t>
+      </w:r>
+      <w:r>
+        <w:rPr>
+          <w:b/>
+        </w:rPr>
+        <w:t>fitting</w:t>
+      </w:r>
+      <w:r>
+        <w:rPr>
+          <w:b w:val="0"/>
+        </w:rPr>
+        <w:t xml:space="preserve"> Intuition (ai-2/16). Goal: Compare </w:t>
+      </w:r>
+      <w:r>
+        <w:rPr>
+          <w:b/>
+        </w:rPr>
+        <w:t>training</w:t>
+      </w:r>
+      <w:r>
+        <w:rPr>
+          <w:b w:val="0"/>
+        </w:rPr>
+        <w:t xml:space="preserve"> and validation </w:t>
+      </w:r>
+      <w:r>
+        <w:rPr>
+          <w:b/>
+        </w:rPr>
+        <w:t>evidence</w:t>
+      </w:r>
+      <w:r>
+        <w:rPr>
+          <w:b w:val="0"/>
+        </w:rPr>
+        <w:t xml:space="preserve"> for model capacity. Short practice: Does zero </w:t>
+      </w:r>
+      <w:r>
+        <w:rPr>
+          <w:b/>
+        </w:rPr>
+        <w:t>training</w:t>
+      </w:r>
+      <w:r>
+        <w:rPr>
+          <w:b w:val="0"/>
+        </w:rPr>
+        <w:t xml:space="preserve"> error justify choosing Complex in the original record?.</w:t>
+      </w:r>
+    </w:p>
+    <w:p>
+      <w:pPr>
+        <w:spacing w:line="336" w:lineRule="auto" w:after="180"/>
+      </w:pPr>
+      <w:r>
+        <w:rPr>
+          <w:b w:val="0"/>
+        </w:rPr>
+        <w:t>Return to this week and explain what you changed.</w:t>
+      </w:r>
+    </w:p>
+    <w:p>
+      <w:pPr>
+        <w:spacing w:line="336" w:lineRule="auto" w:after="180"/>
+      </w:pPr>
+      <w:r>
+        <w:rPr>
+          <w:b w:val="0"/>
+        </w:rPr>
+        <w:t xml:space="preserve">Review Decision Trees (ai-2/14). Goal: Fit a root question and leaf </w:t>
+      </w:r>
+      <w:r>
+        <w:rPr>
+          <w:b/>
+        </w:rPr>
+        <w:t>prediction</w:t>
+      </w:r>
+      <w:r>
+        <w:rPr>
+          <w:b w:val="0"/>
+        </w:rPr>
+        <w:t xml:space="preserve">s from </w:t>
+      </w:r>
+      <w:r>
+        <w:rPr>
+          <w:b/>
+        </w:rPr>
+        <w:t>training</w:t>
+      </w:r>
+      <w:r>
+        <w:rPr>
+          <w:b w:val="0"/>
+        </w:rPr>
+        <w:t xml:space="preserve"> examples. Short practice: Why does changing colour alone not change this tree’s </w:t>
+      </w:r>
+      <w:r>
+        <w:rPr>
+          <w:b/>
+        </w:rPr>
+        <w:t>prediction</w:t>
+      </w:r>
+      <w:r>
+        <w:rPr>
+          <w:b w:val="0"/>
+        </w:rPr>
+        <w:t>?.</w:t>
+      </w:r>
+    </w:p>
+    <w:p>
+      <w:pPr>
+        <w:spacing w:line="336" w:lineRule="auto" w:after="180"/>
+      </w:pPr>
+      <w:r>
+        <w:rPr>
+          <w:b w:val="0"/>
+        </w:rPr>
+        <w:t>Return to this week and explain what you changed.</w:t>
+      </w:r>
+    </w:p>
+    <w:p>
+      <w:pPr>
+        <w:spacing w:line="336" w:lineRule="auto" w:after="180"/>
+      </w:pPr>
+      <w:r>
+        <w:rPr>
+          <w:b w:val="0"/>
+        </w:rPr>
+        <w:t xml:space="preserve">Review </w:t>
+      </w:r>
+      <w:r>
+        <w:rPr>
+          <w:b/>
+        </w:rPr>
+        <w:t>Training</w:t>
+      </w:r>
+      <w:r>
+        <w:rPr>
+          <w:b w:val="0"/>
+        </w:rPr>
+        <w:t xml:space="preserve"> and Testing (ai-2/11). Goal: Choose a split unit that matches the intended </w:t>
+      </w:r>
+      <w:r>
+        <w:rPr>
+          <w:b/>
+        </w:rPr>
+        <w:t>prediction</w:t>
+      </w:r>
+      <w:r>
+        <w:rPr>
+          <w:b w:val="0"/>
+        </w:rPr>
+        <w:t xml:space="preserve"> claim. Short practice: How many distinct books are in each repaired role, and why report that as well as scan counts?.</w:t>
+      </w:r>
+    </w:p>
+    <w:p>
+      <w:pPr>
+        <w:spacing w:line="336" w:lineRule="auto" w:after="180"/>
+      </w:pPr>
+      <w:r>
+        <w:rPr>
+          <w:b w:val="0"/>
+        </w:rPr>
+        <w:t>Return to this week and explain what you changed.</w:t>
       </w:r>
     </w:p>
     <w:p>
@@ -1697,8 +2904,61 @@
       </w:r>
     </w:p>
     <w:p>
-      <w:r>
-        <w:t>The browser lab lets you edit the supported Python examples already included in this lesson. Predict first, run, inspect the actual output or error, change one input, then run again. Keep code, predictions, actual results and a reasoned revision together. On paper, label your result as a trace rather than an execution.</w:t>
+      <w:pPr>
+        <w:spacing w:line="336" w:lineRule="auto" w:after="180"/>
+      </w:pPr>
+      <w:r>
+        <w:rPr>
+          <w:b w:val="0"/>
+        </w:rPr>
+        <w:t xml:space="preserve">The browser lab lets you edit the supported Python examples already included in this lesson. Predict first, run, inspect the actual </w:t>
+      </w:r>
+      <w:r>
+        <w:rPr>
+          <w:b/>
+        </w:rPr>
+        <w:t>output</w:t>
+      </w:r>
+      <w:r>
+        <w:rPr>
+          <w:b w:val="0"/>
+        </w:rPr>
+        <w:t xml:space="preserve"> or error, change one </w:t>
+      </w:r>
+      <w:r>
+        <w:rPr>
+          <w:b/>
+        </w:rPr>
+        <w:t>input</w:t>
+      </w:r>
+      <w:r>
+        <w:rPr>
+          <w:b w:val="0"/>
+        </w:rPr>
+        <w:t>, then run again.</w:t>
+      </w:r>
+    </w:p>
+    <w:p>
+      <w:pPr>
+        <w:spacing w:line="336" w:lineRule="auto" w:after="180"/>
+      </w:pPr>
+      <w:r>
+        <w:rPr>
+          <w:b w:val="0"/>
+        </w:rPr>
+        <w:t xml:space="preserve">Keep code, </w:t>
+      </w:r>
+      <w:r>
+        <w:rPr>
+          <w:b/>
+        </w:rPr>
+        <w:t>prediction</w:t>
+      </w:r>
+      <w:r>
+        <w:rPr>
+          <w:b w:val="0"/>
+        </w:rPr>
+        <w:t>s, actual results and a reasoned revision together. On paper, label your result as a trace rather than an execution.</w:t>
       </w:r>
     </w:p>
     <w:p>
@@ -1710,8 +2970,37 @@
       </w:r>
     </w:p>
     <w:p>
-      <w:r>
-        <w:t>Use Download completed work in the hosted lesson to export your answers, reflections, practice feedback and code-run evidence. Open the HTML copy to read or print it. Drafts stay in this browser when storage is available; clear drafts on a shared device.</w:t>
+      <w:pPr>
+        <w:spacing w:line="336" w:lineRule="auto" w:after="180"/>
+      </w:pPr>
+      <w:r>
+        <w:rPr>
+          <w:b w:val="0"/>
+        </w:rPr>
+        <w:t xml:space="preserve">Use Download completed work in the hosted lesson to export your answers, reflections, practice feedback and code-run </w:t>
+      </w:r>
+      <w:r>
+        <w:rPr>
+          <w:b/>
+        </w:rPr>
+        <w:t>evidence</w:t>
+      </w:r>
+      <w:r>
+        <w:rPr>
+          <w:b w:val="0"/>
+        </w:rPr>
+        <w:t>. Open the HTML copy to read or print it.</w:t>
+      </w:r>
+    </w:p>
+    <w:p>
+      <w:pPr>
+        <w:spacing w:line="336" w:lineRule="auto" w:after="180"/>
+      </w:pPr>
+      <w:r>
+        <w:rPr>
+          <w:b w:val="0"/>
+        </w:rPr>
+        <w:t>Drafts stay in this browser when storage is available; clear drafts on a shared device.</w:t>
       </w:r>
     </w:p>
     <w:p>
@@ -1725,6 +3014,861 @@
     <w:p>
       <w:r>
         <w:t>________________________________________________________________</w:t>
+      </w:r>
+    </w:p>
+    <w:p>
+      <w:r>
+        <w:t>________________________________________________________________</w:t>
+      </w:r>
+    </w:p>
+    <w:p>
+      <w:r>
+        <w:t>________________________________________________________________</w:t>
+      </w:r>
+    </w:p>
+    <w:p>
+      <w:r>
+        <w:t>________________________________________________________________</w:t>
+      </w:r>
+    </w:p>
+    <w:p>
+      <w:r>
+        <w:t>________________________________________________________________</w:t>
+      </w:r>
+    </w:p>
+    <w:p>
+      <w:pPr>
+        <w:pStyle w:val="Heading1"/>
+      </w:pPr>
+      <w:r>
+        <w:t>21. Visual concept journey</w:t>
+      </w:r>
+    </w:p>
+    <w:p>
+      <w:r>
+        <w:t>Explain each Noise and Outliers picture from its labels, then record a relevant limit.</w:t>
+      </w:r>
+    </w:p>
+    <w:p>
+      <w:pPr>
+        <w:pStyle w:val="Heading3"/>
+      </w:pPr>
+      <w:r>
+        <w:t>01. Noise and Outliers: the case</w:t>
+      </w:r>
+    </w:p>
+    <w:p>
+      <w:r>
+        <w:drawing>
+          <wp:inline xmlns:a="http://schemas.openxmlformats.org/drawingml/2006/main" xmlns:pic="http://schemas.openxmlformats.org/drawingml/2006/picture">
+            <wp:extent cx="5486400" cy="2834640"/>
+            <wp:docPr id="3" name="Picture 3" descr="A fictional library records five book-processing times in minutes. Supplied facts: Sorted times: 2,3,3,4,18. All are recorded measurements; no evidence yet shows 18 is a mistake."/>
+            <wp:cNvGraphicFramePr>
+              <a:graphicFrameLocks noChangeAspect="1"/>
+            </wp:cNvGraphicFramePr>
+            <a:graphic>
+              <a:graphicData uri="http://schemas.openxmlformats.org/drawingml/2006/picture">
+                <pic:pic>
+                  <pic:nvPicPr>
+                    <pic:cNvPr id="0" name="academy-story-ai-2-17-01.png"/>
+                    <pic:cNvPicPr/>
+                  </pic:nvPicPr>
+                  <pic:blipFill>
+                    <a:blip r:embed="rId11"/>
+                    <a:stretch>
+                      <a:fillRect/>
+                    </a:stretch>
+                  </pic:blipFill>
+                  <pic:spPr>
+                    <a:xfrm>
+                      <a:off x="0" y="0"/>
+                      <a:ext cx="5486400" cy="2834640"/>
+                    </a:xfrm>
+                    <a:prstGeom prst="rect"/>
+                  </pic:spPr>
+                </pic:pic>
+              </a:graphicData>
+            </a:graphic>
+          </wp:inline>
+        </w:drawing>
+      </w:r>
+    </w:p>
+    <w:p>
+      <w:pPr>
+        <w:spacing w:line="336" w:lineRule="auto" w:after="180"/>
+      </w:pPr>
+      <w:r>
+        <w:rPr>
+          <w:b w:val="0"/>
+        </w:rPr>
+        <w:t>A fictional library records five book-</w:t>
+      </w:r>
+      <w:r>
+        <w:rPr>
+          <w:b/>
+        </w:rPr>
+        <w:t>process</w:t>
+      </w:r>
+      <w:r>
+        <w:rPr>
+          <w:b w:val="0"/>
+        </w:rPr>
+        <w:t xml:space="preserve">ing times in minutes. Supplied facts: Sorted times: 2,3,3,4,18. All are recorded measurements; no </w:t>
+      </w:r>
+      <w:r>
+        <w:rPr>
+          <w:b/>
+        </w:rPr>
+        <w:t>evidence</w:t>
+      </w:r>
+      <w:r>
+        <w:rPr>
+          <w:b w:val="0"/>
+        </w:rPr>
+        <w:t xml:space="preserve"> yet shows 18 is a mistake.</w:t>
+      </w:r>
+    </w:p>
+    <w:p>
+      <w:pPr>
+        <w:spacing w:line="336" w:lineRule="auto" w:after="180"/>
+        <w:shd w:fill="F5F1FB"/>
+      </w:pPr>
+      <w:r>
+        <w:rPr>
+          <w:b w:val="0"/>
+        </w:rPr>
+        <w:t>Point to the given fact that matters most. Explain why it matters.</w:t>
+      </w:r>
+    </w:p>
+    <w:p>
+      <w:pPr>
+        <w:pStyle w:val="Heading3"/>
+      </w:pPr>
+      <w:r>
+        <w:t>My picture explanation, deciding evidence and one limit</w:t>
+      </w:r>
+    </w:p>
+    <w:p>
+      <w:r>
+        <w:t>________________________________________________________________</w:t>
+      </w:r>
+    </w:p>
+    <w:p>
+      <w:r>
+        <w:t>________________________________________________________________</w:t>
+      </w:r>
+    </w:p>
+    <w:p>
+      <w:r>
+        <w:t>________________________________________________________________</w:t>
+      </w:r>
+    </w:p>
+    <w:p>
+      <w:r>
+        <w:t>________________________________________________________________</w:t>
+      </w:r>
+    </w:p>
+    <w:p>
+      <w:pPr>
+        <w:pStyle w:val="Heading3"/>
+      </w:pPr>
+      <w:r>
+        <w:t>02. Follow the deciding steps</w:t>
+      </w:r>
+    </w:p>
+    <w:p>
+      <w:r>
+        <w:drawing>
+          <wp:inline xmlns:a="http://schemas.openxmlformats.org/drawingml/2006/main" xmlns:pic="http://schemas.openxmlformats.org/drawingml/2006/picture">
+            <wp:extent cx="5486400" cy="4005072"/>
+            <wp:docPr id="4" name="Picture 4" descr="Mean: Sum 30; divide by 5: mean 6 minutes. → Median: The middle of five sorted values is 3 minutes. → Investigate 18: Check the source record and whether an unusually slow task occurred. → Document repair: Change a value only if evidence supports a correction; preserve the raw record."/>
+            <wp:cNvGraphicFramePr>
+              <a:graphicFrameLocks noChangeAspect="1"/>
+            </wp:cNvGraphicFramePr>
+            <a:graphic>
+              <a:graphicData uri="http://schemas.openxmlformats.org/drawingml/2006/picture">
+                <pic:pic>
+                  <pic:nvPicPr>
+                    <pic:cNvPr id="0" name="academy-story-ai-2-17-02.png"/>
+                    <pic:cNvPicPr/>
+                  </pic:nvPicPr>
+                  <pic:blipFill>
+                    <a:blip r:embed="rId12"/>
+                    <a:stretch>
+                      <a:fillRect/>
+                    </a:stretch>
+                  </pic:blipFill>
+                  <pic:spPr>
+                    <a:xfrm>
+                      <a:off x="0" y="0"/>
+                      <a:ext cx="5486400" cy="4005072"/>
+                    </a:xfrm>
+                    <a:prstGeom prst="rect"/>
+                  </pic:spPr>
+                </pic:pic>
+              </a:graphicData>
+            </a:graphic>
+          </wp:inline>
+        </w:drawing>
+      </w:r>
+    </w:p>
+    <w:p>
+      <w:pPr>
+        <w:spacing w:line="336" w:lineRule="auto" w:after="180"/>
+      </w:pPr>
+      <w:r>
+        <w:rPr>
+          <w:b/>
+        </w:rPr>
+        <w:t>Mean</w:t>
+      </w:r>
+      <w:r>
+        <w:rPr>
+          <w:b w:val="0"/>
+        </w:rPr>
+        <w:t xml:space="preserve">: Sum 30; divide by 5: </w:t>
+      </w:r>
+      <w:r>
+        <w:rPr>
+          <w:b/>
+        </w:rPr>
+        <w:t>mean</w:t>
+      </w:r>
+      <w:r>
+        <w:rPr>
+          <w:b w:val="0"/>
+        </w:rPr>
+        <w:t xml:space="preserve"> 6 minutes. → </w:t>
+      </w:r>
+      <w:r>
+        <w:rPr>
+          <w:b/>
+        </w:rPr>
+        <w:t>Median</w:t>
+      </w:r>
+      <w:r>
+        <w:rPr>
+          <w:b w:val="0"/>
+        </w:rPr>
+        <w:t xml:space="preserve">: The middle of five sorted values is 3 minutes. → </w:t>
+      </w:r>
+      <w:r>
+        <w:rPr>
+          <w:b/>
+        </w:rPr>
+        <w:t>Investigate</w:t>
+      </w:r>
+      <w:r>
+        <w:rPr>
+          <w:b w:val="0"/>
+        </w:rPr>
+        <w:t xml:space="preserve"> 18: Check the source record and whether an unusually slow task occurred. → Document repair: Change a value only if </w:t>
+      </w:r>
+      <w:r>
+        <w:rPr>
+          <w:b/>
+        </w:rPr>
+        <w:t>evidence</w:t>
+      </w:r>
+      <w:r>
+        <w:rPr>
+          <w:b w:val="0"/>
+        </w:rPr>
+        <w:t xml:space="preserve"> supports a correction; preserve the raw record.</w:t>
+      </w:r>
+    </w:p>
+    <w:p>
+      <w:pPr>
+        <w:spacing w:line="336" w:lineRule="auto" w:after="180"/>
+        <w:shd w:fill="F5F1FB"/>
+      </w:pPr>
+      <w:r>
+        <w:rPr>
+          <w:b w:val="0"/>
+        </w:rPr>
+        <w:t xml:space="preserve">Point to each numbered stage and explain which recorded </w:t>
+      </w:r>
+      <w:r>
+        <w:rPr>
+          <w:b/>
+        </w:rPr>
+        <w:t>input</w:t>
+      </w:r>
+      <w:r>
+        <w:rPr>
+          <w:b w:val="0"/>
+        </w:rPr>
+        <w:t xml:space="preserve"> it uses.</w:t>
+      </w:r>
+    </w:p>
+    <w:p>
+      <w:pPr>
+        <w:pStyle w:val="Heading3"/>
+      </w:pPr>
+      <w:r>
+        <w:t>My picture explanation, deciding evidence and one limit</w:t>
+      </w:r>
+    </w:p>
+    <w:p>
+      <w:r>
+        <w:t>________________________________________________________________</w:t>
+      </w:r>
+    </w:p>
+    <w:p>
+      <w:r>
+        <w:t>________________________________________________________________</w:t>
+      </w:r>
+    </w:p>
+    <w:p>
+      <w:r>
+        <w:t>________________________________________________________________</w:t>
+      </w:r>
+    </w:p>
+    <w:p>
+      <w:r>
+        <w:t>________________________________________________________________</w:t>
+      </w:r>
+    </w:p>
+    <w:p>
+      <w:pPr>
+        <w:pStyle w:val="Heading3"/>
+      </w:pPr>
+      <w:r>
+        <w:t>03. Retain unusual recorded measurements</w:t>
+      </w:r>
+    </w:p>
+    <w:p>
+      <w:r>
+        <w:drawing>
+          <wp:inline xmlns:a="http://schemas.openxmlformats.org/drawingml/2006/main" xmlns:pic="http://schemas.openxmlformats.org/drawingml/2006/picture">
+            <wp:extent cx="5486400" cy="3938016"/>
+            <wp:docPr id="5" name="Picture 5" descr="Retain unusual recorded measurements. Units: minutes. Task 1: 2. Task 2: 3. Task 3: 3. Task 4: 4. Task 5: 18."/>
+            <wp:cNvGraphicFramePr>
+              <a:graphicFrameLocks noChangeAspect="1"/>
+            </wp:cNvGraphicFramePr>
+            <a:graphic>
+              <a:graphicData uri="http://schemas.openxmlformats.org/drawingml/2006/picture">
+                <pic:pic>
+                  <pic:nvPicPr>
+                    <pic:cNvPr id="0" name="academy-story-ai-2-17-03.png"/>
+                    <pic:cNvPicPr/>
+                  </pic:nvPicPr>
+                  <pic:blipFill>
+                    <a:blip r:embed="rId13"/>
+                    <a:stretch>
+                      <a:fillRect/>
+                    </a:stretch>
+                  </pic:blipFill>
+                  <pic:spPr>
+                    <a:xfrm>
+                      <a:off x="0" y="0"/>
+                      <a:ext cx="5486400" cy="3938016"/>
+                    </a:xfrm>
+                    <a:prstGeom prst="rect"/>
+                  </pic:spPr>
+                </pic:pic>
+              </a:graphicData>
+            </a:graphic>
+          </wp:inline>
+        </w:drawing>
+      </w:r>
+    </w:p>
+    <w:p>
+      <w:pPr>
+        <w:spacing w:line="336" w:lineRule="auto" w:after="180"/>
+      </w:pPr>
+      <w:r>
+        <w:rPr>
+          <w:b w:val="0"/>
+        </w:rPr>
+        <w:t>Retain unusual recorded measurements. Units: minutes. Task 1: 2. Task 2: 3. Task 3: 3. Task 4: 4. Task 5: 18.</w:t>
+      </w:r>
+    </w:p>
+    <w:p>
+      <w:pPr>
+        <w:spacing w:line="336" w:lineRule="auto" w:after="180"/>
+        <w:shd w:fill="F5F1FB"/>
+      </w:pPr>
+      <w:r>
+        <w:rPr>
+          <w:b w:val="0"/>
+        </w:rPr>
+        <w:t>Read the labels and values. Explain the relationship the model shows.</w:t>
+      </w:r>
+    </w:p>
+    <w:p>
+      <w:pPr>
+        <w:pStyle w:val="Heading3"/>
+      </w:pPr>
+      <w:r>
+        <w:t>My picture explanation, deciding evidence and one limit</w:t>
+      </w:r>
+    </w:p>
+    <w:p>
+      <w:r>
+        <w:t>________________________________________________________________</w:t>
+      </w:r>
+    </w:p>
+    <w:p>
+      <w:r>
+        <w:t>________________________________________________________________</w:t>
+      </w:r>
+    </w:p>
+    <w:p>
+      <w:r>
+        <w:t>________________________________________________________________</w:t>
+      </w:r>
+    </w:p>
+    <w:p>
+      <w:r>
+        <w:t>________________________________________________________________</w:t>
+      </w:r>
+    </w:p>
+    <w:p>
+      <w:pPr>
+        <w:pStyle w:val="Heading3"/>
+      </w:pPr>
+      <w:r>
+        <w:t>04. Change one thing. Trace what follows.</w:t>
+      </w:r>
+    </w:p>
+    <w:p>
+      <w:r>
+        <w:drawing>
+          <wp:inline xmlns:a="http://schemas.openxmlformats.org/drawingml/2006/main" xmlns:pic="http://schemas.openxmlformats.org/drawingml/2006/picture">
+            <wp:extent cx="5486400" cy="3026664"/>
+            <wp:docPr id="6" name="Picture 6" descr="Original case: Change a value only if evidence supports a correction; preserve the raw record. Changed condition: An authorised log confirms 18 was a transcription error for 3. Expected result: Corrected mean is 3 minutes and median is 3. Reason: Values become 2,3,3,4,3 with sum 15; sorted middle remains 3."/>
+            <wp:cNvGraphicFramePr>
+              <a:graphicFrameLocks noChangeAspect="1"/>
+            </wp:cNvGraphicFramePr>
+            <a:graphic>
+              <a:graphicData uri="http://schemas.openxmlformats.org/drawingml/2006/picture">
+                <pic:pic>
+                  <pic:nvPicPr>
+                    <pic:cNvPr id="0" name="academy-story-ai-2-17-04.png"/>
+                    <pic:cNvPicPr/>
+                  </pic:nvPicPr>
+                  <pic:blipFill>
+                    <a:blip r:embed="rId14"/>
+                    <a:stretch>
+                      <a:fillRect/>
+                    </a:stretch>
+                  </pic:blipFill>
+                  <pic:spPr>
+                    <a:xfrm>
+                      <a:off x="0" y="0"/>
+                      <a:ext cx="5486400" cy="3026664"/>
+                    </a:xfrm>
+                    <a:prstGeom prst="rect"/>
+                  </pic:spPr>
+                </pic:pic>
+              </a:graphicData>
+            </a:graphic>
+          </wp:inline>
+        </w:drawing>
+      </w:r>
+    </w:p>
+    <w:p>
+      <w:pPr>
+        <w:spacing w:line="336" w:lineRule="auto" w:after="180"/>
+      </w:pPr>
+      <w:r>
+        <w:rPr>
+          <w:b w:val="0"/>
+        </w:rPr>
+        <w:t xml:space="preserve">Original case: Change a value only if </w:t>
+      </w:r>
+      <w:r>
+        <w:rPr>
+          <w:b/>
+        </w:rPr>
+        <w:t>evidence</w:t>
+      </w:r>
+      <w:r>
+        <w:rPr>
+          <w:b w:val="0"/>
+        </w:rPr>
+        <w:t xml:space="preserve"> supports a correction; preserve the raw record. Changed condition: An authorised log confirms 18 was a transcription error for 3.</w:t>
+      </w:r>
+    </w:p>
+    <w:p>
+      <w:pPr>
+        <w:spacing w:line="336" w:lineRule="auto" w:after="180"/>
+      </w:pPr>
+      <w:r>
+        <w:rPr>
+          <w:b w:val="0"/>
+        </w:rPr>
+        <w:t xml:space="preserve">Expected result: Corrected </w:t>
+      </w:r>
+      <w:r>
+        <w:rPr>
+          <w:b/>
+        </w:rPr>
+        <w:t>mean</w:t>
+      </w:r>
+      <w:r>
+        <w:rPr>
+          <w:b w:val="0"/>
+        </w:rPr>
+        <w:t xml:space="preserve"> is 3 minutes and </w:t>
+      </w:r>
+      <w:r>
+        <w:rPr>
+          <w:b/>
+        </w:rPr>
+        <w:t>median</w:t>
+      </w:r>
+      <w:r>
+        <w:rPr>
+          <w:b w:val="0"/>
+        </w:rPr>
+        <w:t xml:space="preserve"> is 3. Reason: Values become 2,3,3,4,3 with sum 15; sorted middle remains 3.</w:t>
+      </w:r>
+    </w:p>
+    <w:p>
+      <w:pPr>
+        <w:spacing w:line="336" w:lineRule="auto" w:after="180"/>
+        <w:shd w:fill="F5F1FB"/>
+      </w:pPr>
+      <w:r>
+        <w:rPr>
+          <w:b w:val="0"/>
+        </w:rPr>
+        <w:t>Predict before checking the worked changed-case result. Name what changed and what the supplied facts allow you to conclude.</w:t>
+      </w:r>
+    </w:p>
+    <w:p>
+      <w:pPr>
+        <w:pStyle w:val="Heading3"/>
+      </w:pPr>
+      <w:r>
+        <w:t>My picture explanation, deciding evidence and one limit</w:t>
+      </w:r>
+    </w:p>
+    <w:p>
+      <w:r>
+        <w:t>________________________________________________________________</w:t>
+      </w:r>
+    </w:p>
+    <w:p>
+      <w:r>
+        <w:t>________________________________________________________________</w:t>
+      </w:r>
+    </w:p>
+    <w:p>
+      <w:r>
+        <w:t>________________________________________________________________</w:t>
+      </w:r>
+    </w:p>
+    <w:p>
+      <w:r>
+        <w:t>________________________________________________________________</w:t>
+      </w:r>
+    </w:p>
+    <w:p>
+      <w:pPr>
+        <w:pStyle w:val="Heading3"/>
+      </w:pPr>
+      <w:r>
+        <w:t>05. Connect the explanation to its limit</w:t>
+      </w:r>
+    </w:p>
+    <w:p>
+      <w:r>
+        <w:drawing>
+          <wp:inline xmlns:a="http://schemas.openxmlformats.org/drawingml/2006/main" xmlns:pic="http://schemas.openxmlformats.org/drawingml/2006/picture">
+            <wp:extent cx="5486400" cy="2834640"/>
+            <wp:docPr id="7" name="Picture 7" descr="The mean uses every value and is pulled upward by 18. The median identifies the middle recorded time and stays at 3. Neither statistic declares the unusual observation invalid. Deleting it simply because it changes the mean would hide potentially real slow work and change the question being answered. Limit: Five task times do not estimate all library processing times reliably or prove which summary suits every decision."/>
+            <wp:cNvGraphicFramePr>
+              <a:graphicFrameLocks noChangeAspect="1"/>
+            </wp:cNvGraphicFramePr>
+            <a:graphic>
+              <a:graphicData uri="http://schemas.openxmlformats.org/drawingml/2006/picture">
+                <pic:pic>
+                  <pic:nvPicPr>
+                    <pic:cNvPr id="0" name="academy-story-ai-2-17-05.png"/>
+                    <pic:cNvPicPr/>
+                  </pic:nvPicPr>
+                  <pic:blipFill>
+                    <a:blip r:embed="rId15"/>
+                    <a:stretch>
+                      <a:fillRect/>
+                    </a:stretch>
+                  </pic:blipFill>
+                  <pic:spPr>
+                    <a:xfrm>
+                      <a:off x="0" y="0"/>
+                      <a:ext cx="5486400" cy="2834640"/>
+                    </a:xfrm>
+                    <a:prstGeom prst="rect"/>
+                  </pic:spPr>
+                </pic:pic>
+              </a:graphicData>
+            </a:graphic>
+          </wp:inline>
+        </w:drawing>
+      </w:r>
+    </w:p>
+    <w:p>
+      <w:pPr>
+        <w:spacing w:line="336" w:lineRule="auto" w:after="180"/>
+      </w:pPr>
+      <w:r>
+        <w:rPr>
+          <w:b w:val="0"/>
+        </w:rPr>
+        <w:t xml:space="preserve">The </w:t>
+      </w:r>
+      <w:r>
+        <w:rPr>
+          <w:b/>
+        </w:rPr>
+        <w:t>mean</w:t>
+      </w:r>
+      <w:r>
+        <w:rPr>
+          <w:b w:val="0"/>
+        </w:rPr>
+        <w:t xml:space="preserve"> uses every value and is pulled upward by 18. The </w:t>
+      </w:r>
+      <w:r>
+        <w:rPr>
+          <w:b/>
+        </w:rPr>
+        <w:t>median</w:t>
+      </w:r>
+      <w:r>
+        <w:rPr>
+          <w:b w:val="0"/>
+        </w:rPr>
+        <w:t xml:space="preserve"> identifies the middle recorded time and stays at 3. Neither statistic declares the unusual </w:t>
+      </w:r>
+      <w:r>
+        <w:rPr>
+          <w:b/>
+        </w:rPr>
+        <w:t>observation</w:t>
+      </w:r>
+      <w:r>
+        <w:rPr>
+          <w:b w:val="0"/>
+        </w:rPr>
+        <w:t xml:space="preserve"> invalid.</w:t>
+      </w:r>
+    </w:p>
+    <w:p>
+      <w:pPr>
+        <w:spacing w:line="336" w:lineRule="auto" w:after="180"/>
+      </w:pPr>
+      <w:r>
+        <w:rPr>
+          <w:b w:val="0"/>
+        </w:rPr>
+        <w:t xml:space="preserve">Deleting it simply because it changes the </w:t>
+      </w:r>
+      <w:r>
+        <w:rPr>
+          <w:b/>
+        </w:rPr>
+        <w:t>mean</w:t>
+      </w:r>
+      <w:r>
+        <w:rPr>
+          <w:b w:val="0"/>
+        </w:rPr>
+        <w:t xml:space="preserve"> would hide potentially real slow work and change the question being answered.</w:t>
+      </w:r>
+    </w:p>
+    <w:p>
+      <w:pPr>
+        <w:spacing w:line="336" w:lineRule="auto" w:after="180"/>
+      </w:pPr>
+      <w:r>
+        <w:rPr>
+          <w:b w:val="0"/>
+        </w:rPr>
+        <w:t xml:space="preserve">Limit: Five task times do not estimate all library </w:t>
+      </w:r>
+      <w:r>
+        <w:rPr>
+          <w:b/>
+        </w:rPr>
+        <w:t>process</w:t>
+      </w:r>
+      <w:r>
+        <w:rPr>
+          <w:b w:val="0"/>
+        </w:rPr>
+        <w:t>ing times reliably or prove which summary suits every decision.</w:t>
+      </w:r>
+    </w:p>
+    <w:p>
+      <w:pPr>
+        <w:spacing w:line="336" w:lineRule="auto" w:after="180"/>
+        <w:shd w:fill="F5F1FB"/>
+      </w:pPr>
+      <w:r>
+        <w:rPr>
+          <w:b w:val="0"/>
+        </w:rPr>
+        <w:t>Explain the case, then point to a limit on the claim.</w:t>
+      </w:r>
+    </w:p>
+    <w:p>
+      <w:pPr>
+        <w:pStyle w:val="Heading3"/>
+      </w:pPr>
+      <w:r>
+        <w:t>My picture explanation, deciding evidence and one limit</w:t>
+      </w:r>
+    </w:p>
+    <w:p>
+      <w:r>
+        <w:t>________________________________________________________________</w:t>
+      </w:r>
+    </w:p>
+    <w:p>
+      <w:r>
+        <w:t>________________________________________________________________</w:t>
+      </w:r>
+    </w:p>
+    <w:p>
+      <w:r>
+        <w:t>________________________________________________________________</w:t>
+      </w:r>
+    </w:p>
+    <w:p>
+      <w:r>
+        <w:t>________________________________________________________________</w:t>
+      </w:r>
+    </w:p>
+    <w:p>
+      <w:pPr>
+        <w:pStyle w:val="Heading3"/>
+      </w:pPr>
+      <w:r>
+        <w:t>06. Make the idea visible in your project</w:t>
+      </w:r>
+    </w:p>
+    <w:p>
+      <w:r>
+        <w:drawing>
+          <wp:inline xmlns:a="http://schemas.openxmlformats.org/drawingml/2006/main" xmlns:pic="http://schemas.openxmlformats.org/drawingml/2006/picture">
+            <wp:extent cx="5486400" cy="3529584"/>
+            <wp:docPr id="8" name="Picture 8" descr="Investigate unusual recommender features and show evidence-backed repairs instead of removing inconvenient records. Draw your input, deciding step, result and limit. Supported question: If 18 was genuine, which summary better describes the middle observed task, and what extra fact should be shown?"/>
+            <wp:cNvGraphicFramePr>
+              <a:graphicFrameLocks noChangeAspect="1"/>
+            </wp:cNvGraphicFramePr>
+            <a:graphic>
+              <a:graphicData uri="http://schemas.openxmlformats.org/drawingml/2006/picture">
+                <pic:pic>
+                  <pic:nvPicPr>
+                    <pic:cNvPr id="0" name="academy-story-ai-2-17-06.png"/>
+                    <pic:cNvPicPr/>
+                  </pic:nvPicPr>
+                  <pic:blipFill>
+                    <a:blip r:embed="rId16"/>
+                    <a:stretch>
+                      <a:fillRect/>
+                    </a:stretch>
+                  </pic:blipFill>
+                  <pic:spPr>
+                    <a:xfrm>
+                      <a:off x="0" y="0"/>
+                      <a:ext cx="5486400" cy="3529584"/>
+                    </a:xfrm>
+                    <a:prstGeom prst="rect"/>
+                  </pic:spPr>
+                </pic:pic>
+              </a:graphicData>
+            </a:graphic>
+          </wp:inline>
+        </w:drawing>
+      </w:r>
+    </w:p>
+    <w:p>
+      <w:pPr>
+        <w:spacing w:line="336" w:lineRule="auto" w:after="180"/>
+      </w:pPr>
+      <w:r>
+        <w:rPr>
+          <w:b/>
+        </w:rPr>
+        <w:t>Investigate</w:t>
+      </w:r>
+      <w:r>
+        <w:rPr>
+          <w:b w:val="0"/>
+        </w:rPr>
+        <w:t xml:space="preserve"> unusual recommender features and show </w:t>
+      </w:r>
+      <w:r>
+        <w:rPr>
+          <w:b/>
+        </w:rPr>
+        <w:t>evidence</w:t>
+      </w:r>
+      <w:r>
+        <w:rPr>
+          <w:b w:val="0"/>
+        </w:rPr>
+        <w:t xml:space="preserve">-backed repairs instead of removing inconvenient records. Draw your </w:t>
+      </w:r>
+      <w:r>
+        <w:rPr>
+          <w:b/>
+        </w:rPr>
+        <w:t>input</w:t>
+      </w:r>
+      <w:r>
+        <w:rPr>
+          <w:b w:val="0"/>
+        </w:rPr>
+        <w:t>, deciding step, result and limit.</w:t>
+      </w:r>
+    </w:p>
+    <w:p>
+      <w:pPr>
+        <w:spacing w:line="336" w:lineRule="auto" w:after="180"/>
+      </w:pPr>
+      <w:r>
+        <w:rPr>
+          <w:b w:val="0"/>
+        </w:rPr>
+        <w:t>Supported question: If 18 was genuine, which summary better describes the middle observed task, and what extra fact should be shown?</w:t>
+      </w:r>
+    </w:p>
+    <w:p>
+      <w:pPr>
+        <w:spacing w:line="336" w:lineRule="auto" w:after="180"/>
+        <w:shd w:fill="F5F1FB"/>
+      </w:pPr>
+      <w:r>
+        <w:rPr>
+          <w:b w:val="0"/>
+        </w:rPr>
+        <w:t xml:space="preserve">Draw your project trace and justify the deciding step using </w:t>
+      </w:r>
+      <w:r>
+        <w:rPr>
+          <w:b/>
+        </w:rPr>
+        <w:t>evidence</w:t>
+      </w:r>
+      <w:r>
+        <w:rPr>
+          <w:b w:val="0"/>
+        </w:rPr>
+        <w:t>.</w:t>
+      </w:r>
+    </w:p>
+    <w:p>
+      <w:pPr>
+        <w:pStyle w:val="Heading3"/>
+      </w:pPr>
+      <w:r>
+        <w:t>My picture explanation, deciding evidence and one limit</w:t>
       </w:r>
     </w:p>
     <w:p>

--- a/downloads/workbook/ai-2-week-17.docx
+++ b/downloads/workbook/ai-2-week-17.docx
@@ -25,12 +25,492 @@
         <w:pStyle w:val="Heading1"/>
       </w:pPr>
       <w:r>
-        <w:t>01. Recall and choose your starting point</w:t>
-      </w:r>
-    </w:p>
-    <w:p>
-      <w:r>
-        <w:t>Record your starting explanation for Noise and Outliers before opening notes. Show any later correction separately.</w:t>
+        <w:t>One connected summary and data-audit record.</w:t>
+      </w:r>
+    </w:p>
+    <w:p>
+      <w:r>
+        <w:t>Count repeated values, sort for two median cases, challenge unsupported deletion and report missing summaries.</w:t>
+      </w:r>
+    </w:p>
+    <w:p>
+      <w:r>
+        <w:t>Keep raw observations, changed-case status, units, calculations and source decisions visible.</w:t>
+      </w:r>
+    </w:p>
+    <w:p>
+      <w:pPr>
+        <w:pStyle w:val="Heading1"/>
+      </w:pPr>
+      <w:r>
+        <w:t>01. Recall: reconnect earlier ideas</w:t>
+      </w:r>
+    </w:p>
+    <w:p>
+      <w:r>
+        <w:t>Retrieve before opening notes.</w:t>
+      </w:r>
+    </w:p>
+    <w:p>
+      <w:pPr>
+        <w:pStyle w:val="Heading2"/>
+      </w:pPr>
+      <w:r>
+        <w:t>Retrieve and explain</w:t>
+      </w:r>
+    </w:p>
+    <w:p>
+      <w:pPr>
+        <w:pStyle w:val="ListBullet"/>
+      </w:pPr>
+      <w:r>
+        <w:t>Try the recall before opening notes. Then use a different colour or a labelled second line to correct your explanation.</w:t>
+      </w:r>
+    </w:p>
+    <w:p>
+      <w:pPr>
+        <w:pStyle w:val="ListBullet"/>
+      </w:pPr>
+      <w:r>
+        <w:t>Without opening the old lesson, explain one key idea from Overfitting Intuition. Give an example and a mistake that the idea helps you avoid.</w:t>
+      </w:r>
+    </w:p>
+    <w:p>
+      <w:pPr>
+        <w:pStyle w:val="Heading3"/>
+      </w:pPr>
+      <w:r>
+        <w:t>My remembered idea, example and correction</w:t>
+      </w:r>
+    </w:p>
+    <w:p>
+      <w:r>
+        <w:t>________________________________________________________________</w:t>
+      </w:r>
+    </w:p>
+    <w:p>
+      <w:r>
+        <w:t>________________________________________________________________</w:t>
+      </w:r>
+    </w:p>
+    <w:p>
+      <w:r>
+        <w:t>________________________________________________________________</w:t>
+      </w:r>
+    </w:p>
+    <w:p>
+      <w:pPr>
+        <w:pStyle w:val="ListBullet"/>
+      </w:pPr>
+      <w:r>
+        <w:t>Without opening the old lesson, explain one key idea from Decision Trees. Give an example and a mistake that the idea helps you avoid.</w:t>
+      </w:r>
+    </w:p>
+    <w:p>
+      <w:pPr>
+        <w:pStyle w:val="Heading3"/>
+      </w:pPr>
+      <w:r>
+        <w:t>My remembered idea, example and correction</w:t>
+      </w:r>
+    </w:p>
+    <w:p>
+      <w:r>
+        <w:t>________________________________________________________________</w:t>
+      </w:r>
+    </w:p>
+    <w:p>
+      <w:r>
+        <w:t>________________________________________________________________</w:t>
+      </w:r>
+    </w:p>
+    <w:p>
+      <w:r>
+        <w:t>________________________________________________________________</w:t>
+      </w:r>
+    </w:p>
+    <w:p>
+      <w:pPr>
+        <w:pStyle w:val="ListBullet"/>
+      </w:pPr>
+      <w:r>
+        <w:t>Without opening the old lesson, explain one key idea from Training and Testing. Give an example and a mistake that the idea helps you avoid.</w:t>
+      </w:r>
+    </w:p>
+    <w:p>
+      <w:pPr>
+        <w:pStyle w:val="Heading3"/>
+      </w:pPr>
+      <w:r>
+        <w:t>My remembered idea, example and correction</w:t>
+      </w:r>
+    </w:p>
+    <w:p>
+      <w:r>
+        <w:t>________________________________________________________________</w:t>
+      </w:r>
+    </w:p>
+    <w:p>
+      <w:r>
+        <w:t>________________________________________________________________</w:t>
+      </w:r>
+    </w:p>
+    <w:p>
+      <w:r>
+        <w:t>________________________________________________________________</w:t>
+      </w:r>
+    </w:p>
+    <w:p>
+      <w:pPr>
+        <w:pStyle w:val="Heading2"/>
+      </w:pPr>
+      <w:r>
+        <w:t>Earlier wording, alternatives and picture transcripts · reference / check after trying</w:t>
+      </w:r>
+    </w:p>
+    <w:p>
+      <w:pPr>
+        <w:pStyle w:val="Heading3"/>
+      </w:pPr>
+      <w:r>
+        <w:t>Overfitting Intuition</w:t>
+      </w:r>
+    </w:p>
+    <w:p>
+      <w:pPr>
+        <w:pStyle w:val="Heading3"/>
+      </w:pPr>
+      <w:r>
+        <w:t>Decision Trees</w:t>
+      </w:r>
+    </w:p>
+    <w:p>
+      <w:pPr>
+        <w:pStyle w:val="Heading3"/>
+      </w:pPr>
+      <w:r>
+        <w:t>Training and Testing</w:t>
+      </w:r>
+    </w:p>
+    <w:p>
+      <w:pPr>
+        <w:pStyle w:val="Heading1"/>
+      </w:pPr>
+      <w:r>
+        <w:t>12. W1 · Compute a mean with repeated observations</w:t>
+      </w:r>
+    </w:p>
+    <w:p>
+      <w:r>
+        <w:t>The denominator counts observations rather than distinct values.</w:t>
+      </w:r>
+    </w:p>
+    <w:p>
+      <w:pPr>
+        <w:pStyle w:val="Heading2"/>
+      </w:pPr>
+      <w:r>
+        <w:t>Your evidence record</w:t>
+      </w:r>
+    </w:p>
+    <w:p>
+      <w:pPr>
+        <w:pStyle w:val="ListBullet"/>
+      </w:pPr>
+      <w:r>
+        <w:t>Summary reference: mean=sum/count, counting repeated observations separately. For a nonempty sorted odd list take its middle; for an even list average the two middle values. Empty data has no measured mean or median here. Worked baseline durations are2,3,3,4,18 minutes;18 is not confirmed wrong. Keep hypothetical18→8 calculations separate from the authorised18→3 log scenario.</w:t>
+      </w:r>
+    </w:p>
+    <w:p>
+      <w:pPr>
+        <w:pStyle w:val="ListBullet"/>
+      </w:pPr>
+      <w:r>
+        <w:t>Find the mean of 4, 4, 6, 6 and 10.</w:t>
+      </w:r>
+    </w:p>
+    <w:p>
+      <w:pPr>
+        <w:pStyle w:val="Heading3"/>
+      </w:pPr>
+      <w:r>
+        <w:t>My reasoning and evidence</w:t>
+      </w:r>
+    </w:p>
+    <w:p>
+      <w:r>
+        <w:t>________________________________________________________________</w:t>
+      </w:r>
+    </w:p>
+    <w:p>
+      <w:r>
+        <w:t>________________________________________________________________</w:t>
+      </w:r>
+    </w:p>
+    <w:p>
+      <w:r>
+        <w:t>________________________________________________________________</w:t>
+      </w:r>
+    </w:p>
+    <w:p>
+      <w:r>
+        <w:t>________________________________________________________________</w:t>
+      </w:r>
+    </w:p>
+    <w:p>
+      <w:r>
+        <w:t>________________________________________________________________</w:t>
+      </w:r>
+    </w:p>
+    <w:p>
+      <w:r>
+        <w:t>________________________________________________________________</w:t>
+      </w:r>
+    </w:p>
+    <w:p>
+      <w:pPr>
+        <w:pStyle w:val="Heading1"/>
+      </w:pPr>
+      <w:r>
+        <w:t>13. W2 · Compute odd and even medians</w:t>
+      </w:r>
+    </w:p>
+    <w:p>
+      <w:r>
+        <w:t>Sort each supplied list before choosing the middle.</w:t>
+      </w:r>
+    </w:p>
+    <w:p>
+      <w:pPr>
+        <w:pStyle w:val="Heading2"/>
+      </w:pPr>
+      <w:r>
+        <w:t>Your evidence record</w:t>
+      </w:r>
+    </w:p>
+    <w:p>
+      <w:pPr>
+        <w:pStyle w:val="ListBullet"/>
+      </w:pPr>
+      <w:r>
+        <w:t>Summary reference: mean=sum/count, counting repeated observations separately. For a nonempty sorted odd list take its middle; for an even list average the two middle values. Empty data has no measured mean or median here. Worked baseline durations are2,3,3,4,18 minutes;18 is not confirmed wrong. Keep hypothetical18→8 calculations separate from the authorised18→3 log scenario.</w:t>
+      </w:r>
+    </w:p>
+    <w:p>
+      <w:pPr>
+        <w:pStyle w:val="ListBullet"/>
+      </w:pPr>
+      <w:r>
+        <w:t>Find medians of [9, 1, 3] and [8, 2, 4, 6].</w:t>
+      </w:r>
+    </w:p>
+    <w:p>
+      <w:pPr>
+        <w:pStyle w:val="Heading3"/>
+      </w:pPr>
+      <w:r>
+        <w:t>My reasoning and evidence</w:t>
+      </w:r>
+    </w:p>
+    <w:p>
+      <w:r>
+        <w:t>________________________________________________________________</w:t>
+      </w:r>
+    </w:p>
+    <w:p>
+      <w:r>
+        <w:t>________________________________________________________________</w:t>
+      </w:r>
+    </w:p>
+    <w:p>
+      <w:r>
+        <w:t>________________________________________________________________</w:t>
+      </w:r>
+    </w:p>
+    <w:p>
+      <w:r>
+        <w:t>________________________________________________________________</w:t>
+      </w:r>
+    </w:p>
+    <w:p>
+      <w:r>
+        <w:t>________________________________________________________________</w:t>
+      </w:r>
+    </w:p>
+    <w:p>
+      <w:r>
+        <w:t>________________________________________________________________</w:t>
+      </w:r>
+    </w:p>
+    <w:p>
+      <w:pPr>
+        <w:pStyle w:val="Heading1"/>
+      </w:pPr>
+      <w:r>
+        <w:t>14. W3 · Challenge deletion based on the mean</w:t>
+      </w:r>
+    </w:p>
+    <w:p>
+      <w:r>
+        <w:t>State the source evidence and collection rule you need.</w:t>
+      </w:r>
+    </w:p>
+    <w:p>
+      <w:pPr>
+        <w:pStyle w:val="Heading2"/>
+      </w:pPr>
+      <w:r>
+        <w:t>Your evidence record</w:t>
+      </w:r>
+    </w:p>
+    <w:p>
+      <w:pPr>
+        <w:pStyle w:val="ListBullet"/>
+      </w:pPr>
+      <w:r>
+        <w:t>Summary reference: mean=sum/count, counting repeated observations separately. For a nonempty sorted odd list take its middle; for an even list average the two middle values. Empty data has no measured mean or median here. Worked baseline durations are2,3,3,4,18 minutes;18 is not confirmed wrong. Keep hypothetical18→8 calculations separate from the authorised18→3 log scenario.</w:t>
+      </w:r>
+    </w:p>
+    <w:p>
+      <w:pPr>
+        <w:pStyle w:val="ListBullet"/>
+      </w:pPr>
+      <w:r>
+        <w:t>A learner deletes 18 because it is above the mean. What evidence is needed before correcting or excluding it?</w:t>
+      </w:r>
+    </w:p>
+    <w:p>
+      <w:pPr>
+        <w:pStyle w:val="Heading3"/>
+      </w:pPr>
+      <w:r>
+        <w:t>My reasoning and evidence</w:t>
+      </w:r>
+    </w:p>
+    <w:p>
+      <w:r>
+        <w:t>________________________________________________________________</w:t>
+      </w:r>
+    </w:p>
+    <w:p>
+      <w:r>
+        <w:t>________________________________________________________________</w:t>
+      </w:r>
+    </w:p>
+    <w:p>
+      <w:r>
+        <w:t>________________________________________________________________</w:t>
+      </w:r>
+    </w:p>
+    <w:p>
+      <w:r>
+        <w:t>________________________________________________________________</w:t>
+      </w:r>
+    </w:p>
+    <w:p>
+      <w:r>
+        <w:t>________________________________________________________________</w:t>
+      </w:r>
+    </w:p>
+    <w:p>
+      <w:r>
+        <w:t>________________________________________________________________</w:t>
+      </w:r>
+    </w:p>
+    <w:p>
+      <w:pPr>
+        <w:pStyle w:val="Heading1"/>
+      </w:pPr>
+      <w:r>
+        <w:t>16. W5 · Report an unavailable mean honestly</w:t>
+      </w:r>
+    </w:p>
+    <w:p>
+      <w:r>
+        <w:t>Do not replace absence of observations with a measured zero.</w:t>
+      </w:r>
+    </w:p>
+    <w:p>
+      <w:pPr>
+        <w:pStyle w:val="Heading2"/>
+      </w:pPr>
+      <w:r>
+        <w:t>Your evidence record</w:t>
+      </w:r>
+    </w:p>
+    <w:p>
+      <w:pPr>
+        <w:pStyle w:val="ListBullet"/>
+      </w:pPr>
+      <w:r>
+        <w:t>Summary reference: mean=sum/count, counting repeated observations separately. For a nonempty sorted odd list take its middle; for an even list average the two middle values. Empty data has no measured mean or median here. Worked baseline durations are2,3,3,4,18 minutes;18 is not confirmed wrong. Keep hypothetical18→8 calculations separate from the authorised18→3 log scenario.</w:t>
+      </w:r>
+    </w:p>
+    <w:p>
+      <w:pPr>
+        <w:pStyle w:val="ListBullet"/>
+      </w:pPr>
+      <w:r>
+        <w:t>A dataset is empty. Is reporting a mean of 0 justified?</w:t>
+      </w:r>
+    </w:p>
+    <w:p>
+      <w:pPr>
+        <w:pStyle w:val="Heading3"/>
+      </w:pPr>
+      <w:r>
+        <w:t>My reasoning and evidence</w:t>
+      </w:r>
+    </w:p>
+    <w:p>
+      <w:r>
+        <w:t>________________________________________________________________</w:t>
+      </w:r>
+    </w:p>
+    <w:p>
+      <w:r>
+        <w:t>________________________________________________________________</w:t>
+      </w:r>
+    </w:p>
+    <w:p>
+      <w:r>
+        <w:t>________________________________________________________________</w:t>
+      </w:r>
+    </w:p>
+    <w:p>
+      <w:r>
+        <w:t>________________________________________________________________</w:t>
+      </w:r>
+    </w:p>
+    <w:p>
+      <w:r>
+        <w:t>________________________________________________________________</w:t>
+      </w:r>
+    </w:p>
+    <w:p>
+      <w:r>
+        <w:t>________________________________________________________________</w:t>
+      </w:r>
+    </w:p>
+    <w:p>
+      <w:pPr>
+        <w:pStyle w:val="Heading1"/>
+      </w:pPr>
+      <w:r>
+        <w:t>04. W4 · Compare summaries independently</w:t>
+      </w:r>
+    </w:p>
+    <w:p>
+      <w:r>
+        <w:t>Keep one first attempt before hints or feedback.</w:t>
+      </w:r>
+    </w:p>
+    <w:p>
+      <w:pPr>
+        <w:pStyle w:val="Heading2"/>
+      </w:pPr>
+      <w:r>
+        <w:t>Read and explain independently</w:t>
       </w:r>
     </w:p>
     <w:p>
@@ -41,15 +521,7 @@
         <w:rPr>
           <w:b w:val="0"/>
         </w:rPr>
-        <w:t>Try the recall before opening notes. Then use a different colour or a labelled second line to correct your explanation.</w:t>
-      </w:r>
-    </w:p>
-    <w:p>
-      <w:pPr>
-        <w:pStyle w:val="Heading3"/>
-      </w:pPr>
-      <w:r>
-        <w:t>Overfitting Intuition</w:t>
+        <w:t>Treat the independent list as durations in minutes; the requested replacement is a what-if comparison, not an evidence-backed correction of actual data.</w:t>
       </w:r>
     </w:p>
     <w:p>
@@ -60,162 +532,19 @@
         <w:rPr>
           <w:b w:val="0"/>
         </w:rPr>
-        <w:t>Without opening the old lesson, explain one key idea from Over</w:t>
+        <w:t xml:space="preserve">For 1, 2, 2, 3 and 12, calculate </w:t>
       </w:r>
       <w:r>
         <w:rPr>
           <w:b/>
         </w:rPr>
-        <w:t>fitting</w:t>
+        <w:t>mean</w:t>
       </w:r>
       <w:r>
         <w:rPr>
           <w:b w:val="0"/>
         </w:rPr>
-        <w:t xml:space="preserve"> Intuition. Give an example and a mistake that the idea helps you avoid.</w:t>
-      </w:r>
-    </w:p>
-    <w:p>
-      <w:pPr>
-        <w:pStyle w:val="Heading3"/>
-      </w:pPr>
-      <w:r>
-        <w:t>My remembered idea, example and correction</w:t>
-      </w:r>
-    </w:p>
-    <w:p>
-      <w:r>
-        <w:t>________________________________________________________________</w:t>
-      </w:r>
-    </w:p>
-    <w:p>
-      <w:r>
-        <w:t>________________________________________________________________</w:t>
-      </w:r>
-    </w:p>
-    <w:p>
-      <w:r>
-        <w:t>________________________________________________________________</w:t>
-      </w:r>
-    </w:p>
-    <w:p>
-      <w:pPr>
-        <w:pStyle w:val="Heading3"/>
-      </w:pPr>
-      <w:r>
-        <w:t>Decision Trees</w:t>
-      </w:r>
-    </w:p>
-    <w:p>
-      <w:pPr>
-        <w:spacing w:line="336" w:lineRule="auto" w:after="180"/>
-      </w:pPr>
-      <w:r>
-        <w:rPr>
-          <w:b w:val="0"/>
-        </w:rPr>
-        <w:t>Without opening the old lesson, explain one key idea from Decision Trees. Give an example and a mistake that the idea helps you avoid.</w:t>
-      </w:r>
-    </w:p>
-    <w:p>
-      <w:pPr>
-        <w:pStyle w:val="Heading3"/>
-      </w:pPr>
-      <w:r>
-        <w:t>My remembered idea, example and correction</w:t>
-      </w:r>
-    </w:p>
-    <w:p>
-      <w:r>
-        <w:t>________________________________________________________________</w:t>
-      </w:r>
-    </w:p>
-    <w:p>
-      <w:r>
-        <w:t>________________________________________________________________</w:t>
-      </w:r>
-    </w:p>
-    <w:p>
-      <w:r>
-        <w:t>________________________________________________________________</w:t>
-      </w:r>
-    </w:p>
-    <w:p>
-      <w:pPr>
-        <w:pStyle w:val="Heading3"/>
-      </w:pPr>
-      <w:r>
-        <w:t>Training and Testing</w:t>
-      </w:r>
-    </w:p>
-    <w:p>
-      <w:pPr>
-        <w:spacing w:line="336" w:lineRule="auto" w:after="180"/>
-      </w:pPr>
-      <w:r>
-        <w:rPr>
-          <w:b w:val="0"/>
-        </w:rPr>
-        <w:t xml:space="preserve">Without opening the old lesson, explain one key idea from </w:t>
-      </w:r>
-      <w:r>
-        <w:rPr>
-          <w:b/>
-        </w:rPr>
-        <w:t>Training</w:t>
-      </w:r>
-      <w:r>
-        <w:rPr>
-          <w:b w:val="0"/>
-        </w:rPr>
-        <w:t xml:space="preserve"> and Testing. Give an example and a mistake that the idea helps you avoid.</w:t>
-      </w:r>
-    </w:p>
-    <w:p>
-      <w:pPr>
-        <w:pStyle w:val="Heading3"/>
-      </w:pPr>
-      <w:r>
-        <w:t>My remembered idea, example and correction</w:t>
-      </w:r>
-    </w:p>
-    <w:p>
-      <w:r>
-        <w:t>________________________________________________________________</w:t>
-      </w:r>
-    </w:p>
-    <w:p>
-      <w:r>
-        <w:t>________________________________________________________________</w:t>
-      </w:r>
-    </w:p>
-    <w:p>
-      <w:r>
-        <w:t>________________________________________________________________</w:t>
-      </w:r>
-    </w:p>
-    <w:p>
-      <w:pPr>
-        <w:pStyle w:val="Heading1"/>
-      </w:pPr>
-      <w:r>
-        <w:t>02. Practise with fading help</w:t>
-      </w:r>
-    </w:p>
-    <w:p>
-      <w:r>
-        <w:t>Complete the supported Noise and Outliers trace and record the first step you can explain without help.</w:t>
-      </w:r>
-    </w:p>
-    <w:p>
-      <w:pPr>
-        <w:spacing w:line="336" w:lineRule="auto" w:after="180"/>
-      </w:pPr>
-      <w:r>
-        <w:rPr>
-          <w:b w:val="0"/>
-        </w:rPr>
-        <w:t xml:space="preserve">Use W2: Compute two </w:t>
+        <w:t xml:space="preserve"> and </w:t>
       </w:r>
       <w:r>
         <w:rPr>
@@ -227,143 +556,15 @@
         <w:rPr>
           <w:b w:val="0"/>
         </w:rPr>
-        <w:t xml:space="preserve">s for </w:t>
-      </w:r>
-      <w:r>
-        <w:rPr>
-          <w:b/>
-        </w:rPr>
-        <w:t>Mean</w:t>
-      </w:r>
-      <w:r>
-        <w:rPr>
-          <w:b w:val="0"/>
-        </w:rPr>
-        <w:t xml:space="preserve"> </w:t>
-      </w:r>
-      <w:r>
-        <w:rPr>
-          <w:b/>
-        </w:rPr>
-        <w:t>median</w:t>
-      </w:r>
-      <w:r>
-        <w:rPr>
-          <w:b w:val="0"/>
-        </w:rPr>
-        <w:t xml:space="preserve"> and </w:t>
-      </w:r>
-      <w:r>
-        <w:rPr>
-          <w:b/>
-        </w:rPr>
-        <w:t>unusual value</w:t>
-      </w:r>
-      <w:r>
-        <w:rPr>
-          <w:b w:val="0"/>
-        </w:rPr>
-        <w:t>s. Record the answer once; the lesson and workbook refer to the same attempt.</w:t>
-      </w:r>
-    </w:p>
-    <w:tbl>
-      <w:tblPr>
-        <w:tblStyle w:val="LightShading-Accent1"/>
-        <w:tblW w:type="auto" w:w="0"/>
-        <w:tblLook w:firstColumn="1" w:firstRow="1" w:lastColumn="0" w:lastRow="0" w:noHBand="0" w:noVBand="1" w:val="04A0"/>
-      </w:tblPr>
-      <w:tblGrid>
-        <w:gridCol w:w="2556"/>
-        <w:gridCol w:w="2556"/>
-        <w:gridCol w:w="2556"/>
-        <w:gridCol w:w="2556"/>
-      </w:tblGrid>
-      <w:tr>
-        <w:trPr>
-          <w:tblHeader/>
-        </w:trPr>
-        <w:tc>
-          <w:tcPr>
-            <w:tcW w:type="dxa" w:w="2556"/>
-          </w:tcPr>
-          <w:p>
-            <w:r>
-              <w:t>Given inputs</w:t>
-            </w:r>
-          </w:p>
-        </w:tc>
-        <w:tc>
-          <w:tcPr>
-            <w:tcW w:type="dxa" w:w="2556"/>
-          </w:tcPr>
-          <w:p>
-            <w:r>
-              <w:t>Procedure I chose</w:t>
-            </w:r>
-          </w:p>
-        </w:tc>
-        <w:tc>
-          <w:tcPr>
-            <w:tcW w:type="dxa" w:w="2556"/>
-          </w:tcPr>
-          <w:p>
-            <w:r>
-              <w:t>Middle steps</w:t>
-            </w:r>
-          </w:p>
-        </w:tc>
-        <w:tc>
-          <w:tcPr>
-            <w:tcW w:type="dxa" w:w="2556"/>
-          </w:tcPr>
-          <w:p>
-            <w:r>
-              <w:t>Result and check</w:t>
-            </w:r>
-          </w:p>
-        </w:tc>
-      </w:tr>
-      <w:tr>
-        <w:tc>
-          <w:tcPr>
-            <w:tcW w:type="dxa" w:w="2556"/>
-          </w:tcPr>
-          <w:p>
-            <w:r/>
-          </w:p>
-        </w:tc>
-        <w:tc>
-          <w:tcPr>
-            <w:tcW w:type="dxa" w:w="2556"/>
-          </w:tcPr>
-          <w:p>
-            <w:r/>
-          </w:p>
-        </w:tc>
-        <w:tc>
-          <w:tcPr>
-            <w:tcW w:type="dxa" w:w="2556"/>
-          </w:tcPr>
-          <w:p>
-            <w:r/>
-          </w:p>
-        </w:tc>
-        <w:tc>
-          <w:tcPr>
-            <w:tcW w:type="dxa" w:w="2556"/>
-          </w:tcPr>
-          <w:p>
-            <w:r/>
-          </w:p>
-        </w:tc>
-      </w:tr>
-    </w:tbl>
+        <w:t>. Then replace 12 with 2 and recalculate. Explain the change.</w:t>
+      </w:r>
+    </w:p>
     <w:p>
       <w:pPr>
         <w:pStyle w:val="Heading3"/>
       </w:pPr>
       <w:r>
-        <w:t>The step I completed without help, and the hint I needed</w:t>
+        <w:t>My independent explanation, trace and limits</w:t>
       </w:r>
     </w:p>
     <w:p>
@@ -382,85 +583,6 @@
       </w:r>
     </w:p>
     <w:p>
-      <w:pPr>
-        <w:pStyle w:val="Heading1"/>
-      </w:pPr>
-      <w:r>
-        <w:t>03. Individual reasoning check</w:t>
-      </w:r>
-    </w:p>
-    <w:p>
-      <w:r>
-        <w:t>Check the proposed Noise and Outliers explanation against the supplied facts before discussing it.</w:t>
-      </w:r>
-    </w:p>
-    <w:p>
-      <w:pPr>
-        <w:spacing w:line="336" w:lineRule="auto" w:after="180"/>
-      </w:pPr>
-      <w:r>
-        <w:rPr>
-          <w:b w:val="0"/>
-        </w:rPr>
-        <w:t xml:space="preserve">Use the worked case for </w:t>
-      </w:r>
-      <w:r>
-        <w:rPr>
-          <w:b/>
-        </w:rPr>
-        <w:t>Mean</w:t>
-      </w:r>
-      <w:r>
-        <w:rPr>
-          <w:b w:val="0"/>
-        </w:rPr>
-        <w:t xml:space="preserve"> </w:t>
-      </w:r>
-      <w:r>
-        <w:rPr>
-          <w:b/>
-        </w:rPr>
-        <w:t>median</w:t>
-      </w:r>
-      <w:r>
-        <w:rPr>
-          <w:b w:val="0"/>
-        </w:rPr>
-        <w:t xml:space="preserve"> and </w:t>
-      </w:r>
-      <w:r>
-        <w:rPr>
-          <w:b/>
-        </w:rPr>
-        <w:t>unusual value</w:t>
-      </w:r>
-      <w:r>
-        <w:rPr>
-          <w:b w:val="0"/>
-        </w:rPr>
-        <w:t>s. Proposed explanation: “A successful run proves the conclusion”. Decide whether this explanation is supported.</w:t>
-      </w:r>
-    </w:p>
-    <w:p>
-      <w:pPr>
-        <w:spacing w:line="336" w:lineRule="auto" w:after="180"/>
-      </w:pPr>
-      <w:r>
-        <w:rPr>
-          <w:b w:val="0"/>
-        </w:rPr>
-        <w:t>Point to the step or supplied fact that decides; explain your repair if needed.</w:t>
-      </w:r>
-    </w:p>
-    <w:p>
-      <w:pPr>
-        <w:pStyle w:val="Heading3"/>
-      </w:pPr>
-      <w:r>
-        <w:t>My explanation before partner discussion</w:t>
-      </w:r>
-    </w:p>
-    <w:p>
       <w:r>
         <w:t>________________________________________________________________</w:t>
       </w:r>
@@ -482,101 +604,10 @@
     </w:p>
     <w:p>
       <w:pPr>
-        <w:pStyle w:val="Heading1"/>
-      </w:pPr>
-      <w:r>
-        <w:t>04. Independent transfer case</w:t>
-      </w:r>
-    </w:p>
-    <w:p>
-      <w:r>
-        <w:t>Write one first attempt at the reserved independent case before feedback. Repeated copies of that case refer to the same recorded attempt.</w:t>
-      </w:r>
-    </w:p>
-    <w:p>
-      <w:pPr>
-        <w:pStyle w:val="Heading3"/>
-      </w:pPr>
-      <w:r>
-        <w:t>Independent case: Compare summaries independently</w:t>
-      </w:r>
-    </w:p>
-    <w:p>
-      <w:pPr>
-        <w:spacing w:line="336" w:lineRule="auto" w:after="180"/>
-      </w:pPr>
-      <w:r>
-        <w:rPr>
-          <w:b w:val="0"/>
-        </w:rPr>
-        <w:t xml:space="preserve">For 1, 2, 2, 3 and 12, calculate </w:t>
-      </w:r>
-      <w:r>
-        <w:rPr>
-          <w:b/>
-        </w:rPr>
-        <w:t>mean</w:t>
-      </w:r>
-      <w:r>
-        <w:rPr>
-          <w:b w:val="0"/>
-        </w:rPr>
-        <w:t xml:space="preserve"> and </w:t>
-      </w:r>
-      <w:r>
-        <w:rPr>
-          <w:b/>
-        </w:rPr>
-        <w:t>median</w:t>
-      </w:r>
-      <w:r>
-        <w:rPr>
-          <w:b w:val="0"/>
-        </w:rPr>
-        <w:t>. Then replace 12 with 2 and recalculate. Explain the change.</w:t>
-      </w:r>
-    </w:p>
-    <w:p>
-      <w:pPr>
-        <w:pStyle w:val="Heading3"/>
-      </w:pPr>
-      <w:r>
-        <w:t>My independent explanation, trace and limits</w:t>
-      </w:r>
-    </w:p>
-    <w:p>
-      <w:r>
-        <w:t>________________________________________________________________</w:t>
-      </w:r>
-    </w:p>
-    <w:p>
-      <w:r>
-        <w:t>________________________________________________________________</w:t>
-      </w:r>
-    </w:p>
-    <w:p>
-      <w:r>
-        <w:t>________________________________________________________________</w:t>
-      </w:r>
-    </w:p>
-    <w:p>
-      <w:r>
-        <w:t>________________________________________________________________</w:t>
-      </w:r>
-    </w:p>
-    <w:p>
-      <w:r>
-        <w:t>________________________________________________________________</w:t>
-      </w:r>
-    </w:p>
-    <w:p>
-      <w:r>
-        <w:t>________________________________________________________________</w:t>
-      </w:r>
-    </w:p>
-    <w:p>
-      <w:r>
-        <w:t>________________________________________________________________</w:t>
+        <w:pStyle w:val="Heading2"/>
+      </w:pPr>
+      <w:r>
+        <w:t>Keep a fair record</w:t>
       </w:r>
     </w:p>
     <w:p>
@@ -592,15 +623,39 @@
     </w:p>
     <w:p>
       <w:pPr>
+        <w:pStyle w:val="Heading2"/>
+      </w:pPr>
+      <w:r>
+        <w:t>Earlier wording, alternatives and picture transcripts · reference / check after trying</w:t>
+      </w:r>
+    </w:p>
+    <w:p>
+      <w:pPr>
+        <w:pStyle w:val="Heading3"/>
+      </w:pPr>
+      <w:r>
+        <w:t>Independent case: Compare summaries independently</w:t>
+      </w:r>
+    </w:p>
+    <w:p>
+      <w:pPr>
         <w:pStyle w:val="Heading1"/>
       </w:pPr>
       <w:r>
-        <w:t>05. Your learning target</w:t>
-      </w:r>
-    </w:p>
-    <w:p>
-      <w:r>
-        <w:t>Connect the Noise and Outliers target to a trace and a justified conclusion.</w:t>
+        <w:t>09. Project · Keep the decision and its evidence</w:t>
+      </w:r>
+    </w:p>
+    <w:p>
+      <w:r>
+        <w:t>Add this week’s change to your existing project record.</w:t>
+      </w:r>
+    </w:p>
+    <w:p>
+      <w:pPr>
+        <w:pStyle w:val="Heading2"/>
+      </w:pPr>
+      <w:r>
+        <w:t>Your evidence record</w:t>
       </w:r>
     </w:p>
     <w:p>
@@ -611,20 +666,7 @@
         <w:rPr>
           <w:b w:val="0"/>
         </w:rPr>
-        <w:t>Page counts are 72,80,96,960. The last book may be an anthology. Should a cleaning script delete it automatically? Give a defensible investigation and document the outcome.</w:t>
-      </w:r>
-    </w:p>
-    <w:p>
-      <w:pPr>
-        <w:pStyle w:val="Heading1"/>
-      </w:pPr>
-      <w:r>
-        <w:t>06. Solve the given case</w:t>
-      </w:r>
-    </w:p>
-    <w:p>
-      <w:r>
-        <w:t>Solve the supplied Noise and Outliers case and show the deciding evidence.</w:t>
+        <w:t>Keep legitimate unusual books so the recommender can serve unusual readers.</w:t>
       </w:r>
     </w:p>
     <w:p>
@@ -635,30 +677,7 @@
         <w:rPr>
           <w:b w:val="0"/>
         </w:rPr>
-        <w:t>Recorded lengths are 90,95,100,105,900 pages.</w:t>
-      </w:r>
-    </w:p>
-    <w:p>
-      <w:pPr>
-        <w:spacing w:line="336" w:lineRule="auto" w:after="180"/>
-        <w:shd w:fill="F5F1FB"/>
-      </w:pPr>
-      <w:r>
-        <w:rPr>
-          <w:b w:val="0"/>
-        </w:rPr>
-        <w:t>Is 900 automatically wrong?</w:t>
-      </w:r>
-    </w:p>
-    <w:p>
-      <w:pPr>
-        <w:spacing w:line="336" w:lineRule="auto" w:after="180"/>
-      </w:pPr>
-      <w:r>
-        <w:rPr>
-          <w:b w:val="0"/>
-        </w:rPr>
-        <w:t xml:space="preserve">Show your trace, calculation or </w:t>
+        <w:t xml:space="preserve">The project change and </w:t>
       </w:r>
       <w:r>
         <w:rPr>
@@ -666,320 +685,6 @@
         </w:rPr>
         <w:t>evidence</w:t>
       </w:r>
-    </w:p>
-    <w:p>
-      <w:pPr>
-        <w:pStyle w:val="Heading3"/>
-      </w:pPr>
-      <w:r>
-        <w:t>Write or draw your reasoning and evidence.</w:t>
-      </w:r>
-    </w:p>
-    <w:p>
-      <w:r>
-        <w:t>________________________________________________________________</w:t>
-      </w:r>
-    </w:p>
-    <w:p>
-      <w:r>
-        <w:t>________________________________________________________________</w:t>
-      </w:r>
-    </w:p>
-    <w:p>
-      <w:r>
-        <w:t>________________________________________________________________</w:t>
-      </w:r>
-    </w:p>
-    <w:p>
-      <w:r>
-        <w:t>________________________________________________________________</w:t>
-      </w:r>
-    </w:p>
-    <w:p>
-      <w:r>
-        <w:t>________________________________________________________________</w:t>
-      </w:r>
-    </w:p>
-    <w:p>
-      <w:pPr>
-        <w:pStyle w:val="Heading1"/>
-      </w:pPr>
-      <w:r>
-        <w:t>07. Check a changed case</w:t>
-      </w:r>
-    </w:p>
-    <w:p>
-      <w:r>
-        <w:t>Apply the procedure to the changed case and record why the conclusion follows.</w:t>
-      </w:r>
-    </w:p>
-    <w:p>
-      <w:pPr>
-        <w:spacing w:line="336" w:lineRule="auto" w:after="180"/>
-      </w:pPr>
-      <w:r>
-        <w:rPr>
-          <w:b w:val="0"/>
-        </w:rPr>
-        <w:t xml:space="preserve">Page counts are 40, 42, 43 and 900. Should 900 be deleted immediately? Give two explanations to </w:t>
-      </w:r>
-      <w:r>
-        <w:rPr>
-          <w:b/>
-        </w:rPr>
-        <w:t>investigate</w:t>
-      </w:r>
-      <w:r>
-        <w:rPr>
-          <w:b w:val="0"/>
-        </w:rPr>
-        <w:t>.</w:t>
-      </w:r>
-    </w:p>
-    <w:p>
-      <w:pPr>
-        <w:spacing w:line="336" w:lineRule="auto" w:after="180"/>
-      </w:pPr>
-      <w:r>
-        <w:rPr>
-          <w:b w:val="0"/>
-        </w:rPr>
-        <w:t>My independent answer and reason</w:t>
-      </w:r>
-    </w:p>
-    <w:p>
-      <w:pPr>
-        <w:pStyle w:val="Heading3"/>
-      </w:pPr>
-      <w:r>
-        <w:t>Write or draw your reasoning and evidence.</w:t>
-      </w:r>
-    </w:p>
-    <w:p>
-      <w:r>
-        <w:t>________________________________________________________________</w:t>
-      </w:r>
-    </w:p>
-    <w:p>
-      <w:r>
-        <w:t>________________________________________________________________</w:t>
-      </w:r>
-    </w:p>
-    <w:p>
-      <w:r>
-        <w:t>________________________________________________________________</w:t>
-      </w:r>
-    </w:p>
-    <w:p>
-      <w:r>
-        <w:t>________________________________________________________________</w:t>
-      </w:r>
-    </w:p>
-    <w:p>
-      <w:r>
-        <w:t>________________________________________________________________</w:t>
-      </w:r>
-    </w:p>
-    <w:p>
-      <w:pPr>
-        <w:pStyle w:val="Heading3"/>
-      </w:pPr>
-      <w:r>
-        <w:t>Week 17 Test and reflect</w:t>
-      </w:r>
-    </w:p>
-    <w:p>
-      <w:pPr>
-        <w:pStyle w:val="Heading1"/>
-      </w:pPr>
-      <w:r>
-        <w:t>08. Design a revealing test</w:t>
-      </w:r>
-    </w:p>
-    <w:p>
-      <w:r>
-        <w:t>Specify a changed input, expected result and observation separately.</w:t>
-      </w:r>
-    </w:p>
-    <w:p>
-      <w:pPr>
-        <w:spacing w:line="336" w:lineRule="auto" w:after="180"/>
-      </w:pPr>
-      <w:r>
-        <w:rPr>
-          <w:b w:val="0"/>
-        </w:rPr>
-        <w:t xml:space="preserve">Create a changed </w:t>
-      </w:r>
-      <w:r>
-        <w:rPr>
-          <w:b/>
-        </w:rPr>
-        <w:t>input</w:t>
-      </w:r>
-      <w:r>
-        <w:rPr>
-          <w:b w:val="0"/>
-        </w:rPr>
-        <w:t>, boundary case or missing-information case. Write the expected answer or safe response before testing.</w:t>
-      </w:r>
-    </w:p>
-    <w:tbl>
-      <w:tblPr>
-        <w:tblStyle w:val="LightShading-Accent1"/>
-        <w:tblW w:type="auto" w:w="0"/>
-        <w:tblLook w:firstColumn="1" w:firstRow="1" w:lastColumn="0" w:lastRow="0" w:noHBand="0" w:noVBand="1" w:val="04A0"/>
-      </w:tblPr>
-      <w:tblGrid>
-        <w:gridCol w:w="5112"/>
-        <w:gridCol w:w="5112"/>
-      </w:tblGrid>
-      <w:tr>
-        <w:trPr>
-          <w:tblHeader/>
-        </w:trPr>
-        <w:tc>
-          <w:tcPr>
-            <w:tcW w:type="dxa" w:w="5112"/>
-          </w:tcPr>
-          <w:p>
-            <w:r>
-              <w:t>Test record</w:t>
-            </w:r>
-          </w:p>
-        </w:tc>
-        <w:tc>
-          <w:tcPr>
-            <w:tcW w:type="dxa" w:w="5112"/>
-          </w:tcPr>
-          <w:p>
-            <w:r>
-              <w:t>My evidence</w:t>
-            </w:r>
-          </w:p>
-        </w:tc>
-      </w:tr>
-      <w:tr>
-        <w:tc>
-          <w:tcPr>
-            <w:tcW w:type="dxa" w:w="5112"/>
-          </w:tcPr>
-          <w:p>
-            <w:r>
-              <w:t>Changed input or condition</w:t>
-            </w:r>
-          </w:p>
-        </w:tc>
-        <w:tc>
-          <w:tcPr>
-            <w:tcW w:type="dxa" w:w="5112"/>
-          </w:tcPr>
-          <w:p>
-            <w:r/>
-          </w:p>
-        </w:tc>
-      </w:tr>
-      <w:tr>
-        <w:tc>
-          <w:tcPr>
-            <w:tcW w:type="dxa" w:w="5112"/>
-          </w:tcPr>
-          <w:p>
-            <w:r>
-              <w:t>Expected answer or fallback</w:t>
-            </w:r>
-          </w:p>
-        </w:tc>
-        <w:tc>
-          <w:tcPr>
-            <w:tcW w:type="dxa" w:w="5112"/>
-          </w:tcPr>
-          <w:p>
-            <w:r/>
-          </w:p>
-        </w:tc>
-      </w:tr>
-      <w:tr>
-        <w:tc>
-          <w:tcPr>
-            <w:tcW w:type="dxa" w:w="5112"/>
-          </w:tcPr>
-          <w:p>
-            <w:r>
-              <w:t>Observed result</w:t>
-            </w:r>
-          </w:p>
-        </w:tc>
-        <w:tc>
-          <w:tcPr>
-            <w:tcW w:type="dxa" w:w="5112"/>
-          </w:tcPr>
-          <w:p>
-            <w:r/>
-          </w:p>
-        </w:tc>
-      </w:tr>
-      <w:tr>
-        <w:tc>
-          <w:tcPr>
-            <w:tcW w:type="dxa" w:w="5112"/>
-          </w:tcPr>
-          <w:p>
-            <w:r>
-              <w:t>Why the result occurred</w:t>
-            </w:r>
-          </w:p>
-        </w:tc>
-        <w:tc>
-          <w:tcPr>
-            <w:tcW w:type="dxa" w:w="5112"/>
-          </w:tcPr>
-          <w:p>
-            <w:r/>
-          </w:p>
-        </w:tc>
-      </w:tr>
-    </w:tbl>
-    <w:p>
-      <w:pPr>
-        <w:pStyle w:val="Heading1"/>
-      </w:pPr>
-      <w:r>
-        <w:t>09. Project checkpoint</w:t>
-      </w:r>
-    </w:p>
-    <w:p>
-      <w:r>
-        <w:t>Justify what Noise and Outliers adds to Transparent Book Recommender and keep the evidence.</w:t>
-      </w:r>
-    </w:p>
-    <w:p>
-      <w:pPr>
-        <w:spacing w:line="336" w:lineRule="auto" w:after="180"/>
-      </w:pPr>
-      <w:r>
-        <w:rPr>
-          <w:b w:val="0"/>
-        </w:rPr>
-        <w:t>Keep legitimate unusual books so the recommender can serve unusual readers.</w:t>
-      </w:r>
-    </w:p>
-    <w:p>
-      <w:pPr>
-        <w:spacing w:line="336" w:lineRule="auto" w:after="180"/>
-      </w:pPr>
-      <w:r>
-        <w:rPr>
-          <w:b w:val="0"/>
-        </w:rPr>
-        <w:t xml:space="preserve">The project change and </w:t>
-      </w:r>
-      <w:r>
-        <w:rPr>
-          <w:b/>
-        </w:rPr>
-        <w:t>evidence</w:t>
-      </w:r>
       <w:r>
         <w:rPr>
           <w:b w:val="0"/>
@@ -1025,557 +730,20 @@
         <w:pStyle w:val="Heading1"/>
       </w:pPr>
       <w:r>
-        <w:t>10. Self check</w:t>
-      </w:r>
-    </w:p>
-    <w:p>
-      <w:r>
-        <w:t>Judge explanation, evidence, transfer and limits separately; attach the work behind your judgement.</w:t>
-      </w:r>
-    </w:p>
-    <w:p>
-      <w:pPr>
-        <w:pStyle w:val="ListBullet"/>
-      </w:pPr>
-      <w:r>
-        <w:t>I can explain the mechanism.</w:t>
-      </w:r>
-    </w:p>
-    <w:p>
-      <w:pPr>
-        <w:pStyle w:val="ListBullet"/>
-      </w:pPr>
-      <w:r>
-        <w:t>I can show evidence.</w:t>
-      </w:r>
-    </w:p>
-    <w:p>
-      <w:pPr>
-        <w:pStyle w:val="ListBullet"/>
-      </w:pPr>
-      <w:r>
-        <w:t>I can handle a changed case.</w:t>
-      </w:r>
-    </w:p>
-    <w:p>
-      <w:pPr>
-        <w:pStyle w:val="ListBullet"/>
-      </w:pPr>
-      <w:r>
-        <w:t>I can name a limit.</w:t>
-      </w:r>
-    </w:p>
-    <w:p>
-      <w:r>
-        <w:t>Mark each as not yet, with help or independently, and attach supporting work.</w:t>
-      </w:r>
-    </w:p>
-    <w:p>
-      <w:pPr>
-        <w:spacing w:line="336" w:lineRule="auto" w:after="180"/>
-      </w:pPr>
-      <w:r>
-        <w:rPr>
-          <w:b w:val="0"/>
-        </w:rPr>
-        <w:t>Teacher review ____________________  Next step ____________________</w:t>
-      </w:r>
-    </w:p>
-    <w:p>
-      <w:pPr>
-        <w:pStyle w:val="Heading1"/>
-      </w:pPr>
-      <w:r>
-        <w:t>11. Transfer practice from the original programme</w:t>
-      </w:r>
-    </w:p>
-    <w:p>
-      <w:r>
-        <w:t>Use this earlier case as transfer practice. A case already discussed with feedback is not fresh assessment evidence.</w:t>
-      </w:r>
-    </w:p>
-    <w:p>
-      <w:pPr>
-        <w:spacing w:line="336" w:lineRule="auto" w:after="180"/>
-      </w:pPr>
-      <w:r>
-        <w:rPr>
-          <w:b w:val="0"/>
-        </w:rPr>
-        <w:t>Page counts are 72,80,96,960. The last book may be an anthology. Should a cleaning script delete it automatically? Give a defensible investigation and document the outcome.</w:t>
-      </w:r>
-    </w:p>
-    <w:p>
-      <w:pPr>
-        <w:pStyle w:val="Heading3"/>
-      </w:pPr>
-      <w:r>
-        <w:t>My independently reasoned answer</w:t>
-      </w:r>
-    </w:p>
-    <w:p>
-      <w:r>
-        <w:t>________________________________________________________________</w:t>
-      </w:r>
-    </w:p>
-    <w:p>
-      <w:r>
-        <w:t>________________________________________________________________</w:t>
-      </w:r>
-    </w:p>
-    <w:p>
-      <w:r>
-        <w:t>________________________________________________________________</w:t>
-      </w:r>
-    </w:p>
-    <w:p>
-      <w:r>
-        <w:t>________________________________________________________________</w:t>
-      </w:r>
-    </w:p>
-    <w:p>
-      <w:r>
-        <w:t>________________________________________________________________</w:t>
-      </w:r>
-    </w:p>
-    <w:p>
-      <w:r>
-        <w:t>________________________________________________________________</w:t>
-      </w:r>
-    </w:p>
-    <w:p>
-      <w:r>
-        <w:t>________________________________________________________________</w:t>
-      </w:r>
-    </w:p>
-    <w:p>
-      <w:pPr>
-        <w:spacing w:line="336" w:lineRule="auto" w:after="180"/>
-      </w:pPr>
-      <w:r>
-        <w:rPr>
-          <w:b w:val="0"/>
-        </w:rPr>
-        <w:t>Record support used: none, hint or teacher explanation.</w:t>
-      </w:r>
-    </w:p>
-    <w:p>
-      <w:pPr>
-        <w:pStyle w:val="Heading1"/>
-      </w:pPr>
-      <w:r>
-        <w:t>12. W1 Compute a mean</w:t>
-      </w:r>
-    </w:p>
-    <w:p>
-      <w:r>
-        <w:t>Compute a mean. Apply the supplied Noise and Outliers facts and keep your reasoning.</w:t>
-      </w:r>
-    </w:p>
-    <w:p>
-      <w:pPr>
-        <w:spacing w:line="336" w:lineRule="auto" w:after="180"/>
-      </w:pPr>
-      <w:r>
-        <w:rPr>
-          <w:b w:val="0"/>
-        </w:rPr>
-        <w:t xml:space="preserve">Find the </w:t>
-      </w:r>
-      <w:r>
-        <w:rPr>
-          <w:b/>
-        </w:rPr>
-        <w:t>mean</w:t>
-      </w:r>
-      <w:r>
-        <w:rPr>
-          <w:b w:val="0"/>
-        </w:rPr>
-        <w:t xml:space="preserve"> of 4, 4, 6, 6 and 10.</w:t>
-      </w:r>
-    </w:p>
-    <w:p>
-      <w:pPr>
-        <w:pStyle w:val="Heading3"/>
-      </w:pPr>
-      <w:r>
-        <w:t>My reasoning and evidence</w:t>
-      </w:r>
-    </w:p>
-    <w:p>
-      <w:r>
-        <w:t>________________________________________________________________</w:t>
-      </w:r>
-    </w:p>
-    <w:p>
-      <w:r>
-        <w:t>________________________________________________________________</w:t>
-      </w:r>
-    </w:p>
-    <w:p>
-      <w:r>
-        <w:t>________________________________________________________________</w:t>
-      </w:r>
-    </w:p>
-    <w:p>
-      <w:r>
-        <w:t>________________________________________________________________</w:t>
-      </w:r>
-    </w:p>
-    <w:p>
-      <w:r>
-        <w:t>________________________________________________________________</w:t>
-      </w:r>
-    </w:p>
-    <w:p>
-      <w:r>
-        <w:t>________________________________________________________________</w:t>
-      </w:r>
-    </w:p>
-    <w:p>
-      <w:pPr>
-        <w:pStyle w:val="Heading1"/>
-      </w:pPr>
-      <w:r>
-        <w:t>13. W2 Compute two medians</w:t>
-      </w:r>
-    </w:p>
-    <w:p>
-      <w:r>
-        <w:t>Compute two medians. Apply the supplied Noise and Outliers facts and keep your reasoning.</w:t>
-      </w:r>
-    </w:p>
-    <w:p>
-      <w:pPr>
-        <w:spacing w:line="336" w:lineRule="auto" w:after="180"/>
-      </w:pPr>
-      <w:r>
-        <w:rPr>
-          <w:b w:val="0"/>
-        </w:rPr>
-        <w:t xml:space="preserve">Find </w:t>
-      </w:r>
-      <w:r>
-        <w:rPr>
-          <w:b/>
-        </w:rPr>
-        <w:t>median</w:t>
-      </w:r>
-      <w:r>
-        <w:rPr>
-          <w:b w:val="0"/>
-        </w:rPr>
-        <w:t>s of [9, 1, 3] and [8, 2, 4, 6].</w:t>
-      </w:r>
-    </w:p>
-    <w:p>
-      <w:pPr>
-        <w:pStyle w:val="Heading3"/>
-      </w:pPr>
-      <w:r>
-        <w:t>My reasoning and evidence</w:t>
-      </w:r>
-    </w:p>
-    <w:p>
-      <w:r>
-        <w:t>________________________________________________________________</w:t>
-      </w:r>
-    </w:p>
-    <w:p>
-      <w:r>
-        <w:t>________________________________________________________________</w:t>
-      </w:r>
-    </w:p>
-    <w:p>
-      <w:r>
-        <w:t>________________________________________________________________</w:t>
-      </w:r>
-    </w:p>
-    <w:p>
-      <w:r>
-        <w:t>________________________________________________________________</w:t>
-      </w:r>
-    </w:p>
-    <w:p>
-      <w:r>
-        <w:t>________________________________________________________________</w:t>
-      </w:r>
-    </w:p>
-    <w:p>
-      <w:r>
-        <w:t>________________________________________________________________</w:t>
-      </w:r>
-    </w:p>
-    <w:p>
-      <w:pPr>
-        <w:pStyle w:val="Heading1"/>
-      </w:pPr>
-      <w:r>
-        <w:t>14. W3 Repair an explanation</w:t>
-      </w:r>
-    </w:p>
-    <w:p>
-      <w:r>
-        <w:t>Repair an explanation. Apply the supplied Noise and Outliers facts and keep your reasoning.</w:t>
-      </w:r>
-    </w:p>
-    <w:p>
-      <w:pPr>
-        <w:spacing w:line="336" w:lineRule="auto" w:after="180"/>
-        <w:shd w:fill="F5F1FB"/>
-      </w:pPr>
-      <w:r>
-        <w:rPr>
-          <w:b w:val="0"/>
-        </w:rPr>
-        <w:t xml:space="preserve">A learner deletes 18 because it is above the </w:t>
-      </w:r>
-      <w:r>
-        <w:rPr>
-          <w:b/>
-        </w:rPr>
-        <w:t>mean</w:t>
-      </w:r>
-      <w:r>
-        <w:rPr>
-          <w:b w:val="0"/>
-        </w:rPr>
-        <w:t xml:space="preserve">. What </w:t>
-      </w:r>
-      <w:r>
-        <w:rPr>
-          <w:b/>
-        </w:rPr>
-        <w:t>evidence</w:t>
-      </w:r>
-      <w:r>
-        <w:rPr>
-          <w:b w:val="0"/>
-        </w:rPr>
-        <w:t xml:space="preserve"> is needed before correcting or excluding it?</w:t>
-      </w:r>
-    </w:p>
-    <w:p>
-      <w:pPr>
-        <w:pStyle w:val="Heading3"/>
-      </w:pPr>
-      <w:r>
-        <w:t>My reasoning and evidence</w:t>
-      </w:r>
-    </w:p>
-    <w:p>
-      <w:r>
-        <w:t>________________________________________________________________</w:t>
-      </w:r>
-    </w:p>
-    <w:p>
-      <w:r>
-        <w:t>________________________________________________________________</w:t>
-      </w:r>
-    </w:p>
-    <w:p>
-      <w:r>
-        <w:t>________________________________________________________________</w:t>
-      </w:r>
-    </w:p>
-    <w:p>
-      <w:r>
-        <w:t>________________________________________________________________</w:t>
-      </w:r>
-    </w:p>
-    <w:p>
-      <w:r>
-        <w:t>________________________________________________________________</w:t>
-      </w:r>
-    </w:p>
-    <w:p>
-      <w:r>
-        <w:t>________________________________________________________________</w:t>
-      </w:r>
-    </w:p>
-    <w:p>
-      <w:pPr>
-        <w:pStyle w:val="Heading1"/>
-      </w:pPr>
-      <w:r>
-        <w:t>15. W4 Compare summaries independently</w:t>
-      </w:r>
-    </w:p>
-    <w:p>
-      <w:r>
-        <w:t>Attempt before feedback. If this repeats the selected independent case, reuse that first attempt; otherwise keep a separate record. Compare summaries independently. Apply the supplied Noise and Outliers facts and keep your reasoning.</w:t>
-      </w:r>
-    </w:p>
-    <w:p>
-      <w:pPr>
-        <w:spacing w:line="336" w:lineRule="auto" w:after="180"/>
-      </w:pPr>
-      <w:r>
-        <w:rPr>
-          <w:b w:val="0"/>
-        </w:rPr>
-        <w:t xml:space="preserve">For 1, 2, 2, 3 and 12, calculate </w:t>
-      </w:r>
-      <w:r>
-        <w:rPr>
-          <w:b/>
-        </w:rPr>
-        <w:t>mean</w:t>
-      </w:r>
-      <w:r>
-        <w:rPr>
-          <w:b w:val="0"/>
-        </w:rPr>
-        <w:t xml:space="preserve"> and </w:t>
-      </w:r>
-      <w:r>
-        <w:rPr>
-          <w:b/>
-        </w:rPr>
-        <w:t>median</w:t>
-      </w:r>
-      <w:r>
-        <w:rPr>
-          <w:b w:val="0"/>
-        </w:rPr>
-        <w:t>. Then replace 12 with 2 and recalculate. Explain the change.</w:t>
-      </w:r>
-    </w:p>
-    <w:p>
-      <w:pPr>
-        <w:pStyle w:val="Heading3"/>
-      </w:pPr>
-      <w:r>
-        <w:t>My reasoning and evidence</w:t>
-      </w:r>
-    </w:p>
-    <w:p>
-      <w:r>
-        <w:t>________________________________________________________________</w:t>
-      </w:r>
-    </w:p>
-    <w:p>
-      <w:r>
-        <w:t>________________________________________________________________</w:t>
-      </w:r>
-    </w:p>
-    <w:p>
-      <w:r>
-        <w:t>________________________________________________________________</w:t>
-      </w:r>
-    </w:p>
-    <w:p>
-      <w:r>
-        <w:t>________________________________________________________________</w:t>
-      </w:r>
-    </w:p>
-    <w:p>
-      <w:r>
-        <w:t>________________________________________________________________</w:t>
-      </w:r>
-    </w:p>
-    <w:p>
-      <w:r>
-        <w:t>________________________________________________________________</w:t>
-      </w:r>
-    </w:p>
-    <w:p>
-      <w:r>
-        <w:t>________________________________________________________________</w:t>
-      </w:r>
-    </w:p>
-    <w:p>
-      <w:r>
-        <w:t>________________________________________________________________</w:t>
-      </w:r>
-    </w:p>
-    <w:p>
-      <w:pPr>
-        <w:pStyle w:val="Heading1"/>
-      </w:pPr>
-      <w:r>
-        <w:t>16. W5 Report missing evidence</w:t>
-      </w:r>
-    </w:p>
-    <w:p>
-      <w:r>
-        <w:t>Report missing evidence. Apply the supplied Noise and Outliers facts and keep your reasoning.</w:t>
-      </w:r>
-    </w:p>
-    <w:p>
-      <w:pPr>
-        <w:spacing w:line="336" w:lineRule="auto" w:after="180"/>
-        <w:shd w:fill="F5F1FB"/>
-      </w:pPr>
-      <w:r>
-        <w:rPr>
-          <w:b w:val="0"/>
-        </w:rPr>
-        <w:t xml:space="preserve">A dataset is empty. Is reporting a </w:t>
-      </w:r>
-      <w:r>
-        <w:rPr>
-          <w:b/>
-        </w:rPr>
-        <w:t>mean</w:t>
-      </w:r>
-      <w:r>
-        <w:rPr>
-          <w:b w:val="0"/>
-        </w:rPr>
-        <w:t xml:space="preserve"> of 0 justified?</w:t>
-      </w:r>
-    </w:p>
-    <w:p>
-      <w:pPr>
-        <w:pStyle w:val="Heading3"/>
-      </w:pPr>
-      <w:r>
-        <w:t>My reasoning and evidence</w:t>
-      </w:r>
-    </w:p>
-    <w:p>
-      <w:r>
-        <w:t>________________________________________________________________</w:t>
-      </w:r>
-    </w:p>
-    <w:p>
-      <w:r>
-        <w:t>________________________________________________________________</w:t>
-      </w:r>
-    </w:p>
-    <w:p>
-      <w:r>
-        <w:t>________________________________________________________________</w:t>
-      </w:r>
-    </w:p>
-    <w:p>
-      <w:r>
-        <w:t>________________________________________________________________</w:t>
-      </w:r>
-    </w:p>
-    <w:p>
-      <w:r>
-        <w:t>________________________________________________________________</w:t>
-      </w:r>
-    </w:p>
-    <w:p>
-      <w:r>
-        <w:t>________________________________________________________________</w:t>
-      </w:r>
-    </w:p>
-    <w:p>
-      <w:pPr>
-        <w:pStyle w:val="Heading1"/>
-      </w:pPr>
-      <w:r>
-        <w:t>17. Feedback, return check and learning record</w:t>
-      </w:r>
-    </w:p>
-    <w:p>
-      <w:r>
-        <w:t>Record the first repaired step and a different case to revisit after a delay.</w:t>
+        <w:t>17. Feedback · Repair and return</w:t>
+      </w:r>
+    </w:p>
+    <w:p>
+      <w:r>
+        <w:t>Keep the first attempt, the repair and a changed-case return.</w:t>
+      </w:r>
+    </w:p>
+    <w:p>
+      <w:pPr>
+        <w:pStyle w:val="Heading2"/>
+      </w:pPr>
+      <w:r>
+        <w:t>Your evidence record</w:t>
       </w:r>
     </w:p>
     <w:tbl>
@@ -1730,12 +898,970 @@
         <w:pStyle w:val="Heading1"/>
       </w:pPr>
       <w:r>
-        <w:t>18. Pictorial case practice: Noise and Outliers</w:t>
-      </w:r>
-    </w:p>
-    <w:p>
-      <w:r>
-        <w:t>A fictional library records five book-processing times in minutes. Explain the labelled step before checking the changed condition.</w:t>
+        <w:t>10. Finish · Judge the evidence in your work</w:t>
+      </w:r>
+    </w:p>
+    <w:p>
+      <w:r>
+        <w:t>Point to work that supports your confidence level.</w:t>
+      </w:r>
+    </w:p>
+    <w:p>
+      <w:pPr>
+        <w:pStyle w:val="Heading2"/>
+      </w:pPr>
+      <w:r>
+        <w:t>Your evidence record</w:t>
+      </w:r>
+    </w:p>
+    <w:p>
+      <w:pPr>
+        <w:pStyle w:val="ListBullet"/>
+      </w:pPr>
+      <w:r>
+        <w:t>I can explain the mechanism.</w:t>
+      </w:r>
+    </w:p>
+    <w:p>
+      <w:pPr>
+        <w:pStyle w:val="ListBullet"/>
+      </w:pPr>
+      <w:r>
+        <w:t>I can show evidence.</w:t>
+      </w:r>
+    </w:p>
+    <w:p>
+      <w:pPr>
+        <w:pStyle w:val="ListBullet"/>
+      </w:pPr>
+      <w:r>
+        <w:t>I can handle a changed case.</w:t>
+      </w:r>
+    </w:p>
+    <w:p>
+      <w:pPr>
+        <w:pStyle w:val="ListBullet"/>
+      </w:pPr>
+      <w:r>
+        <w:t>I can name a limit.</w:t>
+      </w:r>
+    </w:p>
+    <w:p>
+      <w:r>
+        <w:t>Mark each as not yet, with help or independently, and attach supporting work.</w:t>
+      </w:r>
+    </w:p>
+    <w:p>
+      <w:pPr>
+        <w:spacing w:line="336" w:lineRule="auto" w:after="180"/>
+      </w:pPr>
+      <w:r>
+        <w:rPr>
+          <w:b w:val="0"/>
+        </w:rPr>
+        <w:t>Teacher review ____________________  Next step ____________________</w:t>
+      </w:r>
+    </w:p>
+    <w:p>
+      <w:pPr>
+        <w:pStyle w:val="Heading1"/>
+      </w:pPr>
+      <w:r>
+        <w:t>Reference bank and extra practice</w:t>
+      </w:r>
+    </w:p>
+    <w:p>
+      <w:pPr>
+        <w:pStyle w:val="Heading1"/>
+      </w:pPr>
+      <w:r>
+        <w:t>02. Reference · Supported W2 record</w:t>
+      </w:r>
+    </w:p>
+    <w:p>
+      <w:r>
+        <w:t>This is the same W2 attempt. Keep one response record.</w:t>
+      </w:r>
+    </w:p>
+    <w:p>
+      <w:pPr>
+        <w:pStyle w:val="Heading2"/>
+      </w:pPr>
+      <w:r>
+        <w:t>Use this when helpful</w:t>
+      </w:r>
+    </w:p>
+    <w:p>
+      <w:pPr>
+        <w:spacing w:line="336" w:lineRule="auto" w:after="180"/>
+      </w:pPr>
+      <w:r>
+        <w:rPr>
+          <w:b w:val="0"/>
+        </w:rPr>
+        <w:t xml:space="preserve">Use W2: Compute two </w:t>
+      </w:r>
+      <w:r>
+        <w:rPr>
+          <w:b/>
+        </w:rPr>
+        <w:t>median</w:t>
+      </w:r>
+      <w:r>
+        <w:rPr>
+          <w:b w:val="0"/>
+        </w:rPr>
+        <w:t xml:space="preserve">s for </w:t>
+      </w:r>
+      <w:r>
+        <w:rPr>
+          <w:b/>
+        </w:rPr>
+        <w:t>Mean</w:t>
+      </w:r>
+      <w:r>
+        <w:rPr>
+          <w:b w:val="0"/>
+        </w:rPr>
+        <w:t xml:space="preserve"> </w:t>
+      </w:r>
+      <w:r>
+        <w:rPr>
+          <w:b/>
+        </w:rPr>
+        <w:t>median</w:t>
+      </w:r>
+      <w:r>
+        <w:rPr>
+          <w:b w:val="0"/>
+        </w:rPr>
+        <w:t xml:space="preserve"> and </w:t>
+      </w:r>
+      <w:r>
+        <w:rPr>
+          <w:b/>
+        </w:rPr>
+        <w:t>unusual value</w:t>
+      </w:r>
+      <w:r>
+        <w:rPr>
+          <w:b w:val="0"/>
+        </w:rPr>
+        <w:t>s. Record the answer once; the lesson and workbook refer to the same attempt.</w:t>
+      </w:r>
+    </w:p>
+    <w:tbl>
+      <w:tblPr>
+        <w:tblStyle w:val="LightShading-Accent1"/>
+        <w:tblW w:type="auto" w:w="0"/>
+        <w:tblLook w:firstColumn="1" w:firstRow="1" w:lastColumn="0" w:lastRow="0" w:noHBand="0" w:noVBand="1" w:val="04A0"/>
+      </w:tblPr>
+      <w:tblGrid>
+        <w:gridCol w:w="2556"/>
+        <w:gridCol w:w="2556"/>
+        <w:gridCol w:w="2556"/>
+        <w:gridCol w:w="2556"/>
+      </w:tblGrid>
+      <w:tr>
+        <w:trPr>
+          <w:tblHeader/>
+        </w:trPr>
+        <w:tc>
+          <w:tcPr>
+            <w:tcW w:type="dxa" w:w="2556"/>
+          </w:tcPr>
+          <w:p>
+            <w:r>
+              <w:t>Given inputs</w:t>
+            </w:r>
+          </w:p>
+        </w:tc>
+        <w:tc>
+          <w:tcPr>
+            <w:tcW w:type="dxa" w:w="2556"/>
+          </w:tcPr>
+          <w:p>
+            <w:r>
+              <w:t>Procedure I chose</w:t>
+            </w:r>
+          </w:p>
+        </w:tc>
+        <w:tc>
+          <w:tcPr>
+            <w:tcW w:type="dxa" w:w="2556"/>
+          </w:tcPr>
+          <w:p>
+            <w:r>
+              <w:t>Middle steps</w:t>
+            </w:r>
+          </w:p>
+        </w:tc>
+        <w:tc>
+          <w:tcPr>
+            <w:tcW w:type="dxa" w:w="2556"/>
+          </w:tcPr>
+          <w:p>
+            <w:r>
+              <w:t>Result and check</w:t>
+            </w:r>
+          </w:p>
+        </w:tc>
+      </w:tr>
+      <w:tr>
+        <w:tc>
+          <w:tcPr>
+            <w:tcW w:type="dxa" w:w="2556"/>
+          </w:tcPr>
+          <w:p>
+            <w:r/>
+          </w:p>
+        </w:tc>
+        <w:tc>
+          <w:tcPr>
+            <w:tcW w:type="dxa" w:w="2556"/>
+          </w:tcPr>
+          <w:p>
+            <w:r/>
+          </w:p>
+        </w:tc>
+        <w:tc>
+          <w:tcPr>
+            <w:tcW w:type="dxa" w:w="2556"/>
+          </w:tcPr>
+          <w:p>
+            <w:r/>
+          </w:p>
+        </w:tc>
+        <w:tc>
+          <w:tcPr>
+            <w:tcW w:type="dxa" w:w="2556"/>
+          </w:tcPr>
+          <w:p>
+            <w:r/>
+          </w:p>
+        </w:tc>
+      </w:tr>
+    </w:tbl>
+    <w:p>
+      <w:pPr>
+        <w:pStyle w:val="Heading3"/>
+      </w:pPr>
+      <w:r>
+        <w:t>The step I completed without help, and the hint I needed</w:t>
+      </w:r>
+    </w:p>
+    <w:p>
+      <w:r>
+        <w:t>________________________________________________________________</w:t>
+      </w:r>
+    </w:p>
+    <w:p>
+      <w:r>
+        <w:t>________________________________________________________________</w:t>
+      </w:r>
+    </w:p>
+    <w:p>
+      <w:r>
+        <w:t>________________________________________________________________</w:t>
+      </w:r>
+    </w:p>
+    <w:p>
+      <w:pPr>
+        <w:pStyle w:val="Heading1"/>
+      </w:pPr>
+      <w:r>
+        <w:t>03. Extra practice · Repair the explanation</w:t>
+      </w:r>
+    </w:p>
+    <w:p>
+      <w:r>
+        <w:t>Explain the deciding fact before discussing the answer.</w:t>
+      </w:r>
+    </w:p>
+    <w:p>
+      <w:pPr>
+        <w:pStyle w:val="Heading2"/>
+      </w:pPr>
+      <w:r>
+        <w:t>Use this when helpful</w:t>
+      </w:r>
+    </w:p>
+    <w:p>
+      <w:pPr>
+        <w:spacing w:line="336" w:lineRule="auto" w:after="180"/>
+      </w:pPr>
+      <w:r>
+        <w:rPr>
+          <w:b w:val="0"/>
+        </w:rPr>
+        <w:t xml:space="preserve">Use the worked case for </w:t>
+      </w:r>
+      <w:r>
+        <w:rPr>
+          <w:b/>
+        </w:rPr>
+        <w:t>Mean</w:t>
+      </w:r>
+      <w:r>
+        <w:rPr>
+          <w:b w:val="0"/>
+        </w:rPr>
+        <w:t xml:space="preserve"> </w:t>
+      </w:r>
+      <w:r>
+        <w:rPr>
+          <w:b/>
+        </w:rPr>
+        <w:t>median</w:t>
+      </w:r>
+      <w:r>
+        <w:rPr>
+          <w:b w:val="0"/>
+        </w:rPr>
+        <w:t xml:space="preserve"> and </w:t>
+      </w:r>
+      <w:r>
+        <w:rPr>
+          <w:b/>
+        </w:rPr>
+        <w:t>unusual value</w:t>
+      </w:r>
+      <w:r>
+        <w:rPr>
+          <w:b w:val="0"/>
+        </w:rPr>
+        <w:t>s. Proposed explanation: “A successful run proves the conclusion”. Decide whether this explanation is supported.</w:t>
+      </w:r>
+    </w:p>
+    <w:p>
+      <w:pPr>
+        <w:spacing w:line="336" w:lineRule="auto" w:after="180"/>
+      </w:pPr>
+      <w:r>
+        <w:rPr>
+          <w:b w:val="0"/>
+        </w:rPr>
+        <w:t>Point to the step or supplied fact that decides; explain your repair if needed.</w:t>
+      </w:r>
+    </w:p>
+    <w:p>
+      <w:pPr>
+        <w:pStyle w:val="Heading3"/>
+      </w:pPr>
+      <w:r>
+        <w:t>My explanation before partner discussion</w:t>
+      </w:r>
+    </w:p>
+    <w:p>
+      <w:r>
+        <w:t>________________________________________________________________</w:t>
+      </w:r>
+    </w:p>
+    <w:p>
+      <w:r>
+        <w:t>________________________________________________________________</w:t>
+      </w:r>
+    </w:p>
+    <w:p>
+      <w:r>
+        <w:t>________________________________________________________________</w:t>
+      </w:r>
+    </w:p>
+    <w:p>
+      <w:r>
+        <w:t>________________________________________________________________</w:t>
+      </w:r>
+    </w:p>
+    <w:p>
+      <w:pPr>
+        <w:pStyle w:val="Heading1"/>
+      </w:pPr>
+      <w:r>
+        <w:t>05. Reference · Original learning target</w:t>
+      </w:r>
+    </w:p>
+    <w:p>
+      <w:r>
+        <w:t>Use this target to inspect an explanation.</w:t>
+      </w:r>
+    </w:p>
+    <w:p>
+      <w:pPr>
+        <w:pStyle w:val="Heading2"/>
+      </w:pPr>
+      <w:r>
+        <w:t>Use this when helpful</w:t>
+      </w:r>
+    </w:p>
+    <w:p>
+      <w:pPr>
+        <w:spacing w:line="336" w:lineRule="auto" w:after="180"/>
+      </w:pPr>
+      <w:r>
+        <w:rPr>
+          <w:b w:val="0"/>
+        </w:rPr>
+        <w:t>Page counts are 72,80,96,960. The last book may be an anthology. Should a cleaning script delete it automatically? Give a defensible investigation and document the outcome.</w:t>
+      </w:r>
+    </w:p>
+    <w:p>
+      <w:pPr>
+        <w:pStyle w:val="Heading1"/>
+      </w:pPr>
+      <w:r>
+        <w:t>06. Extra practice · A complete case</w:t>
+      </w:r>
+    </w:p>
+    <w:p>
+      <w:r>
+        <w:t>Try the question before checking the worked explanation.</w:t>
+      </w:r>
+    </w:p>
+    <w:p>
+      <w:pPr>
+        <w:pStyle w:val="Heading2"/>
+      </w:pPr>
+      <w:r>
+        <w:t>Use this when helpful</w:t>
+      </w:r>
+    </w:p>
+    <w:p>
+      <w:pPr>
+        <w:spacing w:line="336" w:lineRule="auto" w:after="180"/>
+      </w:pPr>
+      <w:r>
+        <w:rPr>
+          <w:b w:val="0"/>
+        </w:rPr>
+        <w:t>Recorded lengths are 90,95,100,105,900 pages.</w:t>
+      </w:r>
+    </w:p>
+    <w:p>
+      <w:pPr>
+        <w:spacing w:line="336" w:lineRule="auto" w:after="180"/>
+      </w:pPr>
+      <w:r>
+        <w:rPr>
+          <w:b w:val="0"/>
+        </w:rPr>
+        <w:t>Is 900 automatically wrong?</w:t>
+      </w:r>
+    </w:p>
+    <w:p>
+      <w:pPr>
+        <w:spacing w:line="336" w:lineRule="auto" w:after="180"/>
+      </w:pPr>
+      <w:r>
+        <w:rPr>
+          <w:b w:val="0"/>
+        </w:rPr>
+        <w:t xml:space="preserve">Show your trace, calculation or </w:t>
+      </w:r>
+      <w:r>
+        <w:rPr>
+          <w:b/>
+        </w:rPr>
+        <w:t>evidence</w:t>
+      </w:r>
+    </w:p>
+    <w:p>
+      <w:pPr>
+        <w:pStyle w:val="Heading3"/>
+      </w:pPr>
+      <w:r>
+        <w:t>Write or draw your reasoning and evidence.</w:t>
+      </w:r>
+    </w:p>
+    <w:p>
+      <w:r>
+        <w:t>________________________________________________________________</w:t>
+      </w:r>
+    </w:p>
+    <w:p>
+      <w:r>
+        <w:t>________________________________________________________________</w:t>
+      </w:r>
+    </w:p>
+    <w:p>
+      <w:r>
+        <w:t>________________________________________________________________</w:t>
+      </w:r>
+    </w:p>
+    <w:p>
+      <w:r>
+        <w:t>________________________________________________________________</w:t>
+      </w:r>
+    </w:p>
+    <w:p>
+      <w:r>
+        <w:t>________________________________________________________________</w:t>
+      </w:r>
+    </w:p>
+    <w:p>
+      <w:pPr>
+        <w:pStyle w:val="Heading1"/>
+      </w:pPr>
+      <w:r>
+        <w:t>07. Extra practice · A changed case</w:t>
+      </w:r>
+    </w:p>
+    <w:p>
+      <w:r>
+        <w:t>Keep this practice separate from the reserved independent attempt.</w:t>
+      </w:r>
+    </w:p>
+    <w:p>
+      <w:pPr>
+        <w:pStyle w:val="Heading2"/>
+      </w:pPr>
+      <w:r>
+        <w:t>Use this when helpful</w:t>
+      </w:r>
+    </w:p>
+    <w:p>
+      <w:pPr>
+        <w:spacing w:line="336" w:lineRule="auto" w:after="180"/>
+      </w:pPr>
+      <w:r>
+        <w:rPr>
+          <w:b w:val="0"/>
+        </w:rPr>
+        <w:t xml:space="preserve">Page counts are 40, 42, 43 and 900. Should 900 be deleted immediately? Give two explanations to </w:t>
+      </w:r>
+      <w:r>
+        <w:rPr>
+          <w:b/>
+        </w:rPr>
+        <w:t>investigate</w:t>
+      </w:r>
+      <w:r>
+        <w:rPr>
+          <w:b w:val="0"/>
+        </w:rPr>
+        <w:t>.</w:t>
+      </w:r>
+    </w:p>
+    <w:p>
+      <w:pPr>
+        <w:spacing w:line="336" w:lineRule="auto" w:after="180"/>
+      </w:pPr>
+      <w:r>
+        <w:rPr>
+          <w:b w:val="0"/>
+        </w:rPr>
+        <w:t>My practice answer and reason</w:t>
+      </w:r>
+    </w:p>
+    <w:p>
+      <w:pPr>
+        <w:pStyle w:val="Heading3"/>
+      </w:pPr>
+      <w:r>
+        <w:t>Write or draw your reasoning and evidence.</w:t>
+      </w:r>
+    </w:p>
+    <w:p>
+      <w:r>
+        <w:t>________________________________________________________________</w:t>
+      </w:r>
+    </w:p>
+    <w:p>
+      <w:r>
+        <w:t>________________________________________________________________</w:t>
+      </w:r>
+    </w:p>
+    <w:p>
+      <w:r>
+        <w:t>________________________________________________________________</w:t>
+      </w:r>
+    </w:p>
+    <w:p>
+      <w:r>
+        <w:t>________________________________________________________________</w:t>
+      </w:r>
+    </w:p>
+    <w:p>
+      <w:r>
+        <w:t>________________________________________________________________</w:t>
+      </w:r>
+    </w:p>
+    <w:p>
+      <w:pPr>
+        <w:pStyle w:val="Heading3"/>
+      </w:pPr>
+      <w:r>
+        <w:t>Week 17 Test and reflect</w:t>
+      </w:r>
+    </w:p>
+    <w:p>
+      <w:pPr>
+        <w:pStyle w:val="Heading1"/>
+      </w:pPr>
+      <w:r>
+        <w:t>08. Extra practice · Design a revealing test</w:t>
+      </w:r>
+    </w:p>
+    <w:p>
+      <w:r>
+        <w:t>Predict before tracing or testing.</w:t>
+      </w:r>
+    </w:p>
+    <w:p>
+      <w:pPr>
+        <w:pStyle w:val="Heading2"/>
+      </w:pPr>
+      <w:r>
+        <w:t>Use this when helpful</w:t>
+      </w:r>
+    </w:p>
+    <w:p>
+      <w:pPr>
+        <w:spacing w:line="336" w:lineRule="auto" w:after="180"/>
+      </w:pPr>
+      <w:r>
+        <w:rPr>
+          <w:b w:val="0"/>
+        </w:rPr>
+        <w:t xml:space="preserve">Create a changed </w:t>
+      </w:r>
+      <w:r>
+        <w:rPr>
+          <w:b/>
+        </w:rPr>
+        <w:t>input</w:t>
+      </w:r>
+      <w:r>
+        <w:rPr>
+          <w:b w:val="0"/>
+        </w:rPr>
+        <w:t>, boundary case or missing-information case. Write the expected answer or safe response before testing.</w:t>
+      </w:r>
+    </w:p>
+    <w:tbl>
+      <w:tblPr>
+        <w:tblStyle w:val="LightShading-Accent1"/>
+        <w:tblW w:type="auto" w:w="0"/>
+        <w:tblLook w:firstColumn="1" w:firstRow="1" w:lastColumn="0" w:lastRow="0" w:noHBand="0" w:noVBand="1" w:val="04A0"/>
+      </w:tblPr>
+      <w:tblGrid>
+        <w:gridCol w:w="5112"/>
+        <w:gridCol w:w="5112"/>
+      </w:tblGrid>
+      <w:tr>
+        <w:trPr>
+          <w:tblHeader/>
+        </w:trPr>
+        <w:tc>
+          <w:tcPr>
+            <w:tcW w:type="dxa" w:w="5112"/>
+          </w:tcPr>
+          <w:p>
+            <w:r>
+              <w:t>Test record</w:t>
+            </w:r>
+          </w:p>
+        </w:tc>
+        <w:tc>
+          <w:tcPr>
+            <w:tcW w:type="dxa" w:w="5112"/>
+          </w:tcPr>
+          <w:p>
+            <w:r>
+              <w:t>My evidence</w:t>
+            </w:r>
+          </w:p>
+        </w:tc>
+      </w:tr>
+      <w:tr>
+        <w:tc>
+          <w:tcPr>
+            <w:tcW w:type="dxa" w:w="5112"/>
+          </w:tcPr>
+          <w:p>
+            <w:r>
+              <w:t>Changed input or condition</w:t>
+            </w:r>
+          </w:p>
+        </w:tc>
+        <w:tc>
+          <w:tcPr>
+            <w:tcW w:type="dxa" w:w="5112"/>
+          </w:tcPr>
+          <w:p>
+            <w:r/>
+          </w:p>
+        </w:tc>
+      </w:tr>
+      <w:tr>
+        <w:tc>
+          <w:tcPr>
+            <w:tcW w:type="dxa" w:w="5112"/>
+          </w:tcPr>
+          <w:p>
+            <w:r>
+              <w:t>Expected answer or fallback</w:t>
+            </w:r>
+          </w:p>
+        </w:tc>
+        <w:tc>
+          <w:tcPr>
+            <w:tcW w:type="dxa" w:w="5112"/>
+          </w:tcPr>
+          <w:p>
+            <w:r/>
+          </w:p>
+        </w:tc>
+      </w:tr>
+      <w:tr>
+        <w:tc>
+          <w:tcPr>
+            <w:tcW w:type="dxa" w:w="5112"/>
+          </w:tcPr>
+          <w:p>
+            <w:r>
+              <w:t>Observed result</w:t>
+            </w:r>
+          </w:p>
+        </w:tc>
+        <w:tc>
+          <w:tcPr>
+            <w:tcW w:type="dxa" w:w="5112"/>
+          </w:tcPr>
+          <w:p>
+            <w:r/>
+          </w:p>
+        </w:tc>
+      </w:tr>
+      <w:tr>
+        <w:tc>
+          <w:tcPr>
+            <w:tcW w:type="dxa" w:w="5112"/>
+          </w:tcPr>
+          <w:p>
+            <w:r>
+              <w:t>Why the result occurred</w:t>
+            </w:r>
+          </w:p>
+        </w:tc>
+        <w:tc>
+          <w:tcPr>
+            <w:tcW w:type="dxa" w:w="5112"/>
+          </w:tcPr>
+          <w:p>
+            <w:r/>
+          </w:p>
+        </w:tc>
+      </w:tr>
+    </w:tbl>
+    <w:p>
+      <w:pPr>
+        <w:pStyle w:val="Heading1"/>
+      </w:pPr>
+      <w:r>
+        <w:t>11. Reference · Original target response space</w:t>
+      </w:r>
+    </w:p>
+    <w:p>
+      <w:r>
+        <w:t>This teaching case is practice rather than a fresh assessment.</w:t>
+      </w:r>
+    </w:p>
+    <w:p>
+      <w:pPr>
+        <w:pStyle w:val="Heading2"/>
+      </w:pPr>
+      <w:r>
+        <w:t>Use this when helpful</w:t>
+      </w:r>
+    </w:p>
+    <w:p>
+      <w:pPr>
+        <w:spacing w:line="336" w:lineRule="auto" w:after="180"/>
+      </w:pPr>
+      <w:r>
+        <w:rPr>
+          <w:b w:val="0"/>
+        </w:rPr>
+        <w:t>Page counts are 72,80,96,960. The last book may be an anthology. Should a cleaning script delete it automatically? Give a defensible investigation and document the outcome.</w:t>
+      </w:r>
+    </w:p>
+    <w:p>
+      <w:pPr>
+        <w:pStyle w:val="Heading3"/>
+      </w:pPr>
+      <w:r>
+        <w:t>My explanation after practice</w:t>
+      </w:r>
+    </w:p>
+    <w:p>
+      <w:r>
+        <w:t>________________________________________________________________</w:t>
+      </w:r>
+    </w:p>
+    <w:p>
+      <w:r>
+        <w:t>________________________________________________________________</w:t>
+      </w:r>
+    </w:p>
+    <w:p>
+      <w:r>
+        <w:t>________________________________________________________________</w:t>
+      </w:r>
+    </w:p>
+    <w:p>
+      <w:r>
+        <w:t>________________________________________________________________</w:t>
+      </w:r>
+    </w:p>
+    <w:p>
+      <w:r>
+        <w:t>________________________________________________________________</w:t>
+      </w:r>
+    </w:p>
+    <w:p>
+      <w:r>
+        <w:t>________________________________________________________________</w:t>
+      </w:r>
+    </w:p>
+    <w:p>
+      <w:r>
+        <w:t>________________________________________________________________</w:t>
+      </w:r>
+    </w:p>
+    <w:p>
+      <w:pPr>
+        <w:spacing w:line="336" w:lineRule="auto" w:after="180"/>
+      </w:pPr>
+      <w:r>
+        <w:rPr>
+          <w:b w:val="0"/>
+        </w:rPr>
+        <w:t>Record support used: none, hint or teacher explanation.</w:t>
+      </w:r>
+    </w:p>
+    <w:p>
+      <w:pPr>
+        <w:pStyle w:val="Heading1"/>
+      </w:pPr>
+      <w:r>
+        <w:t>15. Reference · Independent-case response copy</w:t>
+      </w:r>
+    </w:p>
+    <w:p>
+      <w:r>
+        <w:t>This duplicates W4. Reuse the same first-attempt record.</w:t>
+      </w:r>
+    </w:p>
+    <w:p>
+      <w:pPr>
+        <w:pStyle w:val="Heading2"/>
+      </w:pPr>
+      <w:r>
+        <w:t>Use this when helpful</w:t>
+      </w:r>
+    </w:p>
+    <w:p>
+      <w:pPr>
+        <w:spacing w:line="336" w:lineRule="auto" w:after="180"/>
+      </w:pPr>
+      <w:r>
+        <w:rPr>
+          <w:b w:val="0"/>
+        </w:rPr>
+        <w:t xml:space="preserve">For 1, 2, 2, 3 and 12, calculate </w:t>
+      </w:r>
+      <w:r>
+        <w:rPr>
+          <w:b/>
+        </w:rPr>
+        <w:t>mean</w:t>
+      </w:r>
+      <w:r>
+        <w:rPr>
+          <w:b w:val="0"/>
+        </w:rPr>
+        <w:t xml:space="preserve"> and </w:t>
+      </w:r>
+      <w:r>
+        <w:rPr>
+          <w:b/>
+        </w:rPr>
+        <w:t>median</w:t>
+      </w:r>
+      <w:r>
+        <w:rPr>
+          <w:b w:val="0"/>
+        </w:rPr>
+        <w:t>. Then replace 12 with 2 and recalculate. Explain the change.</w:t>
+      </w:r>
+    </w:p>
+    <w:p>
+      <w:pPr>
+        <w:pStyle w:val="Heading3"/>
+      </w:pPr>
+      <w:r>
+        <w:t>My reasoning and evidence</w:t>
+      </w:r>
+    </w:p>
+    <w:p>
+      <w:r>
+        <w:t>________________________________________________________________</w:t>
+      </w:r>
+    </w:p>
+    <w:p>
+      <w:r>
+        <w:t>________________________________________________________________</w:t>
+      </w:r>
+    </w:p>
+    <w:p>
+      <w:r>
+        <w:t>________________________________________________________________</w:t>
+      </w:r>
+    </w:p>
+    <w:p>
+      <w:r>
+        <w:t>________________________________________________________________</w:t>
+      </w:r>
+    </w:p>
+    <w:p>
+      <w:r>
+        <w:t>________________________________________________________________</w:t>
+      </w:r>
+    </w:p>
+    <w:p>
+      <w:r>
+        <w:t>________________________________________________________________</w:t>
+      </w:r>
+    </w:p>
+    <w:p>
+      <w:r>
+        <w:t>________________________________________________________________</w:t>
+      </w:r>
+    </w:p>
+    <w:p>
+      <w:r>
+        <w:t>________________________________________________________________</w:t>
+      </w:r>
+    </w:p>
+    <w:p>
+      <w:pPr>
+        <w:pStyle w:val="Heading1"/>
+      </w:pPr>
+      <w:r>
+        <w:t>18. Extra practice · Use the worked picture</w:t>
+      </w:r>
+    </w:p>
+    <w:p>
+      <w:r>
+        <w:t>Keep the explanation and the support you used.</w:t>
+      </w:r>
+    </w:p>
+    <w:p>
+      <w:pPr>
+        <w:pStyle w:val="Heading2"/>
+      </w:pPr>
+      <w:r>
+        <w:t>Use this when helpful</w:t>
       </w:r>
     </w:p>
     <w:p>
@@ -1870,7 +1996,6 @@
     <w:p>
       <w:pPr>
         <w:spacing w:line="336" w:lineRule="auto" w:after="180"/>
-        <w:shd w:fill="F5F1FB"/>
       </w:pPr>
       <w:r>
         <w:rPr>
@@ -1919,16 +2044,7 @@
     </w:p>
     <w:p>
       <w:pPr>
-        <w:pStyle w:val="Heading3"/>
-      </w:pPr>
-      <w:r>
-        <w:t>Record the help used</w:t>
-      </w:r>
-    </w:p>
-    <w:p>
-      <w:pPr>
         <w:spacing w:line="336" w:lineRule="auto" w:after="180"/>
-        <w:shd w:fill="F1F6F8"/>
       </w:pPr>
       <w:r>
         <w:rPr>
@@ -1989,12 +2105,20 @@
         <w:pStyle w:val="Heading1"/>
       </w:pPr>
       <w:r>
-        <w:t>19. Project portfolio milestone</w:t>
-      </w:r>
-    </w:p>
-    <w:p>
-      <w:r>
-        <w:t>Keep this week’s input, deciding step, result and limit together in the Transparent Book Recommender record.</w:t>
+        <w:t>19. Reference · Project portfolio record</w:t>
+      </w:r>
+    </w:p>
+    <w:p>
+      <w:r>
+        <w:t>Extend your main project response when helpful.</w:t>
+      </w:r>
+    </w:p>
+    <w:p>
+      <w:pPr>
+        <w:pStyle w:val="Heading2"/>
+      </w:pPr>
+      <w:r>
+        <w:t>Use this when helpful</w:t>
       </w:r>
     </w:p>
     <w:p>
@@ -2202,12 +2326,665 @@
         <w:pStyle w:val="Heading1"/>
       </w:pPr>
       <w:r>
-        <w:t>20. Supported practice and learning evidence</w:t>
-      </w:r>
-    </w:p>
-    <w:p>
-      <w:r>
-        <w:t>Try the supported questions before comparing with hints and feedback. Record what you repaired and the evidence you retained.</w:t>
+        <w:t>20. Extra practice: pictures, repair and feedback</w:t>
+      </w:r>
+    </w:p>
+    <w:p>
+      <w:r>
+        <w:t>Attempt each question before opening its explanation. Use one browser or paper copy.</w:t>
+      </w:r>
+    </w:p>
+    <w:p>
+      <w:pPr>
+        <w:pStyle w:val="Heading2"/>
+      </w:pPr>
+      <w:r>
+        <w:t>First supported question</w:t>
+      </w:r>
+    </w:p>
+    <w:p>
+      <w:pPr>
+        <w:pStyle w:val="ListBullet"/>
+      </w:pPr>
+      <w:r>
+        <w:t>A fictional library records five book-processing times in minutes.</w:t>
+      </w:r>
+    </w:p>
+    <w:p>
+      <w:pPr>
+        <w:pStyle w:val="Heading3"/>
+      </w:pPr>
+      <w:r>
+        <w:t>Practice 1: explain the deciding evidence</w:t>
+      </w:r>
+    </w:p>
+    <w:p>
+      <w:pPr>
+        <w:pStyle w:val="ListBullet"/>
+      </w:pPr>
+      <w:r>
+        <w:t>Which labelled step matches this detail? Change a value only if evidence supports a correction; preserve the raw record.</w:t>
+      </w:r>
+    </w:p>
+    <w:p>
+      <w:pPr>
+        <w:pStyle w:val="ListBullet"/>
+      </w:pPr>
+      <w:r>
+        <w:t>1. Median</w:t>
+      </w:r>
+    </w:p>
+    <w:p>
+      <w:pPr>
+        <w:pStyle w:val="ListBullet"/>
+      </w:pPr>
+      <w:r>
+        <w:t>2. Investigate 18</w:t>
+      </w:r>
+    </w:p>
+    <w:p>
+      <w:pPr>
+        <w:pStyle w:val="ListBullet"/>
+      </w:pPr>
+      <w:r>
+        <w:t>3. Document repair</w:t>
+      </w:r>
+    </w:p>
+    <w:p>
+      <w:pPr>
+        <w:pStyle w:val="ListBullet"/>
+      </w:pPr>
+      <w:r>
+        <w:t>4. Mean</w:t>
+      </w:r>
+    </w:p>
+    <w:p>
+      <w:pPr>
+        <w:pStyle w:val="Heading3"/>
+      </w:pPr>
+      <w:r>
+        <w:t>My selected conclusion, deciding fact and explanation</w:t>
+      </w:r>
+    </w:p>
+    <w:p>
+      <w:r>
+        <w:t>________________________________________________________________</w:t>
+      </w:r>
+    </w:p>
+    <w:p>
+      <w:r>
+        <w:t>________________________________________________________________</w:t>
+      </w:r>
+    </w:p>
+    <w:p>
+      <w:r>
+        <w:t>________________________________________________________________</w:t>
+      </w:r>
+    </w:p>
+    <w:p>
+      <w:r>
+        <w:t>________________________________________________________________</w:t>
+      </w:r>
+    </w:p>
+    <w:p>
+      <w:r>
+        <w:t>________________________________________________________________</w:t>
+      </w:r>
+    </w:p>
+    <w:p>
+      <w:pPr>
+        <w:pStyle w:val="ListBullet"/>
+      </w:pPr>
+      <w:r>
+        <w:t>Hint if needed: Read the steps in the pictorial case. Match the supplied detail to the stage that performs or records it.</w:t>
+      </w:r>
+    </w:p>
+    <w:p>
+      <w:pPr>
+        <w:pStyle w:val="Heading2"/>
+      </w:pPr>
+      <w:r>
+        <w:t>Check the first explanation · reference / check after trying</w:t>
+      </w:r>
+    </w:p>
+    <w:p>
+      <w:pPr>
+        <w:spacing w:line="336" w:lineRule="auto" w:after="180"/>
+      </w:pPr>
+      <w:r>
+        <w:rPr>
+          <w:b w:val="0"/>
+        </w:rPr>
+        <w:t xml:space="preserve">After your attempt, compare with the supported explanation: Document repair Change a value only if </w:t>
+      </w:r>
+      <w:r>
+        <w:rPr>
+          <w:b/>
+        </w:rPr>
+        <w:t>evidence</w:t>
+      </w:r>
+      <w:r>
+        <w:rPr>
+          <w:b w:val="0"/>
+        </w:rPr>
+        <w:t xml:space="preserve"> supports a correction; preserve the raw record. The </w:t>
+      </w:r>
+      <w:r>
+        <w:rPr>
+          <w:b/>
+        </w:rPr>
+        <w:t>mean</w:t>
+      </w:r>
+      <w:r>
+        <w:rPr>
+          <w:b w:val="0"/>
+        </w:rPr>
+        <w:t xml:space="preserve"> uses every value and is pulled upward by 18.</w:t>
+      </w:r>
+    </w:p>
+    <w:p>
+      <w:pPr>
+        <w:spacing w:line="336" w:lineRule="auto" w:after="180"/>
+      </w:pPr>
+      <w:r>
+        <w:rPr>
+          <w:b w:val="0"/>
+        </w:rPr>
+        <w:t xml:space="preserve">The </w:t>
+      </w:r>
+      <w:r>
+        <w:rPr>
+          <w:b/>
+        </w:rPr>
+        <w:t>median</w:t>
+      </w:r>
+      <w:r>
+        <w:rPr>
+          <w:b w:val="0"/>
+        </w:rPr>
+        <w:t xml:space="preserve"> identifies the middle recorded time and stays at 3. Neither statistic declares the unusual </w:t>
+      </w:r>
+      <w:r>
+        <w:rPr>
+          <w:b/>
+        </w:rPr>
+        <w:t>observation</w:t>
+      </w:r>
+      <w:r>
+        <w:rPr>
+          <w:b w:val="0"/>
+        </w:rPr>
+        <w:t xml:space="preserve"> invalid.</w:t>
+      </w:r>
+    </w:p>
+    <w:p>
+      <w:pPr>
+        <w:spacing w:line="336" w:lineRule="auto" w:after="180"/>
+      </w:pPr>
+      <w:r>
+        <w:rPr>
+          <w:b w:val="0"/>
+        </w:rPr>
+        <w:t xml:space="preserve">Deleting it simply because it changes the </w:t>
+      </w:r>
+      <w:r>
+        <w:rPr>
+          <w:b/>
+        </w:rPr>
+        <w:t>mean</w:t>
+      </w:r>
+      <w:r>
+        <w:rPr>
+          <w:b w:val="0"/>
+        </w:rPr>
+        <w:t xml:space="preserve"> would hide potentially real slow work and change the question being answered.</w:t>
+      </w:r>
+    </w:p>
+    <w:p>
+      <w:pPr>
+        <w:pStyle w:val="Heading2"/>
+      </w:pPr>
+      <w:r>
+        <w:t>Changed-case question</w:t>
+      </w:r>
+    </w:p>
+    <w:p>
+      <w:pPr>
+        <w:pStyle w:val="Heading3"/>
+      </w:pPr>
+      <w:r>
+        <w:t>Practice 2: explain the deciding evidence</w:t>
+      </w:r>
+    </w:p>
+    <w:p>
+      <w:pPr>
+        <w:pStyle w:val="ListBullet"/>
+      </w:pPr>
+      <w:r>
+        <w:t>Changed-case practice: An authorised log confirms 18 was a transcription error for 3. Which conclusion is supported by the supplied facts?</w:t>
+      </w:r>
+    </w:p>
+    <w:p>
+      <w:pPr>
+        <w:pStyle w:val="ListBullet"/>
+      </w:pPr>
+      <w:r>
+        <w:t>1. Corrected mean is 3 minutes and median is 3.</w:t>
+      </w:r>
+    </w:p>
+    <w:p>
+      <w:pPr>
+        <w:pStyle w:val="ListBullet"/>
+      </w:pPr>
+      <w:r>
+        <w:t>2. We can decide the result without examining the changed input or the procedure.</w:t>
+      </w:r>
+    </w:p>
+    <w:p>
+      <w:pPr>
+        <w:pStyle w:val="ListBullet"/>
+      </w:pPr>
+      <w:r>
+        <w:t>3. This one example guarantees correct results for every future input.</w:t>
+      </w:r>
+    </w:p>
+    <w:p>
+      <w:pPr>
+        <w:pStyle w:val="Heading3"/>
+      </w:pPr>
+      <w:r>
+        <w:t>My selected conclusion, deciding fact and explanation</w:t>
+      </w:r>
+    </w:p>
+    <w:p>
+      <w:r>
+        <w:t>________________________________________________________________</w:t>
+      </w:r>
+    </w:p>
+    <w:p>
+      <w:r>
+        <w:t>________________________________________________________________</w:t>
+      </w:r>
+    </w:p>
+    <w:p>
+      <w:r>
+        <w:t>________________________________________________________________</w:t>
+      </w:r>
+    </w:p>
+    <w:p>
+      <w:r>
+        <w:t>________________________________________________________________</w:t>
+      </w:r>
+    </w:p>
+    <w:p>
+      <w:r>
+        <w:t>________________________________________________________________</w:t>
+      </w:r>
+    </w:p>
+    <w:p>
+      <w:pPr>
+        <w:pStyle w:val="ListBullet"/>
+      </w:pPr>
+      <w:r>
+        <w:t>Hint if needed: Use the changed condition and the deciding step in the pictorial trace. The answer must say what follows from those facts.</w:t>
+      </w:r>
+    </w:p>
+    <w:p>
+      <w:pPr>
+        <w:pStyle w:val="Heading2"/>
+      </w:pPr>
+      <w:r>
+        <w:t>Check the changed case · reference / check after trying</w:t>
+      </w:r>
+    </w:p>
+    <w:p>
+      <w:pPr>
+        <w:spacing w:line="336" w:lineRule="auto" w:after="180"/>
+      </w:pPr>
+      <w:r>
+        <w:rPr>
+          <w:b w:val="0"/>
+        </w:rPr>
+        <w:t xml:space="preserve">After your attempt, compare with the supported explanation: Corrected </w:t>
+      </w:r>
+      <w:r>
+        <w:rPr>
+          <w:b/>
+        </w:rPr>
+        <w:t>mean</w:t>
+      </w:r>
+      <w:r>
+        <w:rPr>
+          <w:b w:val="0"/>
+        </w:rPr>
+        <w:t xml:space="preserve"> is 3 minutes and </w:t>
+      </w:r>
+      <w:r>
+        <w:rPr>
+          <w:b/>
+        </w:rPr>
+        <w:t>median</w:t>
+      </w:r>
+      <w:r>
+        <w:rPr>
+          <w:b w:val="0"/>
+        </w:rPr>
+        <w:t xml:space="preserve"> is 3. Values become 2,3,3,4,3 with sum 15; sorted middle remains 3.</w:t>
+      </w:r>
+    </w:p>
+    <w:p>
+      <w:pPr>
+        <w:pStyle w:val="Heading2"/>
+      </w:pPr>
+      <w:r>
+        <w:t>Repair and save your work</w:t>
+      </w:r>
+    </w:p>
+    <w:p>
+      <w:pPr>
+        <w:spacing w:line="336" w:lineRule="auto" w:after="180"/>
+      </w:pPr>
+      <w:r>
+        <w:rPr>
+          <w:b w:val="0"/>
+        </w:rPr>
+        <w:t>Review Over</w:t>
+      </w:r>
+      <w:r>
+        <w:rPr>
+          <w:b/>
+        </w:rPr>
+        <w:t>fitting</w:t>
+      </w:r>
+      <w:r>
+        <w:rPr>
+          <w:b w:val="0"/>
+        </w:rPr>
+        <w:t xml:space="preserve"> Intuition (ai-2/16). Goal: Compare </w:t>
+      </w:r>
+      <w:r>
+        <w:rPr>
+          <w:b/>
+        </w:rPr>
+        <w:t>training</w:t>
+      </w:r>
+      <w:r>
+        <w:rPr>
+          <w:b w:val="0"/>
+        </w:rPr>
+        <w:t xml:space="preserve"> and validation </w:t>
+      </w:r>
+      <w:r>
+        <w:rPr>
+          <w:b/>
+        </w:rPr>
+        <w:t>evidence</w:t>
+      </w:r>
+      <w:r>
+        <w:rPr>
+          <w:b w:val="0"/>
+        </w:rPr>
+        <w:t xml:space="preserve"> for model capacity. Short practice: Does zero </w:t>
+      </w:r>
+      <w:r>
+        <w:rPr>
+          <w:b/>
+        </w:rPr>
+        <w:t>training</w:t>
+      </w:r>
+      <w:r>
+        <w:rPr>
+          <w:b w:val="0"/>
+        </w:rPr>
+        <w:t xml:space="preserve"> error justify choosing Complex in the original record?.</w:t>
+      </w:r>
+    </w:p>
+    <w:p>
+      <w:pPr>
+        <w:spacing w:line="336" w:lineRule="auto" w:after="180"/>
+      </w:pPr>
+      <w:r>
+        <w:rPr>
+          <w:b w:val="0"/>
+        </w:rPr>
+        <w:t>Return to this week and explain what you changed.</w:t>
+      </w:r>
+    </w:p>
+    <w:p>
+      <w:pPr>
+        <w:spacing w:line="336" w:lineRule="auto" w:after="180"/>
+      </w:pPr>
+      <w:r>
+        <w:rPr>
+          <w:b w:val="0"/>
+        </w:rPr>
+        <w:t xml:space="preserve">Review Decision Trees (ai-2/14). Goal: Fit a root question and leaf </w:t>
+      </w:r>
+      <w:r>
+        <w:rPr>
+          <w:b/>
+        </w:rPr>
+        <w:t>prediction</w:t>
+      </w:r>
+      <w:r>
+        <w:rPr>
+          <w:b w:val="0"/>
+        </w:rPr>
+        <w:t xml:space="preserve">s from </w:t>
+      </w:r>
+      <w:r>
+        <w:rPr>
+          <w:b/>
+        </w:rPr>
+        <w:t>training</w:t>
+      </w:r>
+      <w:r>
+        <w:rPr>
+          <w:b w:val="0"/>
+        </w:rPr>
+        <w:t xml:space="preserve"> examples. Short practice: Why does changing colour alone not change this tree’s </w:t>
+      </w:r>
+      <w:r>
+        <w:rPr>
+          <w:b/>
+        </w:rPr>
+        <w:t>prediction</w:t>
+      </w:r>
+      <w:r>
+        <w:rPr>
+          <w:b w:val="0"/>
+        </w:rPr>
+        <w:t>?.</w:t>
+      </w:r>
+    </w:p>
+    <w:p>
+      <w:pPr>
+        <w:spacing w:line="336" w:lineRule="auto" w:after="180"/>
+      </w:pPr>
+      <w:r>
+        <w:rPr>
+          <w:b w:val="0"/>
+        </w:rPr>
+        <w:t>Return to this week and explain what you changed.</w:t>
+      </w:r>
+    </w:p>
+    <w:p>
+      <w:pPr>
+        <w:spacing w:line="336" w:lineRule="auto" w:after="180"/>
+      </w:pPr>
+      <w:r>
+        <w:rPr>
+          <w:b w:val="0"/>
+        </w:rPr>
+        <w:t xml:space="preserve">Review </w:t>
+      </w:r>
+      <w:r>
+        <w:rPr>
+          <w:b/>
+        </w:rPr>
+        <w:t>Training</w:t>
+      </w:r>
+      <w:r>
+        <w:rPr>
+          <w:b w:val="0"/>
+        </w:rPr>
+        <w:t xml:space="preserve"> and Testing (ai-2/11). Goal: Choose a split unit that matches the intended </w:t>
+      </w:r>
+      <w:r>
+        <w:rPr>
+          <w:b/>
+        </w:rPr>
+        <w:t>prediction</w:t>
+      </w:r>
+      <w:r>
+        <w:rPr>
+          <w:b w:val="0"/>
+        </w:rPr>
+        <w:t xml:space="preserve"> claim. Short practice: How many distinct books are in each repaired role, and why report that as well as scan counts?.</w:t>
+      </w:r>
+    </w:p>
+    <w:p>
+      <w:pPr>
+        <w:spacing w:line="336" w:lineRule="auto" w:after="180"/>
+      </w:pPr>
+      <w:r>
+        <w:rPr>
+          <w:b w:val="0"/>
+        </w:rPr>
+        <w:t>Return to this week and explain what you changed.</w:t>
+      </w:r>
+    </w:p>
+    <w:p>
+      <w:pPr>
+        <w:spacing w:line="336" w:lineRule="auto" w:after="180"/>
+      </w:pPr>
+      <w:r>
+        <w:rPr>
+          <w:b w:val="0"/>
+        </w:rPr>
+        <w:t xml:space="preserve">The browser lab lets you edit the supported Python examples already included in this lesson. Predict first, run, inspect the actual </w:t>
+      </w:r>
+      <w:r>
+        <w:rPr>
+          <w:b/>
+        </w:rPr>
+        <w:t>output</w:t>
+      </w:r>
+      <w:r>
+        <w:rPr>
+          <w:b w:val="0"/>
+        </w:rPr>
+        <w:t xml:space="preserve"> or error, change one </w:t>
+      </w:r>
+      <w:r>
+        <w:rPr>
+          <w:b/>
+        </w:rPr>
+        <w:t>input</w:t>
+      </w:r>
+      <w:r>
+        <w:rPr>
+          <w:b w:val="0"/>
+        </w:rPr>
+        <w:t>, then run again.</w:t>
+      </w:r>
+    </w:p>
+    <w:p>
+      <w:pPr>
+        <w:spacing w:line="336" w:lineRule="auto" w:after="180"/>
+      </w:pPr>
+      <w:r>
+        <w:rPr>
+          <w:b w:val="0"/>
+        </w:rPr>
+        <w:t xml:space="preserve">Keep code, </w:t>
+      </w:r>
+      <w:r>
+        <w:rPr>
+          <w:b/>
+        </w:rPr>
+        <w:t>prediction</w:t>
+      </w:r>
+      <w:r>
+        <w:rPr>
+          <w:b w:val="0"/>
+        </w:rPr>
+        <w:t>s, actual results and a reasoned revision together. On paper, label your result as a trace rather than an execution.</w:t>
+      </w:r>
+    </w:p>
+    <w:p>
+      <w:pPr>
+        <w:spacing w:line="336" w:lineRule="auto" w:after="180"/>
+      </w:pPr>
+      <w:r>
+        <w:rPr>
+          <w:b w:val="0"/>
+        </w:rPr>
+        <w:t xml:space="preserve">Use Download completed work in the hosted lesson to export your answers, reflections, practice feedback and code-run </w:t>
+      </w:r>
+      <w:r>
+        <w:rPr>
+          <w:b/>
+        </w:rPr>
+        <w:t>evidence</w:t>
+      </w:r>
+      <w:r>
+        <w:rPr>
+          <w:b w:val="0"/>
+        </w:rPr>
+        <w:t>. Open the HTML copy to read or print it.</w:t>
+      </w:r>
+    </w:p>
+    <w:p>
+      <w:pPr>
+        <w:spacing w:line="336" w:lineRule="auto" w:after="180"/>
+      </w:pPr>
+      <w:r>
+        <w:rPr>
+          <w:b w:val="0"/>
+        </w:rPr>
+        <w:t>Drafts stay in this browser when storage is available; clear drafts on a shared device.</w:t>
+      </w:r>
+    </w:p>
+    <w:p>
+      <w:pPr>
+        <w:pStyle w:val="Heading3"/>
+      </w:pPr>
+      <w:r>
+        <w:t>What I repaired, the evidence I kept and the next test</w:t>
+      </w:r>
+    </w:p>
+    <w:p>
+      <w:r>
+        <w:t>________________________________________________________________</w:t>
+      </w:r>
+    </w:p>
+    <w:p>
+      <w:r>
+        <w:t>________________________________________________________________</w:t>
+      </w:r>
+    </w:p>
+    <w:p>
+      <w:r>
+        <w:t>________________________________________________________________</w:t>
+      </w:r>
+    </w:p>
+    <w:p>
+      <w:r>
+        <w:t>________________________________________________________________</w:t>
+      </w:r>
+    </w:p>
+    <w:p>
+      <w:r>
+        <w:t>________________________________________________________________</w:t>
+      </w:r>
+    </w:p>
+    <w:p>
+      <w:pPr>
+        <w:pStyle w:val="Heading2"/>
+      </w:pPr>
+      <w:r>
+        <w:t>Earlier wording, alternatives and picture transcripts · reference / check after trying</w:t>
       </w:r>
     </w:p>
     <w:p>
@@ -2223,128 +3000,10 @@
     </w:p>
     <w:p>
       <w:pPr>
-        <w:spacing w:line="336" w:lineRule="auto" w:after="180"/>
-      </w:pPr>
-      <w:r>
-        <w:rPr>
-          <w:b w:val="0"/>
-        </w:rPr>
-        <w:t>A fictional library records five book-</w:t>
-      </w:r>
-      <w:r>
-        <w:rPr>
-          <w:b/>
-        </w:rPr>
-        <w:t>process</w:t>
-      </w:r>
-      <w:r>
-        <w:rPr>
-          <w:b w:val="0"/>
-        </w:rPr>
-        <w:t>ing times in minutes.</w:t>
-      </w:r>
-    </w:p>
-    <w:p>
-      <w:pPr>
         <w:pStyle w:val="Heading3"/>
       </w:pPr>
       <w:r>
-        <w:t>Practice 1: explain the deciding evidence</w:t>
-      </w:r>
-    </w:p>
-    <w:p>
-      <w:pPr>
-        <w:spacing w:line="336" w:lineRule="auto" w:after="180"/>
-      </w:pPr>
-      <w:r>
-        <w:rPr>
-          <w:b w:val="0"/>
-        </w:rPr>
-        <w:t xml:space="preserve">Which labelled step matches this detail? Change a value only if </w:t>
-      </w:r>
-      <w:r>
-        <w:rPr>
-          <w:b/>
-        </w:rPr>
-        <w:t>evidence</w:t>
-      </w:r>
-      <w:r>
-        <w:rPr>
-          <w:b w:val="0"/>
-        </w:rPr>
-        <w:t xml:space="preserve"> supports a correction; preserve the raw record.</w:t>
-      </w:r>
-    </w:p>
-    <w:p>
-      <w:pPr>
-        <w:spacing w:line="336" w:lineRule="auto" w:after="180"/>
-        <w:shd w:fill="F4F9FC"/>
-      </w:pPr>
-      <w:r>
-        <w:rPr>
-          <w:b w:val="0"/>
-        </w:rPr>
-        <w:t xml:space="preserve">1. </w:t>
-      </w:r>
-      <w:r>
-        <w:rPr>
-          <w:b/>
-        </w:rPr>
-        <w:t>Median</w:t>
-      </w:r>
-    </w:p>
-    <w:p>
-      <w:pPr>
-        <w:spacing w:line="336" w:lineRule="auto" w:after="180"/>
-        <w:shd w:fill="F4F9FC"/>
-      </w:pPr>
-      <w:r>
-        <w:rPr>
-          <w:b w:val="0"/>
-        </w:rPr>
-        <w:t xml:space="preserve">2. </w:t>
-      </w:r>
-      <w:r>
-        <w:rPr>
-          <w:b/>
-        </w:rPr>
-        <w:t>Investigate</w:t>
-      </w:r>
-      <w:r>
-        <w:rPr>
-          <w:b w:val="0"/>
-        </w:rPr>
-        <w:t xml:space="preserve"> 18</w:t>
-      </w:r>
-    </w:p>
-    <w:p>
-      <w:pPr>
-        <w:spacing w:line="336" w:lineRule="auto" w:after="180"/>
-        <w:shd w:fill="F4F9FC"/>
-      </w:pPr>
-      <w:r>
-        <w:rPr>
-          <w:b w:val="0"/>
-        </w:rPr>
-        <w:t>3. Document repair</w:t>
-      </w:r>
-    </w:p>
-    <w:p>
-      <w:pPr>
-        <w:spacing w:line="336" w:lineRule="auto" w:after="180"/>
-        <w:shd w:fill="F4F9FC"/>
-      </w:pPr>
-      <w:r>
-        <w:rPr>
-          <w:b w:val="0"/>
-        </w:rPr>
-        <w:t xml:space="preserve">4. </w:t>
-      </w:r>
-      <w:r>
-        <w:rPr>
-          <w:b/>
-        </w:rPr>
-        <w:t>Mean</w:t>
+        <w:t>Repair a missing building block</w:t>
       </w:r>
     </w:p>
     <w:p>
@@ -2352,32 +3011,7 @@
         <w:pStyle w:val="Heading3"/>
       </w:pPr>
       <w:r>
-        <w:t>My selected conclusion, deciding fact and explanation</w:t>
-      </w:r>
-    </w:p>
-    <w:p>
-      <w:r>
-        <w:t>________________________________________________________________</w:t>
-      </w:r>
-    </w:p>
-    <w:p>
-      <w:r>
-        <w:t>________________________________________________________________</w:t>
-      </w:r>
-    </w:p>
-    <w:p>
-      <w:r>
-        <w:t>________________________________________________________________</w:t>
-      </w:r>
-    </w:p>
-    <w:p>
-      <w:r>
-        <w:t>________________________________________________________________</w:t>
-      </w:r>
-    </w:p>
-    <w:p>
-      <w:r>
-        <w:t>________________________________________________________________</w:t>
+        <w:t>Predict, run and debug</w:t>
       </w:r>
     </w:p>
     <w:p>
@@ -2385,673 +3019,25 @@
         <w:pStyle w:val="Heading3"/>
       </w:pPr>
       <w:r>
-        <w:t>Hint · try first</w:t>
-      </w:r>
-    </w:p>
-    <w:p>
-      <w:pPr>
-        <w:spacing w:line="336" w:lineRule="auto" w:after="180"/>
-        <w:shd w:fill="F1F6F8"/>
-      </w:pPr>
-      <w:r>
-        <w:rPr>
-          <w:b w:val="0"/>
-        </w:rPr>
-        <w:t>Hint if needed: Read the steps in the pictorial case. Match the supplied detail to the stage that performs or records it.</w:t>
-      </w:r>
-    </w:p>
-    <w:p>
-      <w:pPr>
-        <w:pStyle w:val="Heading3"/>
-      </w:pPr>
-      <w:r>
-        <w:t>Feedback · compare after trying</w:t>
-      </w:r>
-    </w:p>
-    <w:p>
-      <w:pPr>
-        <w:spacing w:line="336" w:lineRule="auto" w:after="180"/>
-        <w:shd w:fill="F1F6FC"/>
-      </w:pPr>
-      <w:r>
-        <w:rPr>
-          <w:b w:val="0"/>
-        </w:rPr>
-        <w:t xml:space="preserve">After your attempt, compare with the supported explanation: Document repair Change a value only if </w:t>
-      </w:r>
-      <w:r>
-        <w:rPr>
-          <w:b/>
-        </w:rPr>
-        <w:t>evidence</w:t>
-      </w:r>
-      <w:r>
-        <w:rPr>
-          <w:b w:val="0"/>
-        </w:rPr>
-        <w:t xml:space="preserve"> supports a correction; preserve the raw record. The </w:t>
-      </w:r>
-      <w:r>
-        <w:rPr>
-          <w:b/>
-        </w:rPr>
-        <w:t>mean</w:t>
-      </w:r>
-      <w:r>
-        <w:rPr>
-          <w:b w:val="0"/>
-        </w:rPr>
-        <w:t xml:space="preserve"> uses every value and is pulled upward by 18.</w:t>
-      </w:r>
-    </w:p>
-    <w:p>
-      <w:pPr>
-        <w:spacing w:line="336" w:lineRule="auto" w:after="180"/>
-        <w:shd w:fill="F1F6FC"/>
-      </w:pPr>
-      <w:r>
-        <w:rPr>
-          <w:b w:val="0"/>
-        </w:rPr>
-        <w:t xml:space="preserve">The </w:t>
-      </w:r>
-      <w:r>
-        <w:rPr>
-          <w:b/>
-        </w:rPr>
-        <w:t>median</w:t>
-      </w:r>
-      <w:r>
-        <w:rPr>
-          <w:b w:val="0"/>
-        </w:rPr>
-        <w:t xml:space="preserve"> identifies the middle recorded time and stays at 3. Neither statistic declares the unusual </w:t>
-      </w:r>
-      <w:r>
-        <w:rPr>
-          <w:b/>
-        </w:rPr>
-        <w:t>observation</w:t>
-      </w:r>
-      <w:r>
-        <w:rPr>
-          <w:b w:val="0"/>
-        </w:rPr>
-        <w:t xml:space="preserve"> invalid.</w:t>
-      </w:r>
-    </w:p>
-    <w:p>
-      <w:pPr>
-        <w:spacing w:line="336" w:lineRule="auto" w:after="180"/>
-        <w:shd w:fill="F1F6FC"/>
-      </w:pPr>
-      <w:r>
-        <w:rPr>
-          <w:b w:val="0"/>
-        </w:rPr>
-        <w:t xml:space="preserve">Deleting it simply because it changes the </w:t>
-      </w:r>
-      <w:r>
-        <w:rPr>
-          <w:b/>
-        </w:rPr>
-        <w:t>mean</w:t>
-      </w:r>
-      <w:r>
-        <w:rPr>
-          <w:b w:val="0"/>
-        </w:rPr>
-        <w:t xml:space="preserve"> would hide potentially real slow work and change the question being answered.</w:t>
-      </w:r>
-    </w:p>
-    <w:p>
-      <w:pPr>
-        <w:pStyle w:val="Heading3"/>
-      </w:pPr>
-      <w:r>
-        <w:t>Practice 2: explain the deciding evidence</w:t>
-      </w:r>
-    </w:p>
-    <w:p>
-      <w:pPr>
-        <w:pStyle w:val="Heading3"/>
-      </w:pPr>
-      <w:r>
-        <w:t>Changed case · predict first</w:t>
-      </w:r>
-    </w:p>
-    <w:p>
-      <w:pPr>
-        <w:spacing w:line="336" w:lineRule="auto" w:after="180"/>
-        <w:shd w:fill="F5F1FB"/>
-      </w:pPr>
-      <w:r>
-        <w:rPr>
-          <w:b w:val="0"/>
-        </w:rPr>
-        <w:t>Changed-case practice: An authorised log confirms 18 was a transcription error for 3. Which conclusion is supported by the supplied facts?</w:t>
-      </w:r>
-    </w:p>
-    <w:p>
-      <w:pPr>
-        <w:spacing w:line="336" w:lineRule="auto" w:after="180"/>
-        <w:shd w:fill="F4F9FC"/>
-      </w:pPr>
-      <w:r>
-        <w:rPr>
-          <w:b w:val="0"/>
-        </w:rPr>
-        <w:t xml:space="preserve">1. Corrected </w:t>
-      </w:r>
-      <w:r>
-        <w:rPr>
-          <w:b/>
-        </w:rPr>
-        <w:t>mean</w:t>
-      </w:r>
-      <w:r>
-        <w:rPr>
-          <w:b w:val="0"/>
-        </w:rPr>
-        <w:t xml:space="preserve"> is 3 minutes and </w:t>
-      </w:r>
-      <w:r>
-        <w:rPr>
-          <w:b/>
-        </w:rPr>
-        <w:t>median</w:t>
-      </w:r>
-      <w:r>
-        <w:rPr>
-          <w:b w:val="0"/>
-        </w:rPr>
-        <w:t xml:space="preserve"> is 3.</w:t>
-      </w:r>
-    </w:p>
-    <w:p>
-      <w:pPr>
-        <w:spacing w:line="336" w:lineRule="auto" w:after="180"/>
-        <w:shd w:fill="F4F9FC"/>
-      </w:pPr>
-      <w:r>
-        <w:rPr>
-          <w:b w:val="0"/>
-        </w:rPr>
-        <w:t xml:space="preserve">2. We can decide the result without examining the changed </w:t>
-      </w:r>
-      <w:r>
-        <w:rPr>
-          <w:b/>
-        </w:rPr>
-        <w:t>input</w:t>
-      </w:r>
-      <w:r>
-        <w:rPr>
-          <w:b w:val="0"/>
-        </w:rPr>
-        <w:t xml:space="preserve"> or the procedure.</w:t>
-      </w:r>
-    </w:p>
-    <w:p>
-      <w:pPr>
-        <w:spacing w:line="336" w:lineRule="auto" w:after="180"/>
-        <w:shd w:fill="F4F9FC"/>
-      </w:pPr>
-      <w:r>
-        <w:rPr>
-          <w:b w:val="0"/>
-        </w:rPr>
-        <w:t xml:space="preserve">3. This one example guarantees correct results for every future </w:t>
-      </w:r>
-      <w:r>
-        <w:rPr>
-          <w:b/>
-        </w:rPr>
-        <w:t>input</w:t>
-      </w:r>
-      <w:r>
-        <w:rPr>
-          <w:b w:val="0"/>
-        </w:rPr>
-        <w:t>.</w:t>
-      </w:r>
-    </w:p>
-    <w:p>
-      <w:pPr>
-        <w:pStyle w:val="Heading3"/>
-      </w:pPr>
-      <w:r>
-        <w:t>My selected conclusion, deciding fact and explanation</w:t>
-      </w:r>
-    </w:p>
-    <w:p>
-      <w:r>
-        <w:t>________________________________________________________________</w:t>
-      </w:r>
-    </w:p>
-    <w:p>
-      <w:r>
-        <w:t>________________________________________________________________</w:t>
-      </w:r>
-    </w:p>
-    <w:p>
-      <w:r>
-        <w:t>________________________________________________________________</w:t>
-      </w:r>
-    </w:p>
-    <w:p>
-      <w:r>
-        <w:t>________________________________________________________________</w:t>
-      </w:r>
-    </w:p>
-    <w:p>
-      <w:r>
-        <w:t>________________________________________________________________</w:t>
-      </w:r>
-    </w:p>
-    <w:p>
-      <w:pPr>
-        <w:pStyle w:val="Heading3"/>
-      </w:pPr>
-      <w:r>
-        <w:t>Hint · try first</w:t>
-      </w:r>
-    </w:p>
-    <w:p>
-      <w:pPr>
-        <w:spacing w:line="336" w:lineRule="auto" w:after="180"/>
-        <w:shd w:fill="F1F6F8"/>
-      </w:pPr>
-      <w:r>
-        <w:rPr>
-          <w:b w:val="0"/>
-        </w:rPr>
-        <w:t>Hint if needed: Use the changed condition and the deciding step in the pictorial trace. The answer must say what follows from those facts.</w:t>
-      </w:r>
-    </w:p>
-    <w:p>
-      <w:pPr>
-        <w:pStyle w:val="Heading3"/>
-      </w:pPr>
-      <w:r>
-        <w:t>Feedback · compare after trying</w:t>
-      </w:r>
-    </w:p>
-    <w:p>
-      <w:pPr>
-        <w:spacing w:line="336" w:lineRule="auto" w:after="180"/>
-        <w:shd w:fill="F1F6FC"/>
-      </w:pPr>
-      <w:r>
-        <w:rPr>
-          <w:b w:val="0"/>
-        </w:rPr>
-        <w:t xml:space="preserve">After your attempt, compare with the supported explanation: Corrected </w:t>
-      </w:r>
-      <w:r>
-        <w:rPr>
-          <w:b/>
-        </w:rPr>
-        <w:t>mean</w:t>
-      </w:r>
-      <w:r>
-        <w:rPr>
-          <w:b w:val="0"/>
-        </w:rPr>
-        <w:t xml:space="preserve"> is 3 minutes and </w:t>
-      </w:r>
-      <w:r>
-        <w:rPr>
-          <w:b/>
-        </w:rPr>
-        <w:t>median</w:t>
-      </w:r>
-      <w:r>
-        <w:rPr>
-          <w:b w:val="0"/>
-        </w:rPr>
-        <w:t xml:space="preserve"> is 3. Values become 2,3,3,4,3 with sum 15; sorted middle remains 3.</w:t>
-      </w:r>
-    </w:p>
-    <w:p>
-      <w:pPr>
-        <w:pStyle w:val="Heading3"/>
-      </w:pPr>
-      <w:r>
-        <w:t>Repair a missing building block</w:t>
-      </w:r>
-    </w:p>
-    <w:p>
-      <w:pPr>
-        <w:spacing w:line="336" w:lineRule="auto" w:after="180"/>
-      </w:pPr>
-      <w:r>
-        <w:rPr>
-          <w:b w:val="0"/>
-        </w:rPr>
-        <w:t>Review Over</w:t>
-      </w:r>
-      <w:r>
-        <w:rPr>
-          <w:b/>
-        </w:rPr>
-        <w:t>fitting</w:t>
-      </w:r>
-      <w:r>
-        <w:rPr>
-          <w:b w:val="0"/>
-        </w:rPr>
-        <w:t xml:space="preserve"> Intuition (ai-2/16). Goal: Compare </w:t>
-      </w:r>
-      <w:r>
-        <w:rPr>
-          <w:b/>
-        </w:rPr>
-        <w:t>training</w:t>
-      </w:r>
-      <w:r>
-        <w:rPr>
-          <w:b w:val="0"/>
-        </w:rPr>
-        <w:t xml:space="preserve"> and validation </w:t>
-      </w:r>
-      <w:r>
-        <w:rPr>
-          <w:b/>
-        </w:rPr>
-        <w:t>evidence</w:t>
-      </w:r>
-      <w:r>
-        <w:rPr>
-          <w:b w:val="0"/>
-        </w:rPr>
-        <w:t xml:space="preserve"> for model capacity. Short practice: Does zero </w:t>
-      </w:r>
-      <w:r>
-        <w:rPr>
-          <w:b/>
-        </w:rPr>
-        <w:t>training</w:t>
-      </w:r>
-      <w:r>
-        <w:rPr>
-          <w:b w:val="0"/>
-        </w:rPr>
-        <w:t xml:space="preserve"> error justify choosing Complex in the original record?.</w:t>
-      </w:r>
-    </w:p>
-    <w:p>
-      <w:pPr>
-        <w:spacing w:line="336" w:lineRule="auto" w:after="180"/>
-      </w:pPr>
-      <w:r>
-        <w:rPr>
-          <w:b w:val="0"/>
-        </w:rPr>
-        <w:t>Return to this week and explain what you changed.</w:t>
-      </w:r>
-    </w:p>
-    <w:p>
-      <w:pPr>
-        <w:spacing w:line="336" w:lineRule="auto" w:after="180"/>
-      </w:pPr>
-      <w:r>
-        <w:rPr>
-          <w:b w:val="0"/>
-        </w:rPr>
-        <w:t xml:space="preserve">Review Decision Trees (ai-2/14). Goal: Fit a root question and leaf </w:t>
-      </w:r>
-      <w:r>
-        <w:rPr>
-          <w:b/>
-        </w:rPr>
-        <w:t>prediction</w:t>
-      </w:r>
-      <w:r>
-        <w:rPr>
-          <w:b w:val="0"/>
-        </w:rPr>
-        <w:t xml:space="preserve">s from </w:t>
-      </w:r>
-      <w:r>
-        <w:rPr>
-          <w:b/>
-        </w:rPr>
-        <w:t>training</w:t>
-      </w:r>
-      <w:r>
-        <w:rPr>
-          <w:b w:val="0"/>
-        </w:rPr>
-        <w:t xml:space="preserve"> examples. Short practice: Why does changing colour alone not change this tree’s </w:t>
-      </w:r>
-      <w:r>
-        <w:rPr>
-          <w:b/>
-        </w:rPr>
-        <w:t>prediction</w:t>
-      </w:r>
-      <w:r>
-        <w:rPr>
-          <w:b w:val="0"/>
-        </w:rPr>
-        <w:t>?.</w:t>
-      </w:r>
-    </w:p>
-    <w:p>
-      <w:pPr>
-        <w:spacing w:line="336" w:lineRule="auto" w:after="180"/>
-      </w:pPr>
-      <w:r>
-        <w:rPr>
-          <w:b w:val="0"/>
-        </w:rPr>
-        <w:t>Return to this week and explain what you changed.</w:t>
-      </w:r>
-    </w:p>
-    <w:p>
-      <w:pPr>
-        <w:spacing w:line="336" w:lineRule="auto" w:after="180"/>
-      </w:pPr>
-      <w:r>
-        <w:rPr>
-          <w:b w:val="0"/>
-        </w:rPr>
-        <w:t xml:space="preserve">Review </w:t>
-      </w:r>
-      <w:r>
-        <w:rPr>
-          <w:b/>
-        </w:rPr>
-        <w:t>Training</w:t>
-      </w:r>
-      <w:r>
-        <w:rPr>
-          <w:b w:val="0"/>
-        </w:rPr>
-        <w:t xml:space="preserve"> and Testing (ai-2/11). Goal: Choose a split unit that matches the intended </w:t>
-      </w:r>
-      <w:r>
-        <w:rPr>
-          <w:b/>
-        </w:rPr>
-        <w:t>prediction</w:t>
-      </w:r>
-      <w:r>
-        <w:rPr>
-          <w:b w:val="0"/>
-        </w:rPr>
-        <w:t xml:space="preserve"> claim. Short practice: How many distinct books are in each repaired role, and why report that as well as scan counts?.</w:t>
-      </w:r>
-    </w:p>
-    <w:p>
-      <w:pPr>
-        <w:spacing w:line="336" w:lineRule="auto" w:after="180"/>
-      </w:pPr>
-      <w:r>
-        <w:rPr>
-          <w:b w:val="0"/>
-        </w:rPr>
-        <w:t>Return to this week and explain what you changed.</w:t>
-      </w:r>
-    </w:p>
-    <w:p>
-      <w:pPr>
-        <w:pStyle w:val="Heading3"/>
-      </w:pPr>
-      <w:r>
-        <w:t>Predict, run and debug</w:t>
-      </w:r>
-    </w:p>
-    <w:p>
-      <w:pPr>
-        <w:spacing w:line="336" w:lineRule="auto" w:after="180"/>
-      </w:pPr>
-      <w:r>
-        <w:rPr>
-          <w:b w:val="0"/>
-        </w:rPr>
-        <w:t xml:space="preserve">The browser lab lets you edit the supported Python examples already included in this lesson. Predict first, run, inspect the actual </w:t>
-      </w:r>
-      <w:r>
-        <w:rPr>
-          <w:b/>
-        </w:rPr>
-        <w:t>output</w:t>
-      </w:r>
-      <w:r>
-        <w:rPr>
-          <w:b w:val="0"/>
-        </w:rPr>
-        <w:t xml:space="preserve"> or error, change one </w:t>
-      </w:r>
-      <w:r>
-        <w:rPr>
-          <w:b/>
-        </w:rPr>
-        <w:t>input</w:t>
-      </w:r>
-      <w:r>
-        <w:rPr>
-          <w:b w:val="0"/>
-        </w:rPr>
-        <w:t>, then run again.</w:t>
-      </w:r>
-    </w:p>
-    <w:p>
-      <w:pPr>
-        <w:spacing w:line="336" w:lineRule="auto" w:after="180"/>
-      </w:pPr>
-      <w:r>
-        <w:rPr>
-          <w:b w:val="0"/>
-        </w:rPr>
-        <w:t xml:space="preserve">Keep code, </w:t>
-      </w:r>
-      <w:r>
-        <w:rPr>
-          <w:b/>
-        </w:rPr>
-        <w:t>prediction</w:t>
-      </w:r>
-      <w:r>
-        <w:rPr>
-          <w:b w:val="0"/>
-        </w:rPr>
-        <w:t>s, actual results and a reasoned revision together. On paper, label your result as a trace rather than an execution.</w:t>
-      </w:r>
-    </w:p>
-    <w:p>
-      <w:pPr>
-        <w:pStyle w:val="Heading3"/>
-      </w:pPr>
-      <w:r>
         <w:t>Keep your completed work</w:t>
       </w:r>
     </w:p>
     <w:p>
       <w:pPr>
-        <w:spacing w:line="336" w:lineRule="auto" w:after="180"/>
-      </w:pPr>
-      <w:r>
-        <w:rPr>
-          <w:b w:val="0"/>
-        </w:rPr>
-        <w:t xml:space="preserve">Use Download completed work in the hosted lesson to export your answers, reflections, practice feedback and code-run </w:t>
-      </w:r>
-      <w:r>
-        <w:rPr>
-          <w:b/>
-        </w:rPr>
-        <w:t>evidence</w:t>
-      </w:r>
-      <w:r>
-        <w:rPr>
-          <w:b w:val="0"/>
-        </w:rPr>
-        <w:t>. Open the HTML copy to read or print it.</w:t>
-      </w:r>
-    </w:p>
-    <w:p>
-      <w:pPr>
-        <w:spacing w:line="336" w:lineRule="auto" w:after="180"/>
-      </w:pPr>
-      <w:r>
-        <w:rPr>
-          <w:b w:val="0"/>
-        </w:rPr>
-        <w:t>Drafts stay in this browser when storage is available; clear drafts on a shared device.</w:t>
-      </w:r>
-    </w:p>
-    <w:p>
-      <w:pPr>
-        <w:pStyle w:val="Heading3"/>
-      </w:pPr>
-      <w:r>
-        <w:t>What I repaired, the evidence I kept and the next test</w:t>
-      </w:r>
-    </w:p>
-    <w:p>
-      <w:r>
-        <w:t>________________________________________________________________</w:t>
-      </w:r>
-    </w:p>
-    <w:p>
-      <w:r>
-        <w:t>________________________________________________________________</w:t>
-      </w:r>
-    </w:p>
-    <w:p>
-      <w:r>
-        <w:t>________________________________________________________________</w:t>
-      </w:r>
-    </w:p>
-    <w:p>
-      <w:r>
-        <w:t>________________________________________________________________</w:t>
-      </w:r>
-    </w:p>
-    <w:p>
-      <w:r>
-        <w:t>________________________________________________________________</w:t>
-      </w:r>
-    </w:p>
-    <w:p>
-      <w:pPr>
         <w:pStyle w:val="Heading1"/>
       </w:pPr>
       <w:r>
-        <w:t>21. Visual concept journey</w:t>
-      </w:r>
-    </w:p>
-    <w:p>
-      <w:r>
-        <w:t>Explain each Noise and Outliers picture from its labels, then record a relevant limit.</w:t>
-      </w:r>
-    </w:p>
-    <w:p>
-      <w:pPr>
-        <w:pStyle w:val="Heading3"/>
+        <w:t>21. Reference · Six-picture response sheets</w:t>
+      </w:r>
+    </w:p>
+    <w:p>
+      <w:r>
+        <w:t>Choose the image that helps rather than repeating all six.</w:t>
+      </w:r>
+    </w:p>
+    <w:p>
+      <w:pPr>
+        <w:pStyle w:val="Heading2"/>
       </w:pPr>
       <w:r>
         <w:t>01. Noise and Outliers: the case</w:t>
@@ -3131,7 +3117,6 @@
     <w:p>
       <w:pPr>
         <w:spacing w:line="336" w:lineRule="auto" w:after="180"/>
-        <w:shd w:fill="F5F1FB"/>
       </w:pPr>
       <w:r>
         <w:rPr>
@@ -3170,7 +3155,7 @@
     </w:p>
     <w:p>
       <w:pPr>
-        <w:pStyle w:val="Heading3"/>
+        <w:pStyle w:val="Heading2"/>
       </w:pPr>
       <w:r>
         <w:t>02. Follow the deciding steps</w:t>
@@ -3280,7 +3265,6 @@
     <w:p>
       <w:pPr>
         <w:spacing w:line="336" w:lineRule="auto" w:after="180"/>
-        <w:shd w:fill="F5F1FB"/>
       </w:pPr>
       <w:r>
         <w:rPr>
@@ -3331,7 +3315,7 @@
     </w:p>
     <w:p>
       <w:pPr>
-        <w:pStyle w:val="Heading3"/>
+        <w:pStyle w:val="Heading2"/>
       </w:pPr>
       <w:r>
         <w:t>03. Retain unusual recorded measurements</w:t>
@@ -3387,7 +3371,6 @@
     <w:p>
       <w:pPr>
         <w:spacing w:line="336" w:lineRule="auto" w:after="180"/>
-        <w:shd w:fill="F5F1FB"/>
       </w:pPr>
       <w:r>
         <w:rPr>
@@ -3426,7 +3409,7 @@
     </w:p>
     <w:p>
       <w:pPr>
-        <w:pStyle w:val="Heading3"/>
+        <w:pStyle w:val="Heading2"/>
       </w:pPr>
       <w:r>
         <w:t>04. Change one thing. Trace what follows.</w:t>
@@ -3529,7 +3512,6 @@
     <w:p>
       <w:pPr>
         <w:spacing w:line="336" w:lineRule="auto" w:after="180"/>
-        <w:shd w:fill="F5F1FB"/>
       </w:pPr>
       <w:r>
         <w:rPr>
@@ -3568,7 +3550,7 @@
     </w:p>
     <w:p>
       <w:pPr>
-        <w:pStyle w:val="Heading3"/>
+        <w:pStyle w:val="Heading2"/>
       </w:pPr>
       <w:r>
         <w:t>05. Connect the explanation to its limit</w:t>
@@ -3706,7 +3688,6 @@
     <w:p>
       <w:pPr>
         <w:spacing w:line="336" w:lineRule="auto" w:after="180"/>
-        <w:shd w:fill="F5F1FB"/>
       </w:pPr>
       <w:r>
         <w:rPr>
@@ -3745,7 +3726,7 @@
     </w:p>
     <w:p>
       <w:pPr>
-        <w:pStyle w:val="Heading3"/>
+        <w:pStyle w:val="Heading2"/>
       </w:pPr>
       <w:r>
         <w:t>06. Make the idea visible in your project</w:t>
@@ -3842,7 +3823,6 @@
     <w:p>
       <w:pPr>
         <w:spacing w:line="336" w:lineRule="auto" w:after="180"/>
-        <w:shd w:fill="F5F1FB"/>
       </w:pPr>
       <w:r>
         <w:rPr>
@@ -3889,6 +3869,62 @@
     <w:p>
       <w:r>
         <w:t>________________________________________________________________</w:t>
+      </w:r>
+    </w:p>
+    <w:p>
+      <w:pPr>
+        <w:pStyle w:val="Heading2"/>
+      </w:pPr>
+      <w:r>
+        <w:t>Earlier wording, alternatives and picture transcripts · reference / check after trying</w:t>
+      </w:r>
+    </w:p>
+    <w:p>
+      <w:pPr>
+        <w:pStyle w:val="Heading3"/>
+      </w:pPr>
+      <w:r>
+        <w:t>01. Noise and Outliers: the case</w:t>
+      </w:r>
+    </w:p>
+    <w:p>
+      <w:pPr>
+        <w:pStyle w:val="Heading3"/>
+      </w:pPr>
+      <w:r>
+        <w:t>02. Follow the deciding steps</w:t>
+      </w:r>
+    </w:p>
+    <w:p>
+      <w:pPr>
+        <w:pStyle w:val="Heading3"/>
+      </w:pPr>
+      <w:r>
+        <w:t>03. Retain unusual recorded measurements</w:t>
+      </w:r>
+    </w:p>
+    <w:p>
+      <w:pPr>
+        <w:pStyle w:val="Heading3"/>
+      </w:pPr>
+      <w:r>
+        <w:t>04. Change one thing. Trace what follows.</w:t>
+      </w:r>
+    </w:p>
+    <w:p>
+      <w:pPr>
+        <w:pStyle w:val="Heading3"/>
+      </w:pPr>
+      <w:r>
+        <w:t>05. Connect the explanation to its limit</w:t>
+      </w:r>
+    </w:p>
+    <w:p>
+      <w:pPr>
+        <w:pStyle w:val="Heading3"/>
+      </w:pPr>
+      <w:r>
+        <w:t>06. Make the idea visible in your project</w:t>
       </w:r>
     </w:p>
     <w:sectPr>
